--- a/Ashish kumar Resume.docx
+++ b/Ashish kumar Resume.docx
@@ -37,58 +37,60 @@
     <w:p>
       <w:pPr>
         <w:pStyle w:val="Heading1"/>
+        <w:spacing w:before="0"/>
+        <w:jc w:val="center"/>
         <w:rPr>
-          <w:sz w:val="22"/>
-          <w:szCs w:val="30"/>
-          <w:lang w:val="en-IN"/>
+          <w:rStyle w:val="Hyperlink"/>
+          <w:color w:val="444444"/>
+          <w:u w:val="none"/>
         </w:rPr>
       </w:pPr>
       <w:r>
         <w:rPr>
-          <w:sz w:val="22"/>
-          <w:szCs w:val="30"/>
+          <w:sz w:val="20"/>
+          <w:szCs w:val="28"/>
         </w:rPr>
         <w:t>Chandigarh, India</w:t>
       </w:r>
       <w:r>
         <w:rPr>
-          <w:sz w:val="22"/>
-          <w:szCs w:val="30"/>
+          <w:sz w:val="20"/>
+          <w:szCs w:val="28"/>
         </w:rPr>
         <w:t xml:space="preserve"> |</w:t>
       </w:r>
       <w:r>
         <w:rPr>
-          <w:sz w:val="22"/>
-          <w:szCs w:val="30"/>
+          <w:sz w:val="20"/>
+          <w:szCs w:val="28"/>
         </w:rPr>
         <w:t xml:space="preserve"> </w:t>
       </w:r>
       <w:r>
         <w:rPr>
-          <w:sz w:val="22"/>
-          <w:szCs w:val="30"/>
+          <w:sz w:val="20"/>
+          <w:szCs w:val="28"/>
         </w:rPr>
         <w:t>+91</w:t>
       </w:r>
       <w:r>
         <w:rPr>
-          <w:sz w:val="22"/>
-          <w:szCs w:val="30"/>
+          <w:sz w:val="20"/>
+          <w:szCs w:val="28"/>
         </w:rPr>
         <w:t xml:space="preserve"> </w:t>
       </w:r>
       <w:r>
         <w:rPr>
-          <w:sz w:val="22"/>
-          <w:szCs w:val="30"/>
+          <w:sz w:val="20"/>
+          <w:szCs w:val="28"/>
         </w:rPr>
         <w:t>9417143628</w:t>
       </w:r>
       <w:r>
         <w:rPr>
-          <w:sz w:val="22"/>
-          <w:szCs w:val="30"/>
+          <w:sz w:val="20"/>
+          <w:szCs w:val="28"/>
         </w:rPr>
         <w:t xml:space="preserve"> | </w:t>
       </w:r>
@@ -96,58 +98,75 @@
         <w:r>
           <w:rPr>
             <w:rStyle w:val="Hyperlink"/>
-            <w:color w:val="0070C0"/>
-            <w:sz w:val="22"/>
-            <w:szCs w:val="30"/>
+            <w:color w:val="444444"/>
+            <w:sz w:val="20"/>
+            <w:szCs w:val="28"/>
+            <w:u w:val="none"/>
           </w:rPr>
           <w:t>ashishk.codes@gmail.com</w:t>
         </w:r>
       </w:hyperlink>
       <w:r>
         <w:rPr>
-          <w:color w:val="0070C0"/>
-          <w:sz w:val="22"/>
-          <w:szCs w:val="30"/>
+          <w:rStyle w:val="Hyperlink"/>
+          <w:color w:val="444444"/>
+          <w:u w:val="none"/>
         </w:rPr>
-        <w:t xml:space="preserve"> </w:t>
+        <w:t xml:space="preserve"> |</w:t>
       </w:r>
-      <w:r>
+    </w:p>
+    <w:p>
+      <w:pPr>
+        <w:pStyle w:val="Heading1"/>
+        <w:spacing w:before="0"/>
+        <w:jc w:val="center"/>
         <w:rPr>
-          <w:sz w:val="22"/>
-          <w:szCs w:val="30"/>
+          <w:rStyle w:val="Hyperlink"/>
+          <w:color w:val="444444"/>
+          <w:sz w:val="20"/>
+          <w:szCs w:val="28"/>
+          <w:u w:val="none"/>
         </w:rPr>
-        <w:t xml:space="preserve">| </w:t>
-      </w:r>
+      </w:pPr>
       <w:hyperlink r:id="rId12" w:history="1">
         <w:r>
           <w:rPr>
             <w:rStyle w:val="Hyperlink"/>
-            <w:color w:val="0070C0"/>
-            <w:sz w:val="22"/>
-            <w:szCs w:val="30"/>
+            <w:color w:val="444444"/>
+            <w:sz w:val="20"/>
+            <w:szCs w:val="28"/>
+            <w:u w:val="none"/>
           </w:rPr>
           <w:t>github.com/akrathor18</w:t>
         </w:r>
       </w:hyperlink>
       <w:r>
         <w:rPr>
-          <w:color w:val="0070C0"/>
-          <w:sz w:val="22"/>
-          <w:szCs w:val="30"/>
+          <w:rStyle w:val="Hyperlink"/>
+          <w:color w:val="444444"/>
+          <w:sz w:val="20"/>
+          <w:szCs w:val="28"/>
+          <w:u w:val="none"/>
         </w:rPr>
         <w:t xml:space="preserve"> </w:t>
       </w:r>
       <w:r>
         <w:rPr>
-          <w:sz w:val="22"/>
-          <w:szCs w:val="30"/>
+          <w:rStyle w:val="Hyperlink"/>
+          <w:color w:val="444444"/>
+          <w:sz w:val="20"/>
+          <w:szCs w:val="28"/>
+          <w:u w:val="none"/>
         </w:rPr>
-        <w:t>|</w:t>
+        <w:t>•</w:t>
       </w:r>
       <w:r>
         <w:rPr>
-          <w:sz w:val="22"/>
-          <w:szCs w:val="30"/>
+          <w:rStyle w:val="Hyperlink"/>
+          <w:color w:val="444444"/>
+          <w:sz w:val="20"/>
+          <w:szCs w:val="28"/>
+          <w:u w:val="none"/>
         </w:rPr>
         <w:t xml:space="preserve"> </w:t>
       </w:r>
@@ -155,24 +174,67 @@
         <w:r>
           <w:rPr>
             <w:rStyle w:val="Hyperlink"/>
-            <w:bCs/>
-            <w:color w:val="0070C0"/>
-            <w:sz w:val="22"/>
-            <w:szCs w:val="30"/>
-            <w:lang w:val="en-IN"/>
+            <w:color w:val="444444"/>
+            <w:sz w:val="20"/>
+            <w:szCs w:val="28"/>
+            <w:u w:val="none"/>
           </w:rPr>
           <w:t>LinkedIn</w:t>
         </w:r>
         <w:r>
           <w:rPr>
             <w:rStyle w:val="Hyperlink"/>
-            <w:bCs/>
+            <w:color w:val="444444"/>
+            <w:sz w:val="20"/>
+            <w:szCs w:val="28"/>
+            <w:u w:val="none"/>
+          </w:rPr>
+          <w:t>.com/</w:t>
+        </w:r>
+        <w:r>
+          <w:rPr>
+            <w:rStyle w:val="Hyperlink"/>
+            <w:color w:val="444444"/>
+            <w:sz w:val="20"/>
+            <w:szCs w:val="28"/>
+            <w:u w:val="none"/>
+          </w:rPr>
+          <w:t>in/ashishkumartech</w:t>
+        </w:r>
+        <w:r>
+          <w:rPr>
+            <w:rStyle w:val="Hyperlink"/>
             <w:color w:val="0070C0"/>
-            <w:sz w:val="22"/>
-            <w:szCs w:val="30"/>
-            <w:lang w:val="en-IN"/>
+            <w:sz w:val="20"/>
+            <w:szCs w:val="28"/>
+            <w:u w:val="none"/>
           </w:rPr>
           <w:t> </w:t>
+        </w:r>
+      </w:hyperlink>
+      <w:r>
+        <w:t>•</w:t>
+      </w:r>
+      <w:r>
+        <w:rPr>
+          <w:rStyle w:val="Hyperlink"/>
+          <w:color w:val="0070C0"/>
+          <w:sz w:val="20"/>
+          <w:szCs w:val="28"/>
+          <w:u w:val="none"/>
+        </w:rPr>
+        <w:t xml:space="preserve"> </w:t>
+      </w:r>
+      <w:hyperlink r:id="rId14" w:history="1">
+        <w:r>
+          <w:rPr>
+            <w:rStyle w:val="Hyperlink"/>
+            <w:color w:val="444444"/>
+            <w:sz w:val="20"/>
+            <w:szCs w:val="28"/>
+            <w:u w:val="none"/>
+          </w:rPr>
+          <w:t>ashish-codes.web.app</w:t>
         </w:r>
       </w:hyperlink>
     </w:p>
@@ -974,57 +1036,65 @@
         <w:t>Note-Sharing Web App</w:t>
       </w:r>
       <w:r>
-        <w:t xml:space="preserve"> |</w:t>
+        <w:t xml:space="preserve"> </w:t>
+      </w:r>
+      <w:r>
+        <w:t>•</w:t>
       </w:r>
       <w:r>
         <w:t xml:space="preserve"> </w:t>
       </w:r>
       <w:r>
-        <w:rPr>
-          <w:u w:val="single"/>
-        </w:rPr>
         <w:t>GitHub</w:t>
       </w:r>
       <w:r>
-        <w:rPr>
-          <w:u w:val="single"/>
-        </w:rPr>
         <w:t>:</w:t>
       </w:r>
       <w:r>
         <w:t xml:space="preserve"> </w:t>
       </w:r>
-      <w:hyperlink r:id="rId14" w:history="1">
+      <w:hyperlink r:id="rId15" w:history="1">
         <w:r>
           <w:rPr>
             <w:rStyle w:val="Hyperlink"/>
-            <w:color w:val="0070C0"/>
+            <w:color w:val="444444"/>
+            <w:u w:val="none"/>
           </w:rPr>
           <w:t>github.com/akrathor18/Note-sharing-app</w:t>
         </w:r>
       </w:hyperlink>
       <w:r>
-        <w:t xml:space="preserve"> |</w:t>
+        <w:rPr>
+          <w:color w:val="444444"/>
+        </w:rPr>
+        <w:t xml:space="preserve"> </w:t>
+      </w:r>
+      <w:r>
+        <w:t>•</w:t>
       </w:r>
       <w:r>
         <w:t xml:space="preserve"> </w:t>
       </w:r>
       <w:r>
-        <w:rPr>
-          <w:u w:val="single"/>
-        </w:rPr>
         <w:t>Live</w:t>
       </w:r>
       <w:r>
-        <w:t xml:space="preserve">: </w:t>
+        <w:t>:</w:t>
       </w:r>
-      <w:hyperlink r:id="rId15" w:history="1">
+      <w:r>
+        <w:rPr>
+          <w:color w:val="444444"/>
+        </w:rPr>
+        <w:t xml:space="preserve"> </w:t>
+      </w:r>
+      <w:hyperlink r:id="rId16" w:history="1">
         <w:r>
           <w:rPr>
             <w:rStyle w:val="Hyperlink"/>
-            <w:color w:val="0070C0"/>
+            <w:color w:val="444444"/>
+            <w:u w:val="none"/>
           </w:rPr>
-          <w:t>https://studyhub-dev.web.app/</w:t>
+          <w:t>studyhub-dev.web.app/</w:t>
         </w:r>
       </w:hyperlink>
     </w:p>
@@ -1472,15 +1542,12 @@
         <w:t xml:space="preserve"> </w:t>
       </w:r>
       <w:r>
-        <w:t>|</w:t>
+        <w:t>•</w:t>
       </w:r>
       <w:r>
         <w:t xml:space="preserve"> </w:t>
       </w:r>
       <w:r>
-        <w:rPr>
-          <w:u w:val="single"/>
-        </w:rPr>
         <w:t>Demo</w:t>
       </w:r>
       <w:r>
@@ -1488,15 +1555,16 @@
       </w:r>
       <w:r>
         <w:rPr>
-          <w:color w:val="0070C0"/>
+          <w:color w:val="444444"/>
         </w:rPr>
         <w:t xml:space="preserve"> </w:t>
       </w:r>
-      <w:hyperlink r:id="rId16" w:history="1">
+      <w:hyperlink r:id="rId17" w:history="1">
         <w:r>
           <w:rPr>
             <w:rStyle w:val="Hyperlink"/>
-            <w:color w:val="0070C0"/>
+            <w:color w:val="444444"/>
+            <w:u w:val="none"/>
           </w:rPr>
           <w:t>invent-labs-frontend.vercel.app</w:t>
         </w:r>
@@ -2471,7 +2539,6 @@
     <w:lvl w:ilvl="0">
       <w:start w:val="1"/>
       <w:numFmt w:val="bullet"/>
-      <w:pStyle w:val="ListBullet"/>
       <w:lvlText w:val=""/>
       <w:lvlJc w:val="left"/>
       <w:pPr>
@@ -2724,8 +2791,8 @@
   <w:abstractNum w:abstractNumId="12" w15:restartNumberingAfterBreak="0">
     <w:nsid w:val="5A7D401F"/>
     <w:multiLevelType w:val="hybridMultilevel"/>
-    <w:tmpl w:val="3110B7FE"/>
-    <w:lvl w:ilvl="0" w:tplc="40090001">
+    <w:tmpl w:val="713EEF42"/>
+    <w:lvl w:ilvl="0" w:tplc="4AD06950">
       <w:start w:val="1"/>
       <w:numFmt w:val="bullet"/>
       <w:lvlText w:val=""/>
@@ -2735,6 +2802,7 @@
       </w:pPr>
       <w:rPr>
         <w:rFonts w:ascii="Symbol" w:hAnsi="Symbol" w:hint="default"/>
+        <w:color w:val="444444"/>
       </w:rPr>
     </w:lvl>
     <w:lvl w:ilvl="1" w:tplc="40090003" w:tentative="1">
@@ -3603,6 +3671,7 @@
   <w:style w:type="character" w:default="1" w:styleId="DefaultParagraphFont">
     <w:name w:val="Default Paragraph Font"/>
     <w:uiPriority w:val="1"/>
+    <w:semiHidden/>
     <w:unhideWhenUsed/>
   </w:style>
   <w:style w:type="table" w:default="1" w:styleId="TableNormal">
@@ -28566,9 +28635,11 @@
     <w:rsid w:val="00860EA7"/>
     <w:rsid w:val="008D4D06"/>
     <w:rsid w:val="00900579"/>
+    <w:rsid w:val="009609F8"/>
     <w:rsid w:val="00A772F4"/>
     <w:rsid w:val="00B01FFA"/>
     <w:rsid w:val="00B53406"/>
+    <w:rsid w:val="00B556D6"/>
     <w:rsid w:val="00D07D56"/>
     <w:rsid w:val="00EE7D6B"/>
     <w:rsid w:val="00F535AE"/>
@@ -29600,12 +29671,7 @@
 </file>
 
 <file path=customXml/item2.xml><?xml version="1.0" encoding="utf-8"?>
-<?mso-contentType ?>
-<FormTemplates xmlns="http://schemas.microsoft.com/sharepoint/v3/contenttype/forms">
-  <Display>DocumentLibraryForm</Display>
-  <Edit>DocumentLibraryForm</Edit>
-  <New>DocumentLibraryForm</New>
-</FormTemplates>
+<b:Sources xmlns:b="http://schemas.openxmlformats.org/officeDocument/2006/bibliography" xmlns="http://schemas.openxmlformats.org/officeDocument/2006/bibliography" SelectedStyle="\APASixthEditionOfficeOnline.xsl" StyleName="APA" Version="6"/>
 </file>
 
 <file path=customXml/item3.xml><?xml version="1.0" encoding="utf-8"?>
@@ -29629,7 +29695,12 @@
 </file>
 
 <file path=customXml/item4.xml><?xml version="1.0" encoding="utf-8"?>
-<b:Sources xmlns:b="http://schemas.openxmlformats.org/officeDocument/2006/bibliography" xmlns="http://schemas.openxmlformats.org/officeDocument/2006/bibliography" SelectedStyle="\APASixthEditionOfficeOnline.xsl" StyleName="APA" Version="6"/>
+<?mso-contentType ?>
+<FormTemplates xmlns="http://schemas.microsoft.com/sharepoint/v3/contenttype/forms">
+  <Display>DocumentLibraryForm</Display>
+  <Edit>DocumentLibraryForm</Edit>
+  <New>DocumentLibraryForm</New>
+</FormTemplates>
 </file>
 
 <file path=customXml/itemProps1.xml><?xml version="1.0" encoding="utf-8"?>
@@ -29654,9 +29725,9 @@
 </file>
 
 <file path=customXml/itemProps2.xml><?xml version="1.0" encoding="utf-8"?>
-<ds:datastoreItem xmlns:ds="http://schemas.openxmlformats.org/officeDocument/2006/customXml" ds:itemID="{AABE5AEB-BD32-46FB-B4E8-5C314C3FA503}">
+<ds:datastoreItem xmlns:ds="http://schemas.openxmlformats.org/officeDocument/2006/customXml" ds:itemID="{B690CEF4-07C7-4C0C-A6BB-7328017E8EDA}">
   <ds:schemaRefs>
-    <ds:schemaRef ds:uri="http://schemas.microsoft.com/sharepoint/v3/contenttype/forms"/>
+    <ds:schemaRef ds:uri="http://schemas.openxmlformats.org/officeDocument/2006/bibliography"/>
   </ds:schemaRefs>
 </ds:datastoreItem>
 </file>
@@ -29674,9 +29745,9 @@
 </file>
 
 <file path=customXml/itemProps4.xml><?xml version="1.0" encoding="utf-8"?>
-<ds:datastoreItem xmlns:ds="http://schemas.openxmlformats.org/officeDocument/2006/customXml" ds:itemID="{B690CEF4-07C7-4C0C-A6BB-7328017E8EDA}">
+<ds:datastoreItem xmlns:ds="http://schemas.openxmlformats.org/officeDocument/2006/customXml" ds:itemID="{AABE5AEB-BD32-46FB-B4E8-5C314C3FA503}">
   <ds:schemaRefs>
-    <ds:schemaRef ds:uri="http://schemas.openxmlformats.org/officeDocument/2006/bibliography"/>
+    <ds:schemaRef ds:uri="http://schemas.microsoft.com/sharepoint/v3/contenttype/forms"/>
   </ds:schemaRefs>
 </ds:datastoreItem>
 </file>

--- a/Ashish kumar Resume.docx
+++ b/Ashish kumar Resume.docx
@@ -37,7 +37,7 @@
     <w:p>
       <w:pPr>
         <w:pStyle w:val="Heading1"/>
-        <w:spacing w:before="0"/>
+        <w:spacing w:before="0" w:after="0"/>
         <w:jc w:val="center"/>
         <w:rPr>
           <w:rStyle w:val="Hyperlink"/>
@@ -118,7 +118,7 @@
     <w:p>
       <w:pPr>
         <w:pStyle w:val="Heading1"/>
-        <w:spacing w:before="0"/>
+        <w:spacing w:before="0" w:after="0"/>
         <w:jc w:val="center"/>
         <w:rPr>
           <w:rStyle w:val="Hyperlink"/>
@@ -189,17 +189,7 @@
             <w:szCs w:val="28"/>
             <w:u w:val="none"/>
           </w:rPr>
-          <w:t>.com/</w:t>
-        </w:r>
-        <w:r>
-          <w:rPr>
-            <w:rStyle w:val="Hyperlink"/>
-            <w:color w:val="444444"/>
-            <w:sz w:val="20"/>
-            <w:szCs w:val="28"/>
-            <w:u w:val="none"/>
-          </w:rPr>
-          <w:t>in/ashishkumartech</w:t>
+          <w:t>.com/in/ashishkumartech</w:t>
         </w:r>
         <w:r>
           <w:rPr>
@@ -347,32 +337,11 @@
           <w:sz w:val="20"/>
           <w:szCs w:val="22"/>
         </w:rPr>
-        <w:t xml:space="preserve">Computer Science Engineering student with </w:t>
+        <w:t xml:space="preserve">Computer Science Engineering student specializing in </w:t>
       </w:r>
       <w:r>
         <w:rPr>
           <w:rFonts w:asciiTheme="minorHAnsi" w:eastAsiaTheme="minorHAnsi" w:hAnsiTheme="minorHAnsi" w:cstheme="minorBidi"/>
-          <w:bCs/>
-          <w:spacing w:val="0"/>
-          <w:sz w:val="20"/>
-          <w:szCs w:val="22"/>
-        </w:rPr>
-        <w:t>strong fundamentals</w:t>
-      </w:r>
-      <w:r>
-        <w:rPr>
-          <w:rFonts w:asciiTheme="minorHAnsi" w:eastAsiaTheme="minorHAnsi" w:hAnsiTheme="minorHAnsi" w:cstheme="minorBidi"/>
-          <w:b w:val="0"/>
-          <w:spacing w:val="0"/>
-          <w:sz w:val="20"/>
-          <w:szCs w:val="22"/>
-        </w:rPr>
-        <w:t xml:space="preserve"> in </w:t>
-      </w:r>
-      <w:r>
-        <w:rPr>
-          <w:rFonts w:asciiTheme="minorHAnsi" w:eastAsiaTheme="minorHAnsi" w:hAnsiTheme="minorHAnsi" w:cstheme="minorBidi"/>
-          <w:bCs/>
           <w:spacing w:val="0"/>
           <w:sz w:val="20"/>
           <w:szCs w:val="22"/>
@@ -383,6 +352,7 @@
         <w:rPr>
           <w:rFonts w:asciiTheme="minorHAnsi" w:eastAsiaTheme="minorHAnsi" w:hAnsiTheme="minorHAnsi" w:cstheme="minorBidi"/>
           <w:b w:val="0"/>
+          <w:bCs/>
           <w:spacing w:val="0"/>
           <w:sz w:val="20"/>
           <w:szCs w:val="22"/>
@@ -392,42 +362,12 @@
       <w:r>
         <w:rPr>
           <w:rFonts w:asciiTheme="minorHAnsi" w:eastAsiaTheme="minorHAnsi" w:hAnsiTheme="minorHAnsi" w:cstheme="minorBidi"/>
-          <w:bCs/>
-          <w:spacing w:val="0"/>
-          <w:sz w:val="20"/>
-          <w:szCs w:val="22"/>
-        </w:rPr>
-        <w:t>Passionate</w:t>
-      </w:r>
-      <w:r>
-        <w:rPr>
-          <w:rFonts w:asciiTheme="minorHAnsi" w:eastAsiaTheme="minorHAnsi" w:hAnsiTheme="minorHAnsi" w:cstheme="minorBidi"/>
           <w:b w:val="0"/>
           <w:spacing w:val="0"/>
           <w:sz w:val="20"/>
           <w:szCs w:val="22"/>
         </w:rPr>
-        <w:t xml:space="preserve"> about </w:t>
-      </w:r>
-      <w:r>
-        <w:rPr>
-          <w:rFonts w:asciiTheme="minorHAnsi" w:eastAsiaTheme="minorHAnsi" w:hAnsiTheme="minorHAnsi" w:cstheme="minorBidi"/>
-          <w:bCs/>
-          <w:spacing w:val="0"/>
-          <w:sz w:val="20"/>
-          <w:szCs w:val="22"/>
-        </w:rPr>
-        <w:t>building</w:t>
-      </w:r>
-      <w:r>
-        <w:rPr>
-          <w:rFonts w:asciiTheme="minorHAnsi" w:eastAsiaTheme="minorHAnsi" w:hAnsiTheme="minorHAnsi" w:cstheme="minorBidi"/>
-          <w:b w:val="0"/>
-          <w:spacing w:val="0"/>
-          <w:sz w:val="20"/>
-          <w:szCs w:val="22"/>
-        </w:rPr>
-        <w:t xml:space="preserve"> </w:t>
+        <w:t xml:space="preserve">Experienced in building </w:t>
       </w:r>
       <w:r>
         <w:rPr>
@@ -457,7 +397,7 @@
           <w:sz w:val="20"/>
           <w:szCs w:val="22"/>
         </w:rPr>
-        <w:t>user-centric applications</w:t>
+        <w:t>real-world applications</w:t>
       </w:r>
       <w:r>
         <w:rPr>
@@ -467,7 +407,7 @@
           <w:sz w:val="20"/>
           <w:szCs w:val="22"/>
         </w:rPr>
-        <w:t xml:space="preserve"> using </w:t>
+        <w:t xml:space="preserve"> with </w:t>
       </w:r>
       <w:r>
         <w:rPr>
@@ -477,27 +417,7 @@
           <w:sz w:val="20"/>
           <w:szCs w:val="22"/>
         </w:rPr>
-        <w:t>React</w:t>
-      </w:r>
-      <w:r>
-        <w:rPr>
-          <w:rFonts w:asciiTheme="minorHAnsi" w:eastAsiaTheme="minorHAnsi" w:hAnsiTheme="minorHAnsi" w:cstheme="minorBidi"/>
-          <w:b w:val="0"/>
-          <w:spacing w:val="0"/>
-          <w:sz w:val="20"/>
-          <w:szCs w:val="22"/>
-        </w:rPr>
-        <w:t xml:space="preserve">, </w:t>
-      </w:r>
-      <w:r>
-        <w:rPr>
-          <w:rFonts w:asciiTheme="minorHAnsi" w:eastAsiaTheme="minorHAnsi" w:hAnsiTheme="minorHAnsi" w:cstheme="minorBidi"/>
-          <w:bCs/>
-          <w:spacing w:val="0"/>
-          <w:sz w:val="20"/>
-          <w:szCs w:val="22"/>
-        </w:rPr>
-        <w:t>Node.js</w:t>
+        <w:t>authentication</w:t>
       </w:r>
       <w:r>
         <w:rPr>
@@ -547,7 +467,26 @@
           <w:sz w:val="20"/>
           <w:szCs w:val="22"/>
         </w:rPr>
-        <w:t xml:space="preserve">. Seeking </w:t>
+        <w:t xml:space="preserve">. Seeking a </w:t>
+      </w:r>
+      <w:r>
+        <w:rPr>
+          <w:rFonts w:asciiTheme="minorHAnsi" w:eastAsiaTheme="minorHAnsi" w:hAnsiTheme="minorHAnsi" w:cstheme="minorBidi"/>
+          <w:spacing w:val="0"/>
+          <w:sz w:val="20"/>
+          <w:szCs w:val="22"/>
+        </w:rPr>
+        <w:t xml:space="preserve">Full-Stack Developer Internship </w:t>
+      </w:r>
+      <w:r>
+        <w:rPr>
+          <w:rFonts w:asciiTheme="minorHAnsi" w:eastAsiaTheme="minorHAnsi" w:hAnsiTheme="minorHAnsi" w:cstheme="minorBidi"/>
+          <w:b w:val="0"/>
+          <w:spacing w:val="0"/>
+          <w:sz w:val="20"/>
+          <w:szCs w:val="22"/>
+        </w:rPr>
+        <w:t xml:space="preserve">to contribute to </w:t>
       </w:r>
       <w:r>
         <w:rPr>
@@ -557,7 +496,7 @@
           <w:sz w:val="20"/>
           <w:szCs w:val="22"/>
         </w:rPr>
-        <w:t>a Full Stack Development Intern</w:t>
+        <w:t>production-ready products</w:t>
       </w:r>
       <w:r>
         <w:rPr>
@@ -567,107 +506,7 @@
           <w:sz w:val="20"/>
           <w:szCs w:val="22"/>
         </w:rPr>
-        <w:t xml:space="preserve"> role to contribute </w:t>
-      </w:r>
-      <w:r>
-        <w:rPr>
-          <w:rFonts w:asciiTheme="minorHAnsi" w:eastAsiaTheme="minorHAnsi" w:hAnsiTheme="minorHAnsi" w:cstheme="minorBidi"/>
-          <w:bCs/>
-          <w:spacing w:val="0"/>
-          <w:sz w:val="20"/>
-          <w:szCs w:val="22"/>
-        </w:rPr>
-        <w:t>to real-world products</w:t>
-      </w:r>
-      <w:r>
-        <w:rPr>
-          <w:rFonts w:asciiTheme="minorHAnsi" w:eastAsiaTheme="minorHAnsi" w:hAnsiTheme="minorHAnsi" w:cstheme="minorBidi"/>
-          <w:b w:val="0"/>
-          <w:spacing w:val="0"/>
-          <w:sz w:val="20"/>
-          <w:szCs w:val="22"/>
-        </w:rPr>
-        <w:t xml:space="preserve"> while </w:t>
-      </w:r>
-      <w:r>
-        <w:rPr>
-          <w:rFonts w:asciiTheme="minorHAnsi" w:eastAsiaTheme="minorHAnsi" w:hAnsiTheme="minorHAnsi" w:cstheme="minorBidi"/>
-          <w:bCs/>
-          <w:spacing w:val="0"/>
-          <w:sz w:val="20"/>
-          <w:szCs w:val="22"/>
-        </w:rPr>
-        <w:t>continuously</w:t>
-      </w:r>
-      <w:r>
-        <w:rPr>
-          <w:rFonts w:asciiTheme="minorHAnsi" w:eastAsiaTheme="minorHAnsi" w:hAnsiTheme="minorHAnsi" w:cstheme="minorBidi"/>
-          <w:b w:val="0"/>
-          <w:spacing w:val="0"/>
-          <w:sz w:val="20"/>
-          <w:szCs w:val="22"/>
-        </w:rPr>
-        <w:t xml:space="preserve"> </w:t>
-      </w:r>
-      <w:r>
-        <w:rPr>
-          <w:rFonts w:asciiTheme="minorHAnsi" w:eastAsiaTheme="minorHAnsi" w:hAnsiTheme="minorHAnsi" w:cstheme="minorBidi"/>
-          <w:bCs/>
-          <w:spacing w:val="0"/>
-          <w:sz w:val="20"/>
-          <w:szCs w:val="22"/>
-        </w:rPr>
-        <w:t>improving</w:t>
-      </w:r>
-      <w:r>
-        <w:rPr>
-          <w:rFonts w:asciiTheme="minorHAnsi" w:eastAsiaTheme="minorHAnsi" w:hAnsiTheme="minorHAnsi" w:cstheme="minorBidi"/>
-          <w:b w:val="0"/>
-          <w:spacing w:val="0"/>
-          <w:sz w:val="20"/>
-          <w:szCs w:val="22"/>
-        </w:rPr>
-        <w:t xml:space="preserve"> technical and </w:t>
-      </w:r>
-      <w:r>
-        <w:rPr>
-          <w:rFonts w:asciiTheme="minorHAnsi" w:eastAsiaTheme="minorHAnsi" w:hAnsiTheme="minorHAnsi" w:cstheme="minorBidi"/>
-          <w:bCs/>
-          <w:spacing w:val="0"/>
-          <w:sz w:val="20"/>
-          <w:szCs w:val="22"/>
-        </w:rPr>
-        <w:t>problem-solving</w:t>
-      </w:r>
-      <w:r>
-        <w:rPr>
-          <w:rFonts w:asciiTheme="minorHAnsi" w:eastAsiaTheme="minorHAnsi" w:hAnsiTheme="minorHAnsi" w:cstheme="minorBidi"/>
-          <w:b w:val="0"/>
-          <w:spacing w:val="0"/>
-          <w:sz w:val="20"/>
-          <w:szCs w:val="22"/>
-        </w:rPr>
-        <w:t xml:space="preserve"> </w:t>
-      </w:r>
-      <w:r>
-        <w:rPr>
-          <w:rFonts w:asciiTheme="minorHAnsi" w:eastAsiaTheme="minorHAnsi" w:hAnsiTheme="minorHAnsi" w:cstheme="minorBidi"/>
-          <w:bCs/>
-          <w:spacing w:val="0"/>
-          <w:sz w:val="20"/>
-          <w:szCs w:val="22"/>
-        </w:rPr>
-        <w:t>skills</w:t>
-      </w:r>
-      <w:r>
-        <w:rPr>
-          <w:rFonts w:asciiTheme="minorHAnsi" w:eastAsiaTheme="minorHAnsi" w:hAnsiTheme="minorHAnsi" w:cstheme="minorBidi"/>
-          <w:b w:val="0"/>
-          <w:spacing w:val="0"/>
-          <w:sz w:val="20"/>
-          <w:szCs w:val="22"/>
-        </w:rPr>
-        <w:t>.</w:t>
+        <w:t xml:space="preserve"> and sharpen problem-solving skills.</w:t>
       </w:r>
     </w:p>
     <w:p>
@@ -891,7 +730,10 @@
         <w:t>VS Code, Postman,</w:t>
       </w:r>
       <w:r>
-        <w:t xml:space="preserve"> MS Office</w:t>
+        <w:t xml:space="preserve"> </w:t>
+      </w:r>
+      <w:r>
+        <w:t>Firebase Hosting</w:t>
       </w:r>
     </w:p>
     <w:p>
@@ -1112,7 +954,10 @@
     <w:p>
       <w:pPr>
         <w:pStyle w:val="ListBullet"/>
-        <w:ind w:left="283"/>
+        <w:rPr>
+          <w:b/>
+          <w:bCs/>
+        </w:rPr>
       </w:pPr>
       <w:r>
         <w:t xml:space="preserve">Built a </w:t>
@@ -1122,27 +967,52 @@
           <w:b/>
           <w:bCs/>
         </w:rPr>
-        <w:t>full-stack platform</w:t>
+        <w:t>full-stack</w:t>
       </w:r>
       <w:r>
-        <w:t xml:space="preserve"> for </w:t>
+        <w:t xml:space="preserve"> </w:t>
       </w:r>
       <w:r>
         <w:rPr>
           <w:b/>
           <w:bCs/>
         </w:rPr>
-        <w:t>students</w:t>
+        <w:t>note-sharing</w:t>
       </w:r>
       <w:r>
-        <w:t xml:space="preserve"> to </w:t>
+        <w:t xml:space="preserve"> platform using </w:t>
       </w:r>
       <w:r>
         <w:rPr>
           <w:b/>
           <w:bCs/>
         </w:rPr>
-        <w:t>upload</w:t>
+        <w:t>React, Node.js, Express.js, and MongoDB.</w:t>
+      </w:r>
+    </w:p>
+    <w:p>
+      <w:pPr>
+        <w:pStyle w:val="ListBullet"/>
+      </w:pPr>
+      <w:r>
+        <w:t xml:space="preserve">Implemented </w:t>
+      </w:r>
+      <w:r>
+        <w:rPr>
+          <w:b/>
+          <w:bCs/>
+        </w:rPr>
+        <w:t>REST APIs</w:t>
+      </w:r>
+      <w:r>
+        <w:t xml:space="preserve"> for user </w:t>
+      </w:r>
+      <w:r>
+        <w:rPr>
+          <w:b/>
+          <w:bCs/>
+        </w:rPr>
+        <w:t>authentication</w:t>
       </w:r>
       <w:r>
         <w:t xml:space="preserve">, </w:t>
@@ -1152,77 +1022,17 @@
           <w:b/>
           <w:bCs/>
         </w:rPr>
-        <w:t>share</w:t>
+        <w:t>note management</w:t>
+      </w:r>
+      <w:r>
+        <w:t xml:space="preserve">, and </w:t>
       </w:r>
       <w:r>
         <w:rPr>
           <w:b/>
           <w:bCs/>
         </w:rPr>
-        <w:t>,</w:t>
-      </w:r>
-      <w:r>
-        <w:t xml:space="preserve"> and </w:t>
-      </w:r>
-      <w:r>
-        <w:rPr>
-          <w:b/>
-          <w:bCs/>
-        </w:rPr>
-        <w:t>access</w:t>
-      </w:r>
-      <w:r>
-        <w:t xml:space="preserve"> </w:t>
-      </w:r>
-      <w:r>
-        <w:rPr>
-          <w:b/>
-          <w:bCs/>
-        </w:rPr>
-        <w:t>study</w:t>
-      </w:r>
-      <w:r>
-        <w:t xml:space="preserve"> </w:t>
-      </w:r>
-      <w:r>
-        <w:rPr>
-          <w:b/>
-          <w:bCs/>
-        </w:rPr>
-        <w:t>notes</w:t>
-      </w:r>
-      <w:r>
-        <w:t xml:space="preserve"> with </w:t>
-      </w:r>
-      <w:r>
-        <w:rPr>
-          <w:b/>
-          <w:bCs/>
-        </w:rPr>
-        <w:t>subject</w:t>
-      </w:r>
-      <w:r>
-        <w:t xml:space="preserve"> </w:t>
-      </w:r>
-      <w:r>
-        <w:rPr>
-          <w:b/>
-          <w:bCs/>
-        </w:rPr>
-        <w:t>filters</w:t>
-      </w:r>
-      <w:r>
-        <w:t xml:space="preserve"> &amp; </w:t>
-      </w:r>
-      <w:r>
-        <w:rPr>
-          <w:b/>
-          <w:bCs/>
-        </w:rPr>
-        <w:t>search</w:t>
-      </w:r>
-      <w:r>
-        <w:t>.</w:t>
+        <w:t>quiz modules.</w:t>
       </w:r>
     </w:p>
     <w:p>
@@ -1237,37 +1047,17 @@
           <w:b/>
           <w:bCs/>
         </w:rPr>
-        <w:t>quiz</w:t>
+        <w:t>MCQ-based quizzes</w:t>
       </w:r>
       <w:r>
-        <w:t xml:space="preserve"> </w:t>
+        <w:t xml:space="preserve"> to track user </w:t>
       </w:r>
       <w:r>
         <w:rPr>
           <w:b/>
           <w:bCs/>
         </w:rPr>
-        <w:t>module</w:t>
-      </w:r>
-      <w:r>
-        <w:t xml:space="preserve"> with </w:t>
-      </w:r>
-      <w:r>
-        <w:rPr>
-          <w:b/>
-          <w:bCs/>
-        </w:rPr>
-        <w:t>multiple-choice questions</w:t>
-      </w:r>
-      <w:r>
-        <w:t xml:space="preserve"> to help students </w:t>
-      </w:r>
-      <w:r>
-        <w:rPr>
-          <w:b/>
-          <w:bCs/>
-        </w:rPr>
-        <w:t>test knowledge</w:t>
+        <w:t>progress</w:t>
       </w:r>
       <w:r>
         <w:t xml:space="preserve"> and </w:t>
@@ -1277,7 +1067,10 @@
           <w:b/>
           <w:bCs/>
         </w:rPr>
-        <w:t>track progress</w:t>
+        <w:t>engagement</w:t>
+      </w:r>
+      <w:r>
+        <w:t>.</w:t>
       </w:r>
     </w:p>
     <w:p>
@@ -1285,69 +1078,17 @@
         <w:pStyle w:val="ListBullet"/>
       </w:pPr>
       <w:r>
-        <w:rPr>
-          <w:b/>
-          <w:bCs/>
-        </w:rPr>
-        <w:t>Designed complex user schema</w:t>
-      </w:r>
-      <w:r>
-        <w:t xml:space="preserve"> including </w:t>
+        <w:t xml:space="preserve">Designed </w:t>
       </w:r>
       <w:r>
         <w:rPr>
           <w:b/>
           <w:bCs/>
         </w:rPr>
-        <w:t>bio, study analytics, achievements</w:t>
+        <w:t>scalable user schemas</w:t>
       </w:r>
       <w:r>
-        <w:t xml:space="preserve">, and </w:t>
-      </w:r>
-      <w:r>
-        <w:rPr>
-          <w:b/>
-          <w:bCs/>
-        </w:rPr>
-        <w:t>recent activity.</w:t>
-      </w:r>
-    </w:p>
-    <w:p>
-      <w:pPr>
-        <w:pStyle w:val="ListBullet"/>
-      </w:pPr>
-      <w:r>
-        <w:t xml:space="preserve">Implemented </w:t>
-      </w:r>
-      <w:r>
-        <w:rPr>
-          <w:b/>
-          <w:bCs/>
-        </w:rPr>
-        <w:t>responsive UI</w:t>
-      </w:r>
-      <w:r>
-        <w:t xml:space="preserve"> with </w:t>
-      </w:r>
-      <w:r>
-        <w:rPr>
-          <w:b/>
-          <w:bCs/>
-        </w:rPr>
-        <w:t>React</w:t>
-      </w:r>
-      <w:r>
-        <w:t xml:space="preserve"> and </w:t>
-      </w:r>
-      <w:r>
-        <w:rPr>
-          <w:b/>
-          <w:bCs/>
-        </w:rPr>
-        <w:t>Tailwind CSS</w:t>
-      </w:r>
-      <w:r>
-        <w:t xml:space="preserve"> for seamless cross-device experience.</w:t>
+        <w:t xml:space="preserve"> including bio, analytics, achievements, and activity logs.</w:t>
       </w:r>
     </w:p>
     <w:p>
@@ -1358,166 +1099,27 @@
         </w:rPr>
       </w:pPr>
       <w:r>
-        <w:rPr>
-          <w:lang w:val="en-IN" w:eastAsia="en-IN"/>
-        </w:rPr>
-        <w:t xml:space="preserve">Followed </w:t>
+        <w:t xml:space="preserve">Developed </w:t>
       </w:r>
       <w:r>
         <w:rPr>
           <w:b/>
           <w:bCs/>
-          <w:lang w:val="en-IN" w:eastAsia="en-IN"/>
         </w:rPr>
-        <w:t>REST API</w:t>
+        <w:t>responsive UI</w:t>
       </w:r>
       <w:r>
-        <w:rPr>
-          <w:lang w:val="en-IN" w:eastAsia="en-IN"/>
-        </w:rPr>
-        <w:t xml:space="preserve"> standards and </w:t>
+        <w:t xml:space="preserve"> with React and Tailwind CSS and </w:t>
       </w:r>
       <w:r>
         <w:rPr>
           <w:b/>
           <w:bCs/>
-          <w:lang w:val="en-IN" w:eastAsia="en-IN"/>
         </w:rPr>
-        <w:t>modular</w:t>
+        <w:t>automated deployment</w:t>
       </w:r>
       <w:r>
-        <w:rPr>
-          <w:lang w:val="en-IN" w:eastAsia="en-IN"/>
-        </w:rPr>
-        <w:t xml:space="preserve"> </w:t>
-      </w:r>
-      <w:r>
-        <w:rPr>
-          <w:b/>
-          <w:bCs/>
-          <w:lang w:val="en-IN" w:eastAsia="en-IN"/>
-        </w:rPr>
-        <w:t>backend</w:t>
-      </w:r>
-      <w:r>
-        <w:rPr>
-          <w:lang w:val="en-IN" w:eastAsia="en-IN"/>
-        </w:rPr>
-        <w:t xml:space="preserve"> </w:t>
-      </w:r>
-      <w:r>
-        <w:rPr>
-          <w:b/>
-          <w:bCs/>
-          <w:lang w:val="en-IN" w:eastAsia="en-IN"/>
-        </w:rPr>
-        <w:t>architecture</w:t>
-      </w:r>
-      <w:r>
-        <w:rPr>
-          <w:lang w:val="en-IN" w:eastAsia="en-IN"/>
-        </w:rPr>
-        <w:t xml:space="preserve"> for easy </w:t>
-      </w:r>
-      <w:r>
-        <w:rPr>
-          <w:b/>
-          <w:bCs/>
-          <w:lang w:val="en-IN" w:eastAsia="en-IN"/>
-        </w:rPr>
-        <w:t>feature</w:t>
-      </w:r>
-      <w:r>
-        <w:rPr>
-          <w:lang w:val="en-IN" w:eastAsia="en-IN"/>
-        </w:rPr>
-        <w:t xml:space="preserve"> </w:t>
-      </w:r>
-      <w:r>
-        <w:rPr>
-          <w:b/>
-          <w:bCs/>
-          <w:lang w:val="en-IN" w:eastAsia="en-IN"/>
-        </w:rPr>
-        <w:t>expansion</w:t>
-      </w:r>
-    </w:p>
-    <w:p>
-      <w:pPr>
-        <w:pStyle w:val="ListBullet"/>
-        <w:rPr>
-          <w:lang w:val="en-IN" w:eastAsia="en-IN"/>
-        </w:rPr>
-      </w:pPr>
-      <w:r>
-        <w:rPr>
-          <w:b/>
-          <w:bCs/>
-          <w:lang w:eastAsia="en-IN"/>
-        </w:rPr>
-        <w:t>Implemented CI/CD</w:t>
-      </w:r>
-      <w:r>
-        <w:rPr>
-          <w:lang w:eastAsia="en-IN"/>
-        </w:rPr>
-        <w:t xml:space="preserve"> using </w:t>
-      </w:r>
-      <w:r>
-        <w:rPr>
-          <w:b/>
-          <w:bCs/>
-          <w:lang w:eastAsia="en-IN"/>
-        </w:rPr>
-        <w:t>GitHub Actions</w:t>
-      </w:r>
-      <w:r>
-        <w:rPr>
-          <w:lang w:eastAsia="en-IN"/>
-        </w:rPr>
-        <w:t xml:space="preserve"> to automate </w:t>
-      </w:r>
-      <w:r>
-        <w:rPr>
-          <w:b/>
-          <w:bCs/>
-          <w:lang w:eastAsia="en-IN"/>
-        </w:rPr>
-        <w:t>build</w:t>
-      </w:r>
-      <w:r>
-        <w:rPr>
-          <w:lang w:eastAsia="en-IN"/>
-        </w:rPr>
-        <w:t xml:space="preserve"> and </w:t>
-      </w:r>
-      <w:r>
-        <w:rPr>
-          <w:b/>
-          <w:bCs/>
-          <w:lang w:eastAsia="en-IN"/>
-        </w:rPr>
-        <w:t>deployment</w:t>
-      </w:r>
-      <w:r>
-        <w:rPr>
-          <w:lang w:eastAsia="en-IN"/>
-        </w:rPr>
-        <w:t xml:space="preserve"> </w:t>
-      </w:r>
-      <w:r>
-        <w:rPr>
-          <w:b/>
-          <w:bCs/>
-          <w:lang w:eastAsia="en-IN"/>
-        </w:rPr>
-        <w:t>workflows</w:t>
-      </w:r>
-      <w:r>
-        <w:rPr>
-          <w:lang w:eastAsia="en-IN"/>
-        </w:rPr>
-        <w:t>, enabling reliable and faster releases.</w:t>
+        <w:t xml:space="preserve"> using GitHub Actions (CI/CD).</w:t>
       </w:r>
     </w:p>
     <w:p>
@@ -1583,301 +1185,304 @@
     </w:p>
     <w:p>
       <w:pPr>
-        <w:pStyle w:val="ListBullet"/>
+        <w:pStyle w:val="Heading2"/>
+        <w:numPr>
+          <w:ilvl w:val="0"/>
+          <w:numId w:val="15"/>
+        </w:numPr>
+        <w:spacing w:before="0"/>
+        <w:rPr>
+          <w:rFonts w:eastAsiaTheme="minorHAnsi" w:cstheme="minorBidi"/>
+          <w:b w:val="0"/>
+          <w:color w:val="000000" w:themeColor="text1"/>
+          <w:szCs w:val="22"/>
+        </w:rPr>
       </w:pPr>
       <w:r>
+        <w:rPr>
+          <w:rFonts w:eastAsiaTheme="minorHAnsi" w:cstheme="minorBidi"/>
+          <w:b w:val="0"/>
+          <w:color w:val="000000" w:themeColor="text1"/>
+          <w:szCs w:val="22"/>
+        </w:rPr>
         <w:t xml:space="preserve">Engineered a </w:t>
       </w:r>
       <w:r>
         <w:rPr>
-          <w:b/>
+          <w:rFonts w:eastAsiaTheme="minorHAnsi" w:cstheme="minorBidi"/>
           <w:bCs/>
+          <w:color w:val="000000" w:themeColor="text1"/>
+          <w:szCs w:val="22"/>
         </w:rPr>
-        <w:t xml:space="preserve">real-time inventory tracker </w:t>
-      </w:r>
-      <w:r>
-        <w:t xml:space="preserve">supporting </w:t>
+        <w:t xml:space="preserve">real-time </w:t>
       </w:r>
       <w:r>
         <w:rPr>
-          <w:b/>
+          <w:rFonts w:eastAsiaTheme="minorHAnsi" w:cstheme="minorBidi"/>
+          <w:b w:val="0"/>
+          <w:color w:val="000000" w:themeColor="text1"/>
+          <w:szCs w:val="22"/>
+        </w:rPr>
+        <w:t xml:space="preserve">inventory management system handling </w:t>
+      </w:r>
+      <w:r>
+        <w:rPr>
+          <w:rFonts w:eastAsiaTheme="minorHAnsi" w:cstheme="minorBidi"/>
           <w:bCs/>
+          <w:color w:val="000000" w:themeColor="text1"/>
+          <w:szCs w:val="22"/>
         </w:rPr>
         <w:t>sales</w:t>
       </w:r>
       <w:r>
+        <w:rPr>
+          <w:rFonts w:eastAsiaTheme="minorHAnsi" w:cstheme="minorBidi"/>
+          <w:b w:val="0"/>
+          <w:color w:val="000000" w:themeColor="text1"/>
+          <w:szCs w:val="22"/>
+        </w:rPr>
         <w:t xml:space="preserve">, </w:t>
       </w:r>
       <w:r>
         <w:rPr>
-          <w:b/>
+          <w:rFonts w:eastAsiaTheme="minorHAnsi" w:cstheme="minorBidi"/>
           <w:bCs/>
+          <w:color w:val="000000" w:themeColor="text1"/>
+          <w:szCs w:val="22"/>
         </w:rPr>
         <w:t>returns</w:t>
       </w:r>
       <w:r>
-        <w:t xml:space="preserve"> &amp; </w:t>
+        <w:rPr>
+          <w:rFonts w:eastAsiaTheme="minorHAnsi" w:cstheme="minorBidi"/>
+          <w:b w:val="0"/>
+          <w:color w:val="000000" w:themeColor="text1"/>
+          <w:szCs w:val="22"/>
+        </w:rPr>
+        <w:t xml:space="preserve">, and </w:t>
       </w:r>
       <w:r>
         <w:rPr>
-          <w:b/>
+          <w:rFonts w:eastAsiaTheme="minorHAnsi" w:cstheme="minorBidi"/>
           <w:bCs/>
+          <w:color w:val="000000" w:themeColor="text1"/>
+          <w:szCs w:val="22"/>
         </w:rPr>
         <w:t>stock</w:t>
       </w:r>
       <w:r>
-        <w:t xml:space="preserve"> </w:t>
-      </w:r>
-      <w:r>
         <w:rPr>
-          <w:b/>
-          <w:bCs/>
+          <w:rFonts w:eastAsiaTheme="minorHAnsi" w:cstheme="minorBidi"/>
+          <w:b w:val="0"/>
+          <w:color w:val="000000" w:themeColor="text1"/>
+          <w:szCs w:val="22"/>
         </w:rPr>
-        <w:t>refill</w:t>
-      </w:r>
-      <w:r>
-        <w:t xml:space="preserve"> operations</w:t>
+        <w:t xml:space="preserve"> refills.</w:t>
       </w:r>
     </w:p>
     <w:p>
       <w:pPr>
-        <w:pStyle w:val="ListBullet"/>
+        <w:pStyle w:val="Heading2"/>
+        <w:numPr>
+          <w:ilvl w:val="0"/>
+          <w:numId w:val="15"/>
+        </w:numPr>
+        <w:spacing w:before="0"/>
+        <w:rPr>
+          <w:rFonts w:eastAsiaTheme="minorHAnsi" w:cstheme="minorBidi"/>
+          <w:b w:val="0"/>
+          <w:color w:val="000000" w:themeColor="text1"/>
+          <w:szCs w:val="22"/>
+        </w:rPr>
       </w:pPr>
       <w:r>
+        <w:rPr>
+          <w:rFonts w:eastAsiaTheme="minorHAnsi" w:cstheme="minorBidi"/>
+          <w:b w:val="0"/>
+          <w:color w:val="000000" w:themeColor="text1"/>
+          <w:szCs w:val="22"/>
+        </w:rPr>
         <w:t xml:space="preserve">Implemented </w:t>
       </w:r>
       <w:r>
         <w:rPr>
-          <w:b/>
+          <w:rFonts w:eastAsiaTheme="minorHAnsi" w:cstheme="minorBidi"/>
           <w:bCs/>
+          <w:color w:val="000000" w:themeColor="text1"/>
+          <w:szCs w:val="22"/>
         </w:rPr>
         <w:t>role-based authentication</w:t>
       </w:r>
       <w:r>
-        <w:t xml:space="preserve"> </w:t>
+        <w:rPr>
+          <w:rFonts w:eastAsiaTheme="minorHAnsi" w:cstheme="minorBidi"/>
+          <w:b w:val="0"/>
+          <w:color w:val="000000" w:themeColor="text1"/>
+          <w:szCs w:val="22"/>
+        </w:rPr>
+        <w:t xml:space="preserve"> (Admin/Staff) with </w:t>
       </w:r>
       <w:r>
         <w:rPr>
-          <w:b/>
+          <w:rFonts w:eastAsiaTheme="minorHAnsi" w:cstheme="minorBidi"/>
           <w:bCs/>
-        </w:rPr>
-        <w:t>(Admin/Staff)</w:t>
-      </w:r>
-      <w:r>
-        <w:t xml:space="preserve"> with </w:t>
-      </w:r>
-      <w:r>
-        <w:rPr>
-          <w:b/>
-          <w:bCs/>
-        </w:rPr>
-        <w:t>secure login</w:t>
-      </w:r>
-      <w:r>
-        <w:t xml:space="preserve"> and </w:t>
-      </w:r>
-      <w:r>
-        <w:rPr>
-          <w:b/>
-          <w:bCs/>
+          <w:color w:val="000000" w:themeColor="text1"/>
+          <w:szCs w:val="22"/>
         </w:rPr>
         <w:t>protected routes.</w:t>
       </w:r>
     </w:p>
     <w:p>
       <w:pPr>
-        <w:pStyle w:val="ListBullet"/>
+        <w:pStyle w:val="Heading2"/>
+        <w:numPr>
+          <w:ilvl w:val="0"/>
+          <w:numId w:val="15"/>
+        </w:numPr>
+        <w:spacing w:before="0"/>
+        <w:rPr>
+          <w:rFonts w:eastAsiaTheme="minorHAnsi" w:cstheme="minorBidi"/>
+          <w:b w:val="0"/>
+          <w:color w:val="000000" w:themeColor="text1"/>
+          <w:szCs w:val="22"/>
+        </w:rPr>
       </w:pPr>
       <w:r>
-        <w:t xml:space="preserve">Created </w:t>
+        <w:rPr>
+          <w:rFonts w:eastAsiaTheme="minorHAnsi" w:cstheme="minorBidi"/>
+          <w:b w:val="0"/>
+          <w:color w:val="000000" w:themeColor="text1"/>
+          <w:szCs w:val="22"/>
+        </w:rPr>
+        <w:t xml:space="preserve">Designed </w:t>
       </w:r>
       <w:r>
         <w:rPr>
-          <w:b/>
+          <w:rFonts w:eastAsiaTheme="minorHAnsi" w:cstheme="minorBidi"/>
           <w:bCs/>
+          <w:color w:val="000000" w:themeColor="text1"/>
+          <w:szCs w:val="22"/>
         </w:rPr>
-        <w:t>inventory movement logs</w:t>
-      </w:r>
-      <w:r>
-        <w:t xml:space="preserve"> with </w:t>
+        <w:t>CRUD APIs</w:t>
       </w:r>
       <w:r>
         <w:rPr>
-          <w:b/>
-          <w:bCs/>
+          <w:rFonts w:eastAsiaTheme="minorHAnsi" w:cstheme="minorBidi"/>
+          <w:b w:val="0"/>
+          <w:color w:val="000000" w:themeColor="text1"/>
+          <w:szCs w:val="22"/>
         </w:rPr>
-        <w:t>timestamp</w:t>
-      </w:r>
-      <w:r>
-        <w:t xml:space="preserve"> and </w:t>
-      </w:r>
-      <w:r>
-        <w:rPr>
-          <w:b/>
-          <w:bCs/>
-        </w:rPr>
-        <w:t>user ID</w:t>
-      </w:r>
-      <w:r>
-        <w:t xml:space="preserve"> to </w:t>
-      </w:r>
-      <w:r>
-        <w:rPr>
-          <w:b/>
-          <w:bCs/>
-        </w:rPr>
-        <w:t>ensure traceability.</w:t>
+        <w:t xml:space="preserve"> and inventory movement logs with user tracking and timestamps.</w:t>
       </w:r>
     </w:p>
     <w:p>
       <w:pPr>
-        <w:pStyle w:val="ListBullet"/>
+        <w:pStyle w:val="Heading2"/>
+        <w:numPr>
+          <w:ilvl w:val="0"/>
+          <w:numId w:val="15"/>
+        </w:numPr>
+        <w:spacing w:before="0"/>
+        <w:rPr>
+          <w:rFonts w:eastAsiaTheme="minorHAnsi" w:cstheme="minorBidi"/>
+          <w:b w:val="0"/>
+          <w:color w:val="000000" w:themeColor="text1"/>
+          <w:szCs w:val="22"/>
+        </w:rPr>
       </w:pPr>
       <w:r>
         <w:rPr>
-          <w:b/>
-          <w:bCs/>
+          <w:rFonts w:eastAsiaTheme="minorHAnsi" w:cstheme="minorBidi"/>
+          <w:b w:val="0"/>
+          <w:color w:val="000000" w:themeColor="text1"/>
+          <w:szCs w:val="22"/>
         </w:rPr>
-        <w:t>Designed</w:t>
+        <w:t xml:space="preserve">Built </w:t>
       </w:r>
       <w:r>
         <w:rPr>
-          <w:b/>
+          <w:rFonts w:eastAsiaTheme="minorHAnsi" w:cstheme="minorBidi"/>
           <w:bCs/>
+          <w:color w:val="000000" w:themeColor="text1"/>
+          <w:szCs w:val="22"/>
         </w:rPr>
-        <w:t xml:space="preserve"> a</w:t>
+        <w:t>low-stock alert system</w:t>
       </w:r>
       <w:r>
         <w:rPr>
-          <w:b/>
-          <w:bCs/>
+          <w:rFonts w:eastAsiaTheme="minorHAnsi" w:cstheme="minorBidi"/>
+          <w:b w:val="0"/>
+          <w:color w:val="000000" w:themeColor="text1"/>
+          <w:szCs w:val="22"/>
         </w:rPr>
-        <w:t xml:space="preserve"> low-stock alert system</w:t>
-      </w:r>
-      <w:r>
-        <w:t xml:space="preserve"> with </w:t>
-      </w:r>
-      <w:r>
-        <w:rPr>
-          <w:b/>
-          <w:bCs/>
-        </w:rPr>
-        <w:t>automated email notifications.</w:t>
+        <w:t xml:space="preserve"> with automated email notifications.</w:t>
       </w:r>
     </w:p>
     <w:p>
       <w:pPr>
-        <w:pStyle w:val="ListBullet"/>
+        <w:pStyle w:val="Heading2"/>
+        <w:numPr>
+          <w:ilvl w:val="0"/>
+          <w:numId w:val="15"/>
+        </w:numPr>
+        <w:spacing w:before="0"/>
+        <w:rPr>
+          <w:lang w:val="en-IN"/>
+        </w:rPr>
       </w:pPr>
       <w:r>
+        <w:rPr>
+          <w:rFonts w:eastAsiaTheme="minorHAnsi" w:cstheme="minorBidi"/>
+          <w:b w:val="0"/>
+          <w:color w:val="000000" w:themeColor="text1"/>
+          <w:szCs w:val="22"/>
+        </w:rPr>
         <w:t xml:space="preserve">Developed </w:t>
       </w:r>
       <w:r>
         <w:rPr>
-          <w:b/>
+          <w:rFonts w:eastAsiaTheme="minorHAnsi" w:cstheme="minorBidi"/>
           <w:bCs/>
+          <w:color w:val="000000" w:themeColor="text1"/>
+          <w:szCs w:val="22"/>
         </w:rPr>
         <w:t>analytics dashboard</w:t>
       </w:r>
       <w:r>
-        <w:t xml:space="preserve"> with </w:t>
+        <w:rPr>
+          <w:rFonts w:eastAsiaTheme="minorHAnsi" w:cstheme="minorBidi"/>
+          <w:b w:val="0"/>
+          <w:color w:val="000000" w:themeColor="text1"/>
+          <w:szCs w:val="22"/>
+        </w:rPr>
+        <w:t xml:space="preserve"> showing stock </w:t>
       </w:r>
       <w:r>
         <w:rPr>
-          <w:b/>
+          <w:rFonts w:eastAsiaTheme="minorHAnsi" w:cstheme="minorBidi"/>
           <w:bCs/>
+          <w:color w:val="000000" w:themeColor="text1"/>
+          <w:szCs w:val="22"/>
         </w:rPr>
-        <w:t>category-wise distribution, low-stock trends,</w:t>
-      </w:r>
-      <w:r>
-        <w:t xml:space="preserve"> and </w:t>
+        <w:t>distribution</w:t>
       </w:r>
       <w:r>
         <w:rPr>
-          <w:b/>
-          <w:bCs/>
+          <w:rFonts w:eastAsiaTheme="minorHAnsi" w:cstheme="minorBidi"/>
+          <w:b w:val="0"/>
+          <w:color w:val="000000" w:themeColor="text1"/>
+          <w:szCs w:val="22"/>
         </w:rPr>
-        <w:t>activity charts.</w:t>
-      </w:r>
-    </w:p>
-    <w:p>
-      <w:pPr>
-        <w:pStyle w:val="ListBullet"/>
-      </w:pPr>
-      <w:r>
-        <w:t xml:space="preserve">Ensured </w:t>
+        <w:t xml:space="preserve"> and activity trends using </w:t>
       </w:r>
       <w:r>
         <w:rPr>
-          <w:b/>
+          <w:rFonts w:eastAsiaTheme="minorHAnsi" w:cstheme="minorBidi"/>
           <w:bCs/>
+          <w:color w:val="000000" w:themeColor="text1"/>
+          <w:szCs w:val="22"/>
         </w:rPr>
-        <w:t>scalability</w:t>
-      </w:r>
-      <w:r>
-        <w:t xml:space="preserve"> and </w:t>
-      </w:r>
-      <w:r>
-        <w:rPr>
-          <w:b/>
-          <w:bCs/>
-        </w:rPr>
-        <w:t>modular backend architecture</w:t>
-      </w:r>
-      <w:r>
-        <w:t xml:space="preserve"> for future expansion.</w:t>
-      </w:r>
-    </w:p>
-    <w:p>
-      <w:pPr>
-        <w:pStyle w:val="ListBullet"/>
-      </w:pPr>
-      <w:r>
-        <w:rPr>
-          <w:b/>
-          <w:bCs/>
-        </w:rPr>
-        <w:t>Optimized backend</w:t>
-      </w:r>
-      <w:r>
-        <w:t xml:space="preserve"> with </w:t>
-      </w:r>
-      <w:r>
-        <w:rPr>
-          <w:b/>
-          <w:bCs/>
-        </w:rPr>
-        <w:t>Prisma ORM</w:t>
-      </w:r>
-      <w:r>
-        <w:t xml:space="preserve"> + </w:t>
-      </w:r>
-      <w:r>
-        <w:rPr>
-          <w:b/>
-          <w:bCs/>
-        </w:rPr>
-        <w:t>clean architecture</w:t>
-      </w:r>
-      <w:r>
-        <w:t xml:space="preserve"> for </w:t>
-      </w:r>
-      <w:r>
-        <w:rPr>
-          <w:b/>
-          <w:bCs/>
-        </w:rPr>
-        <w:t>maintainability</w:t>
-      </w:r>
-      <w:r>
-        <w:t xml:space="preserve"> &amp; </w:t>
-      </w:r>
-      <w:r>
-        <w:rPr>
-          <w:b/>
-          <w:bCs/>
-        </w:rPr>
-        <w:t>scalability</w:t>
+        <w:t>Chart.js.</w:t>
       </w:r>
     </w:p>
     <w:p>
@@ -1918,9 +1523,9 @@
         <mc:AlternateContent>
           <mc:Choice Requires="wps">
             <w:drawing>
-              <wp:inline distT="0" distB="0" distL="0" distR="0" wp14:anchorId="6B3FE013" wp14:editId="0C8426AD">
+              <wp:inline distT="0" distB="0" distL="0" distR="0" wp14:anchorId="6B3FE013" wp14:editId="73374DA1">
                 <wp:extent cx="5943600" cy="0"/>
-                <wp:effectExtent l="0" t="0" r="0" b="0"/>
+                <wp:effectExtent l="0" t="0" r="20320" b="29845"/>
                 <wp:docPr id="39234896" name="Straight Connector 1">
                   <a:extLst xmlns:a="http://schemas.openxmlformats.org/drawingml/2006/main">
                     <a:ext uri="{C183D7F6-B498-43B3-948B-1728B52AA6E4}">
@@ -1960,7 +1565,7 @@
           </mc:Choice>
           <mc:Fallback>
             <w:pict>
-              <v:line w14:anchorId="552EAD0E" id="Straight Connector 1" o:spid="_x0000_s1026" alt="&quot;&quot;" style="visibility:visible;mso-wrap-style:square;mso-left-percent:-10001;mso-top-percent:-10001;mso-position-horizontal:absolute;mso-position-horizontal-relative:char;mso-position-vertical:absolute;mso-position-vertical-relative:line;mso-left-percent:-10001;mso-top-percent:-10001" from="0,0" to="468pt,0" o:gfxdata="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" strokecolor="black [3213]" strokeweight="1pt">
+              <v:line w14:anchorId="400690FD" id="Straight Connector 1" o:spid="_x0000_s1026" alt="&quot;&quot;" style="visibility:visible;mso-wrap-style:square;mso-left-percent:-10001;mso-top-percent:-10001;mso-position-horizontal:absolute;mso-position-horizontal-relative:char;mso-position-vertical:absolute;mso-position-vertical-relative:line;mso-left-percent:-10001;mso-top-percent:-10001" from="0,0" to="468pt,0" o:gfxdata="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" strokecolor="black [3213]" strokeweight="1pt">
                 <v:stroke joinstyle="miter"/>
                 <w10:anchorlock/>
               </v:line>
@@ -1976,6 +1581,7 @@
           <w:ilvl w:val="0"/>
           <w:numId w:val="13"/>
         </w:numPr>
+        <w:spacing w:before="0"/>
       </w:pPr>
       <w:r>
         <w:t xml:space="preserve"> </w:t>
@@ -2045,6 +1651,7 @@
           <w:ilvl w:val="0"/>
           <w:numId w:val="13"/>
         </w:numPr>
+        <w:spacing w:before="0"/>
         <w:rPr>
           <w:rFonts w:ascii="Times New Roman" w:eastAsia="Times New Roman" w:hAnsi="Times New Roman" w:cs="Times New Roman"/>
           <w:b w:val="0"/>
@@ -2085,7 +1692,7 @@
           <w:b w:val="0"/>
           <w:bCs/>
         </w:rPr>
-        <w:t>I.T</w:t>
+        <w:t>IT</w:t>
       </w:r>
       <w:proofErr w:type="gramEnd"/>
       <w:r>
@@ -2118,6 +1725,7 @@
     <w:p>
       <w:pPr>
         <w:pStyle w:val="Heading2"/>
+        <w:spacing w:before="0"/>
       </w:pPr>
       <w:r>
         <w:rPr>
@@ -2242,30 +1850,202 @@
     </w:p>
     <w:p>
       <w:pPr>
-        <w:pStyle w:val="ListParagraph"/>
-        <w:ind w:left="1068"/>
-        <w:rPr>
-          <w:lang w:val="en-IN"/>
-        </w:rPr>
+        <w:pStyle w:val="Heading1"/>
       </w:pPr>
+      <w:r>
+        <w:t>Key Strengths</w:t>
+      </w:r>
     </w:p>
     <w:p>
       <w:pPr>
-        <w:ind w:left="360"/>
+        <w:spacing w:after="0" w:line="168" w:lineRule="auto"/>
         <w:rPr>
-          <w:lang w:val="en-IN"/>
+          <w:sz w:val="10"/>
+          <w:szCs w:val="12"/>
         </w:rPr>
       </w:pPr>
+      <w:r>
+        <w:rPr>
+          <w:noProof/>
+          <w:sz w:val="10"/>
+          <w:szCs w:val="12"/>
+        </w:rPr>
+        <mc:AlternateContent>
+          <mc:Choice Requires="wps">
+            <w:drawing>
+              <wp:inline distT="0" distB="0" distL="0" distR="0" wp14:anchorId="3DE2BFB5" wp14:editId="3EE16762">
+                <wp:extent cx="5943600" cy="0"/>
+                <wp:effectExtent l="0" t="0" r="20320" b="29845"/>
+                <wp:docPr id="2090473891" name="Straight Connector 1">
+                  <a:extLst xmlns:a="http://schemas.openxmlformats.org/drawingml/2006/main">
+                    <a:ext uri="{C183D7F6-B498-43B3-948B-1728B52AA6E4}">
+                      <adec:decorative xmlns:adec="http://schemas.microsoft.com/office/drawing/2017/decorative" val="1"/>
+                    </a:ext>
+                  </a:extLst>
+                </wp:docPr>
+                <wp:cNvGraphicFramePr/>
+                <a:graphic xmlns:a="http://schemas.openxmlformats.org/drawingml/2006/main">
+                  <a:graphicData uri="http://schemas.microsoft.com/office/word/2010/wordprocessingShape">
+                    <wps:wsp>
+                      <wps:cNvCnPr/>
+                      <wps:spPr>
+                        <a:xfrm>
+                          <a:off x="0" y="0"/>
+                          <a:ext cx="5943600" cy="0"/>
+                        </a:xfrm>
+                        <a:prstGeom prst="line">
+                          <a:avLst/>
+                        </a:prstGeom>
+                        <a:noFill/>
+                        <a:ln w="12700" cap="flat" cmpd="sng" algn="ctr">
+                          <a:solidFill>
+                            <a:schemeClr val="tx1"/>
+                          </a:solidFill>
+                          <a:prstDash val="solid"/>
+                          <a:miter lim="800000"/>
+                        </a:ln>
+                        <a:effectLst/>
+                      </wps:spPr>
+                      <wps:bodyPr/>
+                    </wps:wsp>
+                  </a:graphicData>
+                </a:graphic>
+              </wp:inline>
+            </w:drawing>
+          </mc:Choice>
+          <mc:Fallback>
+            <w:pict>
+              <v:line w14:anchorId="53D6922D" id="Straight Connector 1" o:spid="_x0000_s1026" alt="&quot;&quot;" style="visibility:visible;mso-wrap-style:square;mso-left-percent:-10001;mso-top-percent:-10001;mso-position-horizontal:absolute;mso-position-horizontal-relative:char;mso-position-vertical:absolute;mso-position-vertical-relative:line;mso-left-percent:-10001;mso-top-percent:-10001" from="0,0" to="468pt,0" o:gfxdata="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" strokecolor="black [3213]" strokeweight="1pt">
+                <v:stroke joinstyle="miter"/>
+                <w10:anchorlock/>
+              </v:line>
+            </w:pict>
+          </mc:Fallback>
+        </mc:AlternateContent>
+      </w:r>
     </w:p>
     <w:p>
       <w:pPr>
-        <w:pStyle w:val="ListBullet"/>
+        <w:pStyle w:val="ListParagraph"/>
         <w:numPr>
           <w:ilvl w:val="0"/>
-          <w:numId w:val="0"/>
+          <w:numId w:val="20"/>
         </w:numPr>
-        <w:ind w:left="720"/>
+        <w:spacing w:line="276" w:lineRule="auto"/>
       </w:pPr>
+      <w:r>
+        <w:t xml:space="preserve">Strong </w:t>
+      </w:r>
+      <w:r>
+        <w:rPr>
+          <w:b/>
+          <w:bCs/>
+        </w:rPr>
+        <w:t>understanding</w:t>
+      </w:r>
+      <w:r>
+        <w:t xml:space="preserve"> of MERN stack and full-stack web development</w:t>
+      </w:r>
+    </w:p>
+    <w:p>
+      <w:pPr>
+        <w:pStyle w:val="ListParagraph"/>
+        <w:numPr>
+          <w:ilvl w:val="0"/>
+          <w:numId w:val="20"/>
+        </w:numPr>
+        <w:spacing w:line="276" w:lineRule="auto"/>
+      </w:pPr>
+      <w:r>
+        <w:rPr>
+          <w:b/>
+          <w:bCs/>
+        </w:rPr>
+        <w:t>Experience</w:t>
+      </w:r>
+      <w:r>
+        <w:t xml:space="preserve"> building </w:t>
+      </w:r>
+      <w:r>
+        <w:rPr>
+          <w:b/>
+          <w:bCs/>
+        </w:rPr>
+        <w:t>production-ready web</w:t>
+      </w:r>
+      <w:r>
+        <w:t xml:space="preserve"> applications</w:t>
+      </w:r>
+    </w:p>
+    <w:p>
+      <w:pPr>
+        <w:pStyle w:val="ListParagraph"/>
+        <w:numPr>
+          <w:ilvl w:val="0"/>
+          <w:numId w:val="20"/>
+        </w:numPr>
+        <w:spacing w:line="276" w:lineRule="auto"/>
+      </w:pPr>
+      <w:r>
+        <w:t xml:space="preserve">Hands-on with </w:t>
+      </w:r>
+      <w:r>
+        <w:rPr>
+          <w:b/>
+          <w:bCs/>
+        </w:rPr>
+        <w:t>CI/CD, authentication</w:t>
+      </w:r>
+      <w:r>
+        <w:t xml:space="preserve">, and </w:t>
+      </w:r>
+      <w:r>
+        <w:rPr>
+          <w:b/>
+          <w:bCs/>
+        </w:rPr>
+        <w:t>databases</w:t>
+      </w:r>
+    </w:p>
+    <w:p>
+      <w:pPr>
+        <w:pStyle w:val="ListParagraph"/>
+        <w:numPr>
+          <w:ilvl w:val="0"/>
+          <w:numId w:val="20"/>
+        </w:numPr>
+        <w:spacing w:line="276" w:lineRule="auto"/>
+      </w:pPr>
+      <w:r>
+        <w:rPr>
+          <w:b/>
+          <w:bCs/>
+        </w:rPr>
+        <w:t>Quick learner</w:t>
+      </w:r>
+      <w:r>
+        <w:t xml:space="preserve"> with </w:t>
+      </w:r>
+      <w:r>
+        <w:rPr>
+          <w:b/>
+          <w:bCs/>
+        </w:rPr>
+        <w:t>experience working</w:t>
+      </w:r>
+      <w:r>
+        <w:t xml:space="preserve"> in </w:t>
+      </w:r>
+      <w:r>
+        <w:rPr>
+          <w:b/>
+          <w:bCs/>
+        </w:rPr>
+        <w:t>collaborative development</w:t>
+      </w:r>
+      <w:r>
+        <w:t xml:space="preserve"> environments</w:t>
+      </w:r>
     </w:p>
     <w:p>
       <w:pPr>
@@ -2277,6 +2057,7 @@
         <w:ind w:left="288"/>
       </w:pPr>
       <w:r>
+        <w:lastRenderedPageBreak/>
         <w:t xml:space="preserve"> </w:t>
       </w:r>
     </w:p>
@@ -2535,10 +2316,11 @@
   <w:abstractNum w:abstractNumId="9" w15:restartNumberingAfterBreak="0">
     <w:nsid w:val="FFFFFF89"/>
     <w:multiLevelType w:val="singleLevel"/>
-    <w:tmpl w:val="11009FDE"/>
+    <w:tmpl w:val="81D430F4"/>
     <w:lvl w:ilvl="0">
       <w:start w:val="1"/>
       <w:numFmt w:val="bullet"/>
+      <w:pStyle w:val="ListBullet"/>
       <w:lvlText w:val=""/>
       <w:lvlJc w:val="left"/>
       <w:pPr>
@@ -2553,6 +2335,118 @@
     </w:lvl>
   </w:abstractNum>
   <w:abstractNum w:abstractNumId="10" w15:restartNumberingAfterBreak="0">
+    <w:nsid w:val="04BF3DAA"/>
+    <w:multiLevelType w:val="hybridMultilevel"/>
+    <w:tmpl w:val="49B62C16"/>
+    <w:lvl w:ilvl="0" w:tplc="DEC4B0AA">
+      <w:numFmt w:val="bullet"/>
+      <w:lvlText w:val="•"/>
+      <w:lvlJc w:val="left"/>
+      <w:pPr>
+        <w:ind w:left="720" w:hanging="360"/>
+      </w:pPr>
+      <w:rPr>
+        <w:rFonts w:ascii="Arial" w:eastAsiaTheme="minorHAnsi" w:hAnsi="Arial" w:cs="Arial" w:hint="default"/>
+      </w:rPr>
+    </w:lvl>
+    <w:lvl w:ilvl="1" w:tplc="40090003" w:tentative="1">
+      <w:start w:val="1"/>
+      <w:numFmt w:val="bullet"/>
+      <w:lvlText w:val="o"/>
+      <w:lvlJc w:val="left"/>
+      <w:pPr>
+        <w:ind w:left="1440" w:hanging="360"/>
+      </w:pPr>
+      <w:rPr>
+        <w:rFonts w:ascii="Courier New" w:hAnsi="Courier New" w:cs="Courier New" w:hint="default"/>
+      </w:rPr>
+    </w:lvl>
+    <w:lvl w:ilvl="2" w:tplc="40090005" w:tentative="1">
+      <w:start w:val="1"/>
+      <w:numFmt w:val="bullet"/>
+      <w:lvlText w:val=""/>
+      <w:lvlJc w:val="left"/>
+      <w:pPr>
+        <w:ind w:left="2160" w:hanging="360"/>
+      </w:pPr>
+      <w:rPr>
+        <w:rFonts w:ascii="Wingdings" w:hAnsi="Wingdings" w:hint="default"/>
+      </w:rPr>
+    </w:lvl>
+    <w:lvl w:ilvl="3" w:tplc="40090001" w:tentative="1">
+      <w:start w:val="1"/>
+      <w:numFmt w:val="bullet"/>
+      <w:lvlText w:val=""/>
+      <w:lvlJc w:val="left"/>
+      <w:pPr>
+        <w:ind w:left="2880" w:hanging="360"/>
+      </w:pPr>
+      <w:rPr>
+        <w:rFonts w:ascii="Symbol" w:hAnsi="Symbol" w:hint="default"/>
+      </w:rPr>
+    </w:lvl>
+    <w:lvl w:ilvl="4" w:tplc="40090003" w:tentative="1">
+      <w:start w:val="1"/>
+      <w:numFmt w:val="bullet"/>
+      <w:lvlText w:val="o"/>
+      <w:lvlJc w:val="left"/>
+      <w:pPr>
+        <w:ind w:left="3600" w:hanging="360"/>
+      </w:pPr>
+      <w:rPr>
+        <w:rFonts w:ascii="Courier New" w:hAnsi="Courier New" w:cs="Courier New" w:hint="default"/>
+      </w:rPr>
+    </w:lvl>
+    <w:lvl w:ilvl="5" w:tplc="40090005" w:tentative="1">
+      <w:start w:val="1"/>
+      <w:numFmt w:val="bullet"/>
+      <w:lvlText w:val=""/>
+      <w:lvlJc w:val="left"/>
+      <w:pPr>
+        <w:ind w:left="4320" w:hanging="360"/>
+      </w:pPr>
+      <w:rPr>
+        <w:rFonts w:ascii="Wingdings" w:hAnsi="Wingdings" w:hint="default"/>
+      </w:rPr>
+    </w:lvl>
+    <w:lvl w:ilvl="6" w:tplc="40090001" w:tentative="1">
+      <w:start w:val="1"/>
+      <w:numFmt w:val="bullet"/>
+      <w:lvlText w:val=""/>
+      <w:lvlJc w:val="left"/>
+      <w:pPr>
+        <w:ind w:left="5040" w:hanging="360"/>
+      </w:pPr>
+      <w:rPr>
+        <w:rFonts w:ascii="Symbol" w:hAnsi="Symbol" w:hint="default"/>
+      </w:rPr>
+    </w:lvl>
+    <w:lvl w:ilvl="7" w:tplc="40090003" w:tentative="1">
+      <w:start w:val="1"/>
+      <w:numFmt w:val="bullet"/>
+      <w:lvlText w:val="o"/>
+      <w:lvlJc w:val="left"/>
+      <w:pPr>
+        <w:ind w:left="5760" w:hanging="360"/>
+      </w:pPr>
+      <w:rPr>
+        <w:rFonts w:ascii="Courier New" w:hAnsi="Courier New" w:cs="Courier New" w:hint="default"/>
+      </w:rPr>
+    </w:lvl>
+    <w:lvl w:ilvl="8" w:tplc="40090005" w:tentative="1">
+      <w:start w:val="1"/>
+      <w:numFmt w:val="bullet"/>
+      <w:lvlText w:val=""/>
+      <w:lvlJc w:val="left"/>
+      <w:pPr>
+        <w:ind w:left="6480" w:hanging="360"/>
+      </w:pPr>
+      <w:rPr>
+        <w:rFonts w:ascii="Wingdings" w:hAnsi="Wingdings" w:hint="default"/>
+      </w:rPr>
+    </w:lvl>
+  </w:abstractNum>
+  <w:abstractNum w:abstractNumId="11" w15:restartNumberingAfterBreak="0">
     <w:nsid w:val="12F90F6C"/>
     <w:multiLevelType w:val="hybridMultilevel"/>
     <w:tmpl w:val="DCFEAC80"/>
@@ -2665,7 +2559,7 @@
       </w:rPr>
     </w:lvl>
   </w:abstractNum>
-  <w:abstractNum w:abstractNumId="11" w15:restartNumberingAfterBreak="0">
+  <w:abstractNum w:abstractNumId="12" w15:restartNumberingAfterBreak="0">
     <w:nsid w:val="39D60330"/>
     <w:multiLevelType w:val="multilevel"/>
     <w:tmpl w:val="867E0FF0"/>
@@ -2788,7 +2682,231 @@
       </w:rPr>
     </w:lvl>
   </w:abstractNum>
-  <w:abstractNum w:abstractNumId="12" w15:restartNumberingAfterBreak="0">
+  <w:abstractNum w:abstractNumId="13" w15:restartNumberingAfterBreak="0">
+    <w:nsid w:val="3D745ABF"/>
+    <w:multiLevelType w:val="hybridMultilevel"/>
+    <w:tmpl w:val="5BDA29DE"/>
+    <w:lvl w:ilvl="0" w:tplc="DEC4B0AA">
+      <w:numFmt w:val="bullet"/>
+      <w:lvlText w:val="•"/>
+      <w:lvlJc w:val="left"/>
+      <w:pPr>
+        <w:ind w:left="1080" w:hanging="360"/>
+      </w:pPr>
+      <w:rPr>
+        <w:rFonts w:ascii="Arial" w:eastAsiaTheme="minorHAnsi" w:hAnsi="Arial" w:cs="Arial" w:hint="default"/>
+      </w:rPr>
+    </w:lvl>
+    <w:lvl w:ilvl="1" w:tplc="40090003" w:tentative="1">
+      <w:start w:val="1"/>
+      <w:numFmt w:val="bullet"/>
+      <w:lvlText w:val="o"/>
+      <w:lvlJc w:val="left"/>
+      <w:pPr>
+        <w:ind w:left="1800" w:hanging="360"/>
+      </w:pPr>
+      <w:rPr>
+        <w:rFonts w:ascii="Courier New" w:hAnsi="Courier New" w:cs="Courier New" w:hint="default"/>
+      </w:rPr>
+    </w:lvl>
+    <w:lvl w:ilvl="2" w:tplc="40090005" w:tentative="1">
+      <w:start w:val="1"/>
+      <w:numFmt w:val="bullet"/>
+      <w:lvlText w:val=""/>
+      <w:lvlJc w:val="left"/>
+      <w:pPr>
+        <w:ind w:left="2520" w:hanging="360"/>
+      </w:pPr>
+      <w:rPr>
+        <w:rFonts w:ascii="Wingdings" w:hAnsi="Wingdings" w:hint="default"/>
+      </w:rPr>
+    </w:lvl>
+    <w:lvl w:ilvl="3" w:tplc="40090001" w:tentative="1">
+      <w:start w:val="1"/>
+      <w:numFmt w:val="bullet"/>
+      <w:lvlText w:val=""/>
+      <w:lvlJc w:val="left"/>
+      <w:pPr>
+        <w:ind w:left="3240" w:hanging="360"/>
+      </w:pPr>
+      <w:rPr>
+        <w:rFonts w:ascii="Symbol" w:hAnsi="Symbol" w:hint="default"/>
+      </w:rPr>
+    </w:lvl>
+    <w:lvl w:ilvl="4" w:tplc="40090003" w:tentative="1">
+      <w:start w:val="1"/>
+      <w:numFmt w:val="bullet"/>
+      <w:lvlText w:val="o"/>
+      <w:lvlJc w:val="left"/>
+      <w:pPr>
+        <w:ind w:left="3960" w:hanging="360"/>
+      </w:pPr>
+      <w:rPr>
+        <w:rFonts w:ascii="Courier New" w:hAnsi="Courier New" w:cs="Courier New" w:hint="default"/>
+      </w:rPr>
+    </w:lvl>
+    <w:lvl w:ilvl="5" w:tplc="40090005" w:tentative="1">
+      <w:start w:val="1"/>
+      <w:numFmt w:val="bullet"/>
+      <w:lvlText w:val=""/>
+      <w:lvlJc w:val="left"/>
+      <w:pPr>
+        <w:ind w:left="4680" w:hanging="360"/>
+      </w:pPr>
+      <w:rPr>
+        <w:rFonts w:ascii="Wingdings" w:hAnsi="Wingdings" w:hint="default"/>
+      </w:rPr>
+    </w:lvl>
+    <w:lvl w:ilvl="6" w:tplc="40090001" w:tentative="1">
+      <w:start w:val="1"/>
+      <w:numFmt w:val="bullet"/>
+      <w:lvlText w:val=""/>
+      <w:lvlJc w:val="left"/>
+      <w:pPr>
+        <w:ind w:left="5400" w:hanging="360"/>
+      </w:pPr>
+      <w:rPr>
+        <w:rFonts w:ascii="Symbol" w:hAnsi="Symbol" w:hint="default"/>
+      </w:rPr>
+    </w:lvl>
+    <w:lvl w:ilvl="7" w:tplc="40090003" w:tentative="1">
+      <w:start w:val="1"/>
+      <w:numFmt w:val="bullet"/>
+      <w:lvlText w:val="o"/>
+      <w:lvlJc w:val="left"/>
+      <w:pPr>
+        <w:ind w:left="6120" w:hanging="360"/>
+      </w:pPr>
+      <w:rPr>
+        <w:rFonts w:ascii="Courier New" w:hAnsi="Courier New" w:cs="Courier New" w:hint="default"/>
+      </w:rPr>
+    </w:lvl>
+    <w:lvl w:ilvl="8" w:tplc="40090005" w:tentative="1">
+      <w:start w:val="1"/>
+      <w:numFmt w:val="bullet"/>
+      <w:lvlText w:val=""/>
+      <w:lvlJc w:val="left"/>
+      <w:pPr>
+        <w:ind w:left="6840" w:hanging="360"/>
+      </w:pPr>
+      <w:rPr>
+        <w:rFonts w:ascii="Wingdings" w:hAnsi="Wingdings" w:hint="default"/>
+      </w:rPr>
+    </w:lvl>
+  </w:abstractNum>
+  <w:abstractNum w:abstractNumId="14" w15:restartNumberingAfterBreak="0">
+    <w:nsid w:val="4C076DF3"/>
+    <w:multiLevelType w:val="hybridMultilevel"/>
+    <w:tmpl w:val="EB0A895C"/>
+    <w:lvl w:ilvl="0" w:tplc="DEC4B0AA">
+      <w:numFmt w:val="bullet"/>
+      <w:lvlText w:val="•"/>
+      <w:lvlJc w:val="left"/>
+      <w:pPr>
+        <w:ind w:left="720" w:hanging="360"/>
+      </w:pPr>
+      <w:rPr>
+        <w:rFonts w:ascii="Arial" w:eastAsiaTheme="minorHAnsi" w:hAnsi="Arial" w:cs="Arial" w:hint="default"/>
+      </w:rPr>
+    </w:lvl>
+    <w:lvl w:ilvl="1" w:tplc="40090003" w:tentative="1">
+      <w:start w:val="1"/>
+      <w:numFmt w:val="bullet"/>
+      <w:lvlText w:val="o"/>
+      <w:lvlJc w:val="left"/>
+      <w:pPr>
+        <w:ind w:left="1440" w:hanging="360"/>
+      </w:pPr>
+      <w:rPr>
+        <w:rFonts w:ascii="Courier New" w:hAnsi="Courier New" w:cs="Courier New" w:hint="default"/>
+      </w:rPr>
+    </w:lvl>
+    <w:lvl w:ilvl="2" w:tplc="40090005" w:tentative="1">
+      <w:start w:val="1"/>
+      <w:numFmt w:val="bullet"/>
+      <w:lvlText w:val=""/>
+      <w:lvlJc w:val="left"/>
+      <w:pPr>
+        <w:ind w:left="2160" w:hanging="360"/>
+      </w:pPr>
+      <w:rPr>
+        <w:rFonts w:ascii="Wingdings" w:hAnsi="Wingdings" w:hint="default"/>
+      </w:rPr>
+    </w:lvl>
+    <w:lvl w:ilvl="3" w:tplc="40090001" w:tentative="1">
+      <w:start w:val="1"/>
+      <w:numFmt w:val="bullet"/>
+      <w:lvlText w:val=""/>
+      <w:lvlJc w:val="left"/>
+      <w:pPr>
+        <w:ind w:left="2880" w:hanging="360"/>
+      </w:pPr>
+      <w:rPr>
+        <w:rFonts w:ascii="Symbol" w:hAnsi="Symbol" w:hint="default"/>
+      </w:rPr>
+    </w:lvl>
+    <w:lvl w:ilvl="4" w:tplc="40090003" w:tentative="1">
+      <w:start w:val="1"/>
+      <w:numFmt w:val="bullet"/>
+      <w:lvlText w:val="o"/>
+      <w:lvlJc w:val="left"/>
+      <w:pPr>
+        <w:ind w:left="3600" w:hanging="360"/>
+      </w:pPr>
+      <w:rPr>
+        <w:rFonts w:ascii="Courier New" w:hAnsi="Courier New" w:cs="Courier New" w:hint="default"/>
+      </w:rPr>
+    </w:lvl>
+    <w:lvl w:ilvl="5" w:tplc="40090005" w:tentative="1">
+      <w:start w:val="1"/>
+      <w:numFmt w:val="bullet"/>
+      <w:lvlText w:val=""/>
+      <w:lvlJc w:val="left"/>
+      <w:pPr>
+        <w:ind w:left="4320" w:hanging="360"/>
+      </w:pPr>
+      <w:rPr>
+        <w:rFonts w:ascii="Wingdings" w:hAnsi="Wingdings" w:hint="default"/>
+      </w:rPr>
+    </w:lvl>
+    <w:lvl w:ilvl="6" w:tplc="40090001" w:tentative="1">
+      <w:start w:val="1"/>
+      <w:numFmt w:val="bullet"/>
+      <w:lvlText w:val=""/>
+      <w:lvlJc w:val="left"/>
+      <w:pPr>
+        <w:ind w:left="5040" w:hanging="360"/>
+      </w:pPr>
+      <w:rPr>
+        <w:rFonts w:ascii="Symbol" w:hAnsi="Symbol" w:hint="default"/>
+      </w:rPr>
+    </w:lvl>
+    <w:lvl w:ilvl="7" w:tplc="40090003" w:tentative="1">
+      <w:start w:val="1"/>
+      <w:numFmt w:val="bullet"/>
+      <w:lvlText w:val="o"/>
+      <w:lvlJc w:val="left"/>
+      <w:pPr>
+        <w:ind w:left="5760" w:hanging="360"/>
+      </w:pPr>
+      <w:rPr>
+        <w:rFonts w:ascii="Courier New" w:hAnsi="Courier New" w:cs="Courier New" w:hint="default"/>
+      </w:rPr>
+    </w:lvl>
+    <w:lvl w:ilvl="8" w:tplc="40090005" w:tentative="1">
+      <w:start w:val="1"/>
+      <w:numFmt w:val="bullet"/>
+      <w:lvlText w:val=""/>
+      <w:lvlJc w:val="left"/>
+      <w:pPr>
+        <w:ind w:left="6480" w:hanging="360"/>
+      </w:pPr>
+      <w:rPr>
+        <w:rFonts w:ascii="Wingdings" w:hAnsi="Wingdings" w:hint="default"/>
+      </w:rPr>
+    </w:lvl>
+  </w:abstractNum>
+  <w:abstractNum w:abstractNumId="15" w15:restartNumberingAfterBreak="0">
     <w:nsid w:val="5A7D401F"/>
     <w:multiLevelType w:val="hybridMultilevel"/>
     <w:tmpl w:val="713EEF42"/>
@@ -2902,11 +3020,350 @@
       </w:rPr>
     </w:lvl>
   </w:abstractNum>
-  <w:abstractNum w:abstractNumId="13" w15:restartNumberingAfterBreak="0">
+  <w:abstractNum w:abstractNumId="16" w15:restartNumberingAfterBreak="0">
+    <w:nsid w:val="5D612F0E"/>
+    <w:multiLevelType w:val="hybridMultilevel"/>
+    <w:tmpl w:val="AF48EA90"/>
+    <w:lvl w:ilvl="0" w:tplc="40090001">
+      <w:start w:val="1"/>
+      <w:numFmt w:val="bullet"/>
+      <w:lvlText w:val=""/>
+      <w:lvlJc w:val="left"/>
+      <w:pPr>
+        <w:ind w:left="720" w:hanging="360"/>
+      </w:pPr>
+      <w:rPr>
+        <w:rFonts w:ascii="Symbol" w:hAnsi="Symbol" w:hint="default"/>
+      </w:rPr>
+    </w:lvl>
+    <w:lvl w:ilvl="1" w:tplc="40090003" w:tentative="1">
+      <w:start w:val="1"/>
+      <w:numFmt w:val="bullet"/>
+      <w:lvlText w:val="o"/>
+      <w:lvlJc w:val="left"/>
+      <w:pPr>
+        <w:ind w:left="1440" w:hanging="360"/>
+      </w:pPr>
+      <w:rPr>
+        <w:rFonts w:ascii="Courier New" w:hAnsi="Courier New" w:cs="Courier New" w:hint="default"/>
+      </w:rPr>
+    </w:lvl>
+    <w:lvl w:ilvl="2" w:tplc="40090005" w:tentative="1">
+      <w:start w:val="1"/>
+      <w:numFmt w:val="bullet"/>
+      <w:lvlText w:val=""/>
+      <w:lvlJc w:val="left"/>
+      <w:pPr>
+        <w:ind w:left="2160" w:hanging="360"/>
+      </w:pPr>
+      <w:rPr>
+        <w:rFonts w:ascii="Wingdings" w:hAnsi="Wingdings" w:hint="default"/>
+      </w:rPr>
+    </w:lvl>
+    <w:lvl w:ilvl="3" w:tplc="40090001" w:tentative="1">
+      <w:start w:val="1"/>
+      <w:numFmt w:val="bullet"/>
+      <w:lvlText w:val=""/>
+      <w:lvlJc w:val="left"/>
+      <w:pPr>
+        <w:ind w:left="2880" w:hanging="360"/>
+      </w:pPr>
+      <w:rPr>
+        <w:rFonts w:ascii="Symbol" w:hAnsi="Symbol" w:hint="default"/>
+      </w:rPr>
+    </w:lvl>
+    <w:lvl w:ilvl="4" w:tplc="40090003" w:tentative="1">
+      <w:start w:val="1"/>
+      <w:numFmt w:val="bullet"/>
+      <w:lvlText w:val="o"/>
+      <w:lvlJc w:val="left"/>
+      <w:pPr>
+        <w:ind w:left="3600" w:hanging="360"/>
+      </w:pPr>
+      <w:rPr>
+        <w:rFonts w:ascii="Courier New" w:hAnsi="Courier New" w:cs="Courier New" w:hint="default"/>
+      </w:rPr>
+    </w:lvl>
+    <w:lvl w:ilvl="5" w:tplc="40090005" w:tentative="1">
+      <w:start w:val="1"/>
+      <w:numFmt w:val="bullet"/>
+      <w:lvlText w:val=""/>
+      <w:lvlJc w:val="left"/>
+      <w:pPr>
+        <w:ind w:left="4320" w:hanging="360"/>
+      </w:pPr>
+      <w:rPr>
+        <w:rFonts w:ascii="Wingdings" w:hAnsi="Wingdings" w:hint="default"/>
+      </w:rPr>
+    </w:lvl>
+    <w:lvl w:ilvl="6" w:tplc="40090001" w:tentative="1">
+      <w:start w:val="1"/>
+      <w:numFmt w:val="bullet"/>
+      <w:lvlText w:val=""/>
+      <w:lvlJc w:val="left"/>
+      <w:pPr>
+        <w:ind w:left="5040" w:hanging="360"/>
+      </w:pPr>
+      <w:rPr>
+        <w:rFonts w:ascii="Symbol" w:hAnsi="Symbol" w:hint="default"/>
+      </w:rPr>
+    </w:lvl>
+    <w:lvl w:ilvl="7" w:tplc="40090003" w:tentative="1">
+      <w:start w:val="1"/>
+      <w:numFmt w:val="bullet"/>
+      <w:lvlText w:val="o"/>
+      <w:lvlJc w:val="left"/>
+      <w:pPr>
+        <w:ind w:left="5760" w:hanging="360"/>
+      </w:pPr>
+      <w:rPr>
+        <w:rFonts w:ascii="Courier New" w:hAnsi="Courier New" w:cs="Courier New" w:hint="default"/>
+      </w:rPr>
+    </w:lvl>
+    <w:lvl w:ilvl="8" w:tplc="40090005" w:tentative="1">
+      <w:start w:val="1"/>
+      <w:numFmt w:val="bullet"/>
+      <w:lvlText w:val=""/>
+      <w:lvlJc w:val="left"/>
+      <w:pPr>
+        <w:ind w:left="6480" w:hanging="360"/>
+      </w:pPr>
+      <w:rPr>
+        <w:rFonts w:ascii="Wingdings" w:hAnsi="Wingdings" w:hint="default"/>
+      </w:rPr>
+    </w:lvl>
+  </w:abstractNum>
+  <w:abstractNum w:abstractNumId="17" w15:restartNumberingAfterBreak="0">
+    <w:nsid w:val="68CE0027"/>
+    <w:multiLevelType w:val="hybridMultilevel"/>
+    <w:tmpl w:val="6CFCA0D0"/>
+    <w:lvl w:ilvl="0" w:tplc="40090001">
+      <w:start w:val="1"/>
+      <w:numFmt w:val="bullet"/>
+      <w:lvlText w:val=""/>
+      <w:lvlJc w:val="left"/>
+      <w:pPr>
+        <w:ind w:left="720" w:hanging="360"/>
+      </w:pPr>
+      <w:rPr>
+        <w:rFonts w:ascii="Symbol" w:hAnsi="Symbol" w:hint="default"/>
+      </w:rPr>
+    </w:lvl>
+    <w:lvl w:ilvl="1" w:tplc="FFFFFFFF" w:tentative="1">
+      <w:start w:val="1"/>
+      <w:numFmt w:val="bullet"/>
+      <w:lvlText w:val="o"/>
+      <w:lvlJc w:val="left"/>
+      <w:pPr>
+        <w:ind w:left="1440" w:hanging="360"/>
+      </w:pPr>
+      <w:rPr>
+        <w:rFonts w:ascii="Courier New" w:hAnsi="Courier New" w:cs="Courier New" w:hint="default"/>
+      </w:rPr>
+    </w:lvl>
+    <w:lvl w:ilvl="2" w:tplc="FFFFFFFF" w:tentative="1">
+      <w:start w:val="1"/>
+      <w:numFmt w:val="bullet"/>
+      <w:lvlText w:val=""/>
+      <w:lvlJc w:val="left"/>
+      <w:pPr>
+        <w:ind w:left="2160" w:hanging="360"/>
+      </w:pPr>
+      <w:rPr>
+        <w:rFonts w:ascii="Wingdings" w:hAnsi="Wingdings" w:hint="default"/>
+      </w:rPr>
+    </w:lvl>
+    <w:lvl w:ilvl="3" w:tplc="FFFFFFFF" w:tentative="1">
+      <w:start w:val="1"/>
+      <w:numFmt w:val="bullet"/>
+      <w:lvlText w:val=""/>
+      <w:lvlJc w:val="left"/>
+      <w:pPr>
+        <w:ind w:left="2880" w:hanging="360"/>
+      </w:pPr>
+      <w:rPr>
+        <w:rFonts w:ascii="Symbol" w:hAnsi="Symbol" w:hint="default"/>
+      </w:rPr>
+    </w:lvl>
+    <w:lvl w:ilvl="4" w:tplc="FFFFFFFF" w:tentative="1">
+      <w:start w:val="1"/>
+      <w:numFmt w:val="bullet"/>
+      <w:lvlText w:val="o"/>
+      <w:lvlJc w:val="left"/>
+      <w:pPr>
+        <w:ind w:left="3600" w:hanging="360"/>
+      </w:pPr>
+      <w:rPr>
+        <w:rFonts w:ascii="Courier New" w:hAnsi="Courier New" w:cs="Courier New" w:hint="default"/>
+      </w:rPr>
+    </w:lvl>
+    <w:lvl w:ilvl="5" w:tplc="FFFFFFFF" w:tentative="1">
+      <w:start w:val="1"/>
+      <w:numFmt w:val="bullet"/>
+      <w:lvlText w:val=""/>
+      <w:lvlJc w:val="left"/>
+      <w:pPr>
+        <w:ind w:left="4320" w:hanging="360"/>
+      </w:pPr>
+      <w:rPr>
+        <w:rFonts w:ascii="Wingdings" w:hAnsi="Wingdings" w:hint="default"/>
+      </w:rPr>
+    </w:lvl>
+    <w:lvl w:ilvl="6" w:tplc="FFFFFFFF" w:tentative="1">
+      <w:start w:val="1"/>
+      <w:numFmt w:val="bullet"/>
+      <w:lvlText w:val=""/>
+      <w:lvlJc w:val="left"/>
+      <w:pPr>
+        <w:ind w:left="5040" w:hanging="360"/>
+      </w:pPr>
+      <w:rPr>
+        <w:rFonts w:ascii="Symbol" w:hAnsi="Symbol" w:hint="default"/>
+      </w:rPr>
+    </w:lvl>
+    <w:lvl w:ilvl="7" w:tplc="FFFFFFFF" w:tentative="1">
+      <w:start w:val="1"/>
+      <w:numFmt w:val="bullet"/>
+      <w:lvlText w:val="o"/>
+      <w:lvlJc w:val="left"/>
+      <w:pPr>
+        <w:ind w:left="5760" w:hanging="360"/>
+      </w:pPr>
+      <w:rPr>
+        <w:rFonts w:ascii="Courier New" w:hAnsi="Courier New" w:cs="Courier New" w:hint="default"/>
+      </w:rPr>
+    </w:lvl>
+    <w:lvl w:ilvl="8" w:tplc="FFFFFFFF" w:tentative="1">
+      <w:start w:val="1"/>
+      <w:numFmt w:val="bullet"/>
+      <w:lvlText w:val=""/>
+      <w:lvlJc w:val="left"/>
+      <w:pPr>
+        <w:ind w:left="6480" w:hanging="360"/>
+      </w:pPr>
+      <w:rPr>
+        <w:rFonts w:ascii="Wingdings" w:hAnsi="Wingdings" w:hint="default"/>
+      </w:rPr>
+    </w:lvl>
+  </w:abstractNum>
+  <w:abstractNum w:abstractNumId="18" w15:restartNumberingAfterBreak="0">
+    <w:nsid w:val="6E9C16E4"/>
+    <w:multiLevelType w:val="hybridMultilevel"/>
+    <w:tmpl w:val="A8684980"/>
+    <w:lvl w:ilvl="0" w:tplc="40090001">
+      <w:start w:val="1"/>
+      <w:numFmt w:val="bullet"/>
+      <w:lvlText w:val=""/>
+      <w:lvlJc w:val="left"/>
+      <w:pPr>
+        <w:ind w:left="720" w:hanging="360"/>
+      </w:pPr>
+      <w:rPr>
+        <w:rFonts w:ascii="Symbol" w:hAnsi="Symbol" w:hint="default"/>
+      </w:rPr>
+    </w:lvl>
+    <w:lvl w:ilvl="1" w:tplc="40090003" w:tentative="1">
+      <w:start w:val="1"/>
+      <w:numFmt w:val="bullet"/>
+      <w:lvlText w:val="o"/>
+      <w:lvlJc w:val="left"/>
+      <w:pPr>
+        <w:ind w:left="1440" w:hanging="360"/>
+      </w:pPr>
+      <w:rPr>
+        <w:rFonts w:ascii="Courier New" w:hAnsi="Courier New" w:cs="Courier New" w:hint="default"/>
+      </w:rPr>
+    </w:lvl>
+    <w:lvl w:ilvl="2" w:tplc="40090005" w:tentative="1">
+      <w:start w:val="1"/>
+      <w:numFmt w:val="bullet"/>
+      <w:lvlText w:val=""/>
+      <w:lvlJc w:val="left"/>
+      <w:pPr>
+        <w:ind w:left="2160" w:hanging="360"/>
+      </w:pPr>
+      <w:rPr>
+        <w:rFonts w:ascii="Wingdings" w:hAnsi="Wingdings" w:hint="default"/>
+      </w:rPr>
+    </w:lvl>
+    <w:lvl w:ilvl="3" w:tplc="40090001" w:tentative="1">
+      <w:start w:val="1"/>
+      <w:numFmt w:val="bullet"/>
+      <w:lvlText w:val=""/>
+      <w:lvlJc w:val="left"/>
+      <w:pPr>
+        <w:ind w:left="2880" w:hanging="360"/>
+      </w:pPr>
+      <w:rPr>
+        <w:rFonts w:ascii="Symbol" w:hAnsi="Symbol" w:hint="default"/>
+      </w:rPr>
+    </w:lvl>
+    <w:lvl w:ilvl="4" w:tplc="40090003" w:tentative="1">
+      <w:start w:val="1"/>
+      <w:numFmt w:val="bullet"/>
+      <w:lvlText w:val="o"/>
+      <w:lvlJc w:val="left"/>
+      <w:pPr>
+        <w:ind w:left="3600" w:hanging="360"/>
+      </w:pPr>
+      <w:rPr>
+        <w:rFonts w:ascii="Courier New" w:hAnsi="Courier New" w:cs="Courier New" w:hint="default"/>
+      </w:rPr>
+    </w:lvl>
+    <w:lvl w:ilvl="5" w:tplc="40090005" w:tentative="1">
+      <w:start w:val="1"/>
+      <w:numFmt w:val="bullet"/>
+      <w:lvlText w:val=""/>
+      <w:lvlJc w:val="left"/>
+      <w:pPr>
+        <w:ind w:left="4320" w:hanging="360"/>
+      </w:pPr>
+      <w:rPr>
+        <w:rFonts w:ascii="Wingdings" w:hAnsi="Wingdings" w:hint="default"/>
+      </w:rPr>
+    </w:lvl>
+    <w:lvl w:ilvl="6" w:tplc="40090001" w:tentative="1">
+      <w:start w:val="1"/>
+      <w:numFmt w:val="bullet"/>
+      <w:lvlText w:val=""/>
+      <w:lvlJc w:val="left"/>
+      <w:pPr>
+        <w:ind w:left="5040" w:hanging="360"/>
+      </w:pPr>
+      <w:rPr>
+        <w:rFonts w:ascii="Symbol" w:hAnsi="Symbol" w:hint="default"/>
+      </w:rPr>
+    </w:lvl>
+    <w:lvl w:ilvl="7" w:tplc="40090003" w:tentative="1">
+      <w:start w:val="1"/>
+      <w:numFmt w:val="bullet"/>
+      <w:lvlText w:val="o"/>
+      <w:lvlJc w:val="left"/>
+      <w:pPr>
+        <w:ind w:left="5760" w:hanging="360"/>
+      </w:pPr>
+      <w:rPr>
+        <w:rFonts w:ascii="Courier New" w:hAnsi="Courier New" w:cs="Courier New" w:hint="default"/>
+      </w:rPr>
+    </w:lvl>
+    <w:lvl w:ilvl="8" w:tplc="40090005" w:tentative="1">
+      <w:start w:val="1"/>
+      <w:numFmt w:val="bullet"/>
+      <w:lvlText w:val=""/>
+      <w:lvlJc w:val="left"/>
+      <w:pPr>
+        <w:ind w:left="6480" w:hanging="360"/>
+      </w:pPr>
+      <w:rPr>
+        <w:rFonts w:ascii="Wingdings" w:hAnsi="Wingdings" w:hint="default"/>
+      </w:rPr>
+    </w:lvl>
+  </w:abstractNum>
+  <w:abstractNum w:abstractNumId="19" w15:restartNumberingAfterBreak="0">
     <w:nsid w:val="76196653"/>
     <w:multiLevelType w:val="hybridMultilevel"/>
-    <w:tmpl w:val="F6081C26"/>
-    <w:lvl w:ilvl="0" w:tplc="DB68CAEA">
+    <w:tmpl w:val="9D3C9EDC"/>
+    <w:lvl w:ilvl="0" w:tplc="DC926128">
       <w:numFmt w:val="bullet"/>
       <w:lvlText w:val="-"/>
       <w:lvlJc w:val="left"/>
@@ -2915,6 +3372,8 @@
       </w:pPr>
       <w:rPr>
         <w:rFonts w:ascii="Arial" w:eastAsiaTheme="majorEastAsia" w:hAnsi="Arial" w:cs="Arial" w:hint="default"/>
+        <w:b/>
+        <w:bCs/>
       </w:rPr>
     </w:lvl>
     <w:lvl w:ilvl="1" w:tplc="40090003" w:tentative="1">
@@ -3042,19 +3501,37 @@
     <w:abstractNumId w:val="0"/>
   </w:num>
   <w:num w:numId="10" w16cid:durableId="331106266">
+    <w:abstractNumId w:val="12"/>
+  </w:num>
+  <w:num w:numId="11" w16cid:durableId="955915199">
     <w:abstractNumId w:val="11"/>
   </w:num>
-  <w:num w:numId="11" w16cid:durableId="955915199">
-    <w:abstractNumId w:val="10"/>
-  </w:num>
   <w:num w:numId="12" w16cid:durableId="2130200699">
-    <w:abstractNumId w:val="12"/>
+    <w:abstractNumId w:val="15"/>
   </w:num>
   <w:num w:numId="13" w16cid:durableId="2129886188">
-    <w:abstractNumId w:val="13"/>
+    <w:abstractNumId w:val="19"/>
   </w:num>
   <w:num w:numId="14" w16cid:durableId="671032749">
     <w:abstractNumId w:val="9"/>
+  </w:num>
+  <w:num w:numId="15" w16cid:durableId="1154297500">
+    <w:abstractNumId w:val="16"/>
+  </w:num>
+  <w:num w:numId="16" w16cid:durableId="247083480">
+    <w:abstractNumId w:val="18"/>
+  </w:num>
+  <w:num w:numId="17" w16cid:durableId="1606766025">
+    <w:abstractNumId w:val="14"/>
+  </w:num>
+  <w:num w:numId="18" w16cid:durableId="1670521395">
+    <w:abstractNumId w:val="13"/>
+  </w:num>
+  <w:num w:numId="19" w16cid:durableId="2140031675">
+    <w:abstractNumId w:val="10"/>
+  </w:num>
+  <w:num w:numId="20" w16cid:durableId="287592370">
+    <w:abstractNumId w:val="17"/>
   </w:num>
   <w:numIdMacAtCleanup w:val="13"/>
 </w:numbering>
@@ -3459,7 +3936,7 @@
   <w:style w:type="paragraph" w:default="1" w:styleId="Normal">
     <w:name w:val="Normal"/>
     <w:qFormat/>
-    <w:rsid w:val="009F2912"/>
+    <w:rsid w:val="00F60FA3"/>
     <w:pPr>
       <w:spacing w:after="120"/>
     </w:pPr>
@@ -3671,7 +4148,6 @@
   <w:style w:type="character" w:default="1" w:styleId="DefaultParagraphFont">
     <w:name w:val="Default Paragraph Font"/>
     <w:uiPriority w:val="1"/>
-    <w:semiHidden/>
     <w:unhideWhenUsed/>
   </w:style>
   <w:style w:type="table" w:default="1" w:styleId="TableNormal">
@@ -28527,6 +29003,13 @@
     <w:pitch w:val="variable"/>
     <w:sig w:usb0="E0002EFF" w:usb1="C000785B" w:usb2="00000009" w:usb3="00000000" w:csb0="000001FF" w:csb1="00000000"/>
   </w:font>
+  <w:font w:name="Arial">
+    <w:panose1 w:val="020B0604020202020204"/>
+    <w:charset w:val="00"/>
+    <w:family w:val="swiss"/>
+    <w:pitch w:val="variable"/>
+    <w:sig w:usb0="E0002EFF" w:usb1="C000785B" w:usb2="00000009" w:usb3="00000000" w:csb0="000001FF" w:csb1="00000000"/>
+  </w:font>
   <w:font w:name="Courier New">
     <w:panose1 w:val="02070309020205020404"/>
     <w:charset w:val="00"/>
@@ -28540,13 +29023,6 @@
     <w:family w:val="auto"/>
     <w:pitch w:val="variable"/>
     <w:sig w:usb0="00000000" w:usb1="10000000" w:usb2="00000000" w:usb3="00000000" w:csb0="80000000" w:csb1="00000000"/>
-  </w:font>
-  <w:font w:name="Arial">
-    <w:panose1 w:val="020B0604020202020204"/>
-    <w:charset w:val="00"/>
-    <w:family w:val="swiss"/>
-    <w:pitch w:val="variable"/>
-    <w:sig w:usb0="E0002EFF" w:usb1="C000785B" w:usb2="00000009" w:usb3="00000000" w:csb0="000001FF" w:csb1="00000000"/>
   </w:font>
   <w:font w:name="MS Gothic">
     <w:altName w:val="ＭＳ ゴシック"/>
@@ -28626,9 +29102,11 @@
     <w:rsid w:val="00076A6E"/>
     <w:rsid w:val="000B2351"/>
     <w:rsid w:val="00192145"/>
+    <w:rsid w:val="001F2BEF"/>
     <w:rsid w:val="00303358"/>
     <w:rsid w:val="004C3CFF"/>
     <w:rsid w:val="005776B5"/>
+    <w:rsid w:val="00702C74"/>
     <w:rsid w:val="00752591"/>
     <w:rsid w:val="007A39CC"/>
     <w:rsid w:val="007F4923"/>
@@ -28636,10 +29114,11 @@
     <w:rsid w:val="008D4D06"/>
     <w:rsid w:val="00900579"/>
     <w:rsid w:val="009609F8"/>
+    <w:rsid w:val="009938E3"/>
+    <w:rsid w:val="00A63472"/>
     <w:rsid w:val="00A772F4"/>
     <w:rsid w:val="00B01FFA"/>
     <w:rsid w:val="00B53406"/>
-    <w:rsid w:val="00B556D6"/>
     <w:rsid w:val="00D07D56"/>
     <w:rsid w:val="00EE7D6B"/>
     <w:rsid w:val="00F535AE"/>
@@ -29098,6 +29577,10 @@
   </w:style>
   <w:style w:type="paragraph" w:customStyle="1" w:styleId="823007DB74A84F2382CDF34BE82BFBFD">
     <w:name w:val="823007DB74A84F2382CDF34BE82BFBFD"/>
+  </w:style>
+  <w:style w:type="paragraph" w:customStyle="1" w:styleId="4805BE7273564DF88750511447BC1835">
+    <w:name w:val="4805BE7273564DF88750511447BC1835"/>
+    <w:rsid w:val="001F2BEF"/>
   </w:style>
 </w:styles>
 </file>
@@ -29671,7 +30154,12 @@
 </file>
 
 <file path=customXml/item2.xml><?xml version="1.0" encoding="utf-8"?>
-<b:Sources xmlns:b="http://schemas.openxmlformats.org/officeDocument/2006/bibliography" xmlns="http://schemas.openxmlformats.org/officeDocument/2006/bibliography" SelectedStyle="\APASixthEditionOfficeOnline.xsl" StyleName="APA" Version="6"/>
+<?mso-contentType ?>
+<FormTemplates xmlns="http://schemas.microsoft.com/sharepoint/v3/contenttype/forms">
+  <Display>DocumentLibraryForm</Display>
+  <Edit>DocumentLibraryForm</Edit>
+  <New>DocumentLibraryForm</New>
+</FormTemplates>
 </file>
 
 <file path=customXml/item3.xml><?xml version="1.0" encoding="utf-8"?>
@@ -29695,12 +30183,7 @@
 </file>
 
 <file path=customXml/item4.xml><?xml version="1.0" encoding="utf-8"?>
-<?mso-contentType ?>
-<FormTemplates xmlns="http://schemas.microsoft.com/sharepoint/v3/contenttype/forms">
-  <Display>DocumentLibraryForm</Display>
-  <Edit>DocumentLibraryForm</Edit>
-  <New>DocumentLibraryForm</New>
-</FormTemplates>
+<b:Sources xmlns:b="http://schemas.openxmlformats.org/officeDocument/2006/bibliography" xmlns="http://schemas.openxmlformats.org/officeDocument/2006/bibliography" SelectedStyle="\APASixthEditionOfficeOnline.xsl" StyleName="APA" Version="6"/>
 </file>
 
 <file path=customXml/itemProps1.xml><?xml version="1.0" encoding="utf-8"?>
@@ -29725,9 +30208,9 @@
 </file>
 
 <file path=customXml/itemProps2.xml><?xml version="1.0" encoding="utf-8"?>
-<ds:datastoreItem xmlns:ds="http://schemas.openxmlformats.org/officeDocument/2006/customXml" ds:itemID="{B690CEF4-07C7-4C0C-A6BB-7328017E8EDA}">
+<ds:datastoreItem xmlns:ds="http://schemas.openxmlformats.org/officeDocument/2006/customXml" ds:itemID="{AABE5AEB-BD32-46FB-B4E8-5C314C3FA503}">
   <ds:schemaRefs>
-    <ds:schemaRef ds:uri="http://schemas.openxmlformats.org/officeDocument/2006/bibliography"/>
+    <ds:schemaRef ds:uri="http://schemas.microsoft.com/sharepoint/v3/contenttype/forms"/>
   </ds:schemaRefs>
 </ds:datastoreItem>
 </file>
@@ -29745,9 +30228,9 @@
 </file>
 
 <file path=customXml/itemProps4.xml><?xml version="1.0" encoding="utf-8"?>
-<ds:datastoreItem xmlns:ds="http://schemas.openxmlformats.org/officeDocument/2006/customXml" ds:itemID="{AABE5AEB-BD32-46FB-B4E8-5C314C3FA503}">
+<ds:datastoreItem xmlns:ds="http://schemas.openxmlformats.org/officeDocument/2006/customXml" ds:itemID="{B690CEF4-07C7-4C0C-A6BB-7328017E8EDA}">
   <ds:schemaRefs>
-    <ds:schemaRef ds:uri="http://schemas.microsoft.com/sharepoint/v3/contenttype/forms"/>
+    <ds:schemaRef ds:uri="http://schemas.openxmlformats.org/officeDocument/2006/bibliography"/>
   </ds:schemaRefs>
 </ds:datastoreItem>
 </file>

--- a/Ashish kumar Resume.docx
+++ b/Ashish kumar Resume.docx
@@ -337,37 +337,7 @@
           <w:sz w:val="20"/>
           <w:szCs w:val="22"/>
         </w:rPr>
-        <w:t xml:space="preserve">Computer Science Engineering student specializing in </w:t>
-      </w:r>
-      <w:r>
-        <w:rPr>
-          <w:rFonts w:asciiTheme="minorHAnsi" w:eastAsiaTheme="minorHAnsi" w:hAnsiTheme="minorHAnsi" w:cstheme="minorBidi"/>
-          <w:spacing w:val="0"/>
-          <w:sz w:val="20"/>
-          <w:szCs w:val="22"/>
-        </w:rPr>
-        <w:t>full-stack web development</w:t>
-      </w:r>
-      <w:r>
-        <w:rPr>
-          <w:rFonts w:asciiTheme="minorHAnsi" w:eastAsiaTheme="minorHAnsi" w:hAnsiTheme="minorHAnsi" w:cstheme="minorBidi"/>
-          <w:b w:val="0"/>
-          <w:bCs/>
-          <w:spacing w:val="0"/>
-          <w:sz w:val="20"/>
-          <w:szCs w:val="22"/>
-        </w:rPr>
-        <w:t xml:space="preserve">. </w:t>
-      </w:r>
-      <w:r>
-        <w:rPr>
-          <w:rFonts w:asciiTheme="minorHAnsi" w:eastAsiaTheme="minorHAnsi" w:hAnsiTheme="minorHAnsi" w:cstheme="minorBidi"/>
-          <w:b w:val="0"/>
-          <w:spacing w:val="0"/>
-          <w:sz w:val="20"/>
-          <w:szCs w:val="22"/>
-        </w:rPr>
-        <w:t xml:space="preserve">Experienced in building </w:t>
+        <w:t xml:space="preserve">Full-stack developer building </w:t>
       </w:r>
       <w:r>
         <w:rPr>
@@ -387,7 +357,7 @@
           <w:sz w:val="20"/>
           <w:szCs w:val="22"/>
         </w:rPr>
-        <w:t xml:space="preserve">, </w:t>
+        <w:t xml:space="preserve"> web </w:t>
       </w:r>
       <w:r>
         <w:rPr>
@@ -397,7 +367,7 @@
           <w:sz w:val="20"/>
           <w:szCs w:val="22"/>
         </w:rPr>
-        <w:t>real-world applications</w:t>
+        <w:t>applications</w:t>
       </w:r>
       <w:r>
         <w:rPr>
@@ -408,6 +378,26 @@
           <w:szCs w:val="22"/>
         </w:rPr>
         <w:t xml:space="preserve"> with </w:t>
+      </w:r>
+      <w:r>
+        <w:rPr>
+          <w:rFonts w:asciiTheme="minorHAnsi" w:eastAsiaTheme="minorHAnsi" w:hAnsiTheme="minorHAnsi" w:cstheme="minorBidi"/>
+          <w:bCs/>
+          <w:spacing w:val="0"/>
+          <w:sz w:val="20"/>
+          <w:szCs w:val="22"/>
+        </w:rPr>
+        <w:t>real-world features</w:t>
+      </w:r>
+      <w:r>
+        <w:rPr>
+          <w:rFonts w:asciiTheme="minorHAnsi" w:eastAsiaTheme="minorHAnsi" w:hAnsiTheme="minorHAnsi" w:cstheme="minorBidi"/>
+          <w:b w:val="0"/>
+          <w:spacing w:val="0"/>
+          <w:sz w:val="20"/>
+          <w:szCs w:val="22"/>
+        </w:rPr>
+        <w:t xml:space="preserve"> like </w:t>
       </w:r>
       <w:r>
         <w:rPr>
@@ -437,7 +427,7 @@
           <w:sz w:val="20"/>
           <w:szCs w:val="22"/>
         </w:rPr>
-        <w:t>databases</w:t>
+        <w:t>analytics</w:t>
       </w:r>
       <w:r>
         <w:rPr>
@@ -457,7 +447,7 @@
           <w:sz w:val="20"/>
           <w:szCs w:val="22"/>
         </w:rPr>
-        <w:t>REST APIs</w:t>
+        <w:t>system design</w:t>
       </w:r>
       <w:r>
         <w:rPr>
@@ -467,16 +457,17 @@
           <w:sz w:val="20"/>
           <w:szCs w:val="22"/>
         </w:rPr>
-        <w:t xml:space="preserve">. Seeking a </w:t>
+        <w:t xml:space="preserve">. Focused on </w:t>
       </w:r>
       <w:r>
         <w:rPr>
           <w:rFonts w:asciiTheme="minorHAnsi" w:eastAsiaTheme="minorHAnsi" w:hAnsiTheme="minorHAnsi" w:cstheme="minorBidi"/>
+          <w:bCs/>
           <w:spacing w:val="0"/>
           <w:sz w:val="20"/>
           <w:szCs w:val="22"/>
         </w:rPr>
-        <w:t xml:space="preserve">Full-Stack Developer Internship </w:t>
+        <w:t>backend architecture</w:t>
       </w:r>
       <w:r>
         <w:rPr>
@@ -486,7 +477,7 @@
           <w:sz w:val="20"/>
           <w:szCs w:val="22"/>
         </w:rPr>
-        <w:t xml:space="preserve">to contribute to </w:t>
+        <w:t xml:space="preserve"> and </w:t>
       </w:r>
       <w:r>
         <w:rPr>
@@ -496,7 +487,7 @@
           <w:sz w:val="20"/>
           <w:szCs w:val="22"/>
         </w:rPr>
-        <w:t>production-ready products</w:t>
+        <w:t>performance</w:t>
       </w:r>
       <w:r>
         <w:rPr>
@@ -506,7 +497,7 @@
           <w:sz w:val="20"/>
           <w:szCs w:val="22"/>
         </w:rPr>
-        <w:t xml:space="preserve"> and sharpen problem-solving skills.</w:t>
+        <w:t>, seeking to contribute to production-grade systems while continuously improving engineering depth.</w:t>
       </w:r>
     </w:p>
     <w:p>
@@ -593,6 +584,7 @@
           <w:ilvl w:val="0"/>
           <w:numId w:val="11"/>
         </w:numPr>
+        <w:spacing w:after="0"/>
       </w:pPr>
       <w:r>
         <w:rPr>
@@ -612,7 +604,13 @@
         <w:t xml:space="preserve"> </w:t>
       </w:r>
       <w:r>
-        <w:t>HTML, CSS3, JavaScript, React.js, Next.js, Tailwind CSS</w:t>
+        <w:t>HTML, CSS3, JavaScript,</w:t>
+      </w:r>
+      <w:r>
+        <w:t xml:space="preserve"> TypeScript,</w:t>
+      </w:r>
+      <w:r>
+        <w:t xml:space="preserve"> React.js, Next.js, Tailwind CSS</w:t>
       </w:r>
     </w:p>
     <w:p>
@@ -622,6 +620,7 @@
           <w:ilvl w:val="0"/>
           <w:numId w:val="11"/>
         </w:numPr>
+        <w:spacing w:after="0"/>
         <w:rPr>
           <w:b/>
           <w:bCs/>
@@ -665,6 +664,7 @@
           <w:ilvl w:val="0"/>
           <w:numId w:val="11"/>
         </w:numPr>
+        <w:spacing w:after="0"/>
         <w:rPr>
           <w:b/>
           <w:bCs/>
@@ -687,6 +687,12 @@
       <w:r>
         <w:t>MongoDB, MySQL</w:t>
       </w:r>
+      <w:r>
+        <w:t xml:space="preserve">, </w:t>
+      </w:r>
+      <w:r>
+        <w:t>PostgreSQL</w:t>
+      </w:r>
     </w:p>
     <w:p>
       <w:pPr>
@@ -695,6 +701,38 @@
           <w:ilvl w:val="0"/>
           <w:numId w:val="11"/>
         </w:numPr>
+        <w:spacing w:after="0"/>
+        <w:rPr>
+          <w:b/>
+          <w:bCs/>
+        </w:rPr>
+      </w:pPr>
+      <w:r>
+        <w:rPr>
+          <w:b/>
+          <w:bCs/>
+        </w:rPr>
+        <w:t>ORMs</w:t>
+      </w:r>
+      <w:r>
+        <w:rPr>
+          <w:b/>
+          <w:bCs/>
+        </w:rPr>
+        <w:t xml:space="preserve">: </w:t>
+      </w:r>
+      <w:r>
+        <w:t>Prisma, Mongoose</w:t>
+      </w:r>
+    </w:p>
+    <w:p>
+      <w:pPr>
+        <w:pStyle w:val="ListBullet"/>
+        <w:numPr>
+          <w:ilvl w:val="0"/>
+          <w:numId w:val="11"/>
+        </w:numPr>
+        <w:spacing w:after="0"/>
         <w:rPr>
           <w:b/>
           <w:bCs/>
@@ -868,32 +906,37 @@
         <w:pStyle w:val="Heading2"/>
         <w:numPr>
           <w:ilvl w:val="0"/>
-          <w:numId w:val="12"/>
+          <w:numId w:val="21"/>
         </w:numPr>
-        <w:rPr>
-          <w:color w:val="0070C0"/>
-        </w:rPr>
       </w:pPr>
       <w:r>
-        <w:t>Note-Sharing Web App</w:t>
+        <w:t xml:space="preserve">StudyHub </w:t>
+      </w:r>
+      <w:r>
+        <w:t>(Note Sharing + Quiz System)</w:t>
       </w:r>
       <w:r>
         <w:t xml:space="preserve"> </w:t>
       </w:r>
       <w:r>
-        <w:t>•</w:t>
+        <w:t xml:space="preserve">| </w:t>
       </w:r>
       <w:r>
-        <w:t xml:space="preserve"> </w:t>
+        <w:rPr>
+          <w:b w:val="0"/>
+          <w:bCs/>
+          <w:i/>
+          <w:iCs/>
+        </w:rPr>
+        <w:t>React, Node.js, Express.js, MongoDB, Tailwind CSS</w:t>
       </w:r>
+    </w:p>
+    <w:p>
+      <w:pPr>
+        <w:pStyle w:val="Heading2"/>
+      </w:pPr>
       <w:r>
-        <w:t>GitHub</w:t>
-      </w:r>
-      <w:r>
-        <w:t>:</w:t>
-      </w:r>
-      <w:r>
-        <w:t xml:space="preserve"> </w:t>
+        <w:t xml:space="preserve">GitHub: </w:t>
       </w:r>
       <w:hyperlink r:id="rId15" w:history="1">
         <w:r>
@@ -936,159 +979,27 @@
             <w:color w:val="444444"/>
             <w:u w:val="none"/>
           </w:rPr>
-          <w:t>studyhub-dev.web.app/</w:t>
+          <w:t>studyhub-</w:t>
+        </w:r>
+        <w:r>
+          <w:rPr>
+            <w:rStyle w:val="Hyperlink"/>
+            <w:color w:val="444444"/>
+            <w:u w:val="none"/>
+          </w:rPr>
+          <w:t>d</w:t>
+        </w:r>
+        <w:r>
+          <w:rPr>
+            <w:rStyle w:val="Hyperlink"/>
+            <w:color w:val="444444"/>
+            <w:u w:val="none"/>
+          </w:rPr>
+          <w:t>ev.web.app</w:t>
         </w:r>
       </w:hyperlink>
-    </w:p>
-    <w:p>
-      <w:pPr>
-        <w:pStyle w:val="Heading2"/>
-      </w:pPr>
-      <w:r>
-        <w:t>Tech Stack: React, Node.js, Express.js, MongoDB, Tailwind CSS</w:t>
-      </w:r>
       <w:r>
         <w:tab/>
-      </w:r>
-    </w:p>
-    <w:p>
-      <w:pPr>
-        <w:pStyle w:val="ListBullet"/>
-        <w:rPr>
-          <w:b/>
-          <w:bCs/>
-        </w:rPr>
-      </w:pPr>
-      <w:r>
-        <w:t xml:space="preserve">Built a </w:t>
-      </w:r>
-      <w:r>
-        <w:rPr>
-          <w:b/>
-          <w:bCs/>
-        </w:rPr>
-        <w:t>full-stack</w:t>
-      </w:r>
-      <w:r>
-        <w:t xml:space="preserve"> </w:t>
-      </w:r>
-      <w:r>
-        <w:rPr>
-          <w:b/>
-          <w:bCs/>
-        </w:rPr>
-        <w:t>note-sharing</w:t>
-      </w:r>
-      <w:r>
-        <w:t xml:space="preserve"> platform using </w:t>
-      </w:r>
-      <w:r>
-        <w:rPr>
-          <w:b/>
-          <w:bCs/>
-        </w:rPr>
-        <w:t>React, Node.js, Express.js, and MongoDB.</w:t>
-      </w:r>
-    </w:p>
-    <w:p>
-      <w:pPr>
-        <w:pStyle w:val="ListBullet"/>
-      </w:pPr>
-      <w:r>
-        <w:t xml:space="preserve">Implemented </w:t>
-      </w:r>
-      <w:r>
-        <w:rPr>
-          <w:b/>
-          <w:bCs/>
-        </w:rPr>
-        <w:t>REST APIs</w:t>
-      </w:r>
-      <w:r>
-        <w:t xml:space="preserve"> for user </w:t>
-      </w:r>
-      <w:r>
-        <w:rPr>
-          <w:b/>
-          <w:bCs/>
-        </w:rPr>
-        <w:t>authentication</w:t>
-      </w:r>
-      <w:r>
-        <w:t xml:space="preserve">, </w:t>
-      </w:r>
-      <w:r>
-        <w:rPr>
-          <w:b/>
-          <w:bCs/>
-        </w:rPr>
-        <w:t>note management</w:t>
-      </w:r>
-      <w:r>
-        <w:t xml:space="preserve">, and </w:t>
-      </w:r>
-      <w:r>
-        <w:rPr>
-          <w:b/>
-          <w:bCs/>
-        </w:rPr>
-        <w:t>quiz modules.</w:t>
-      </w:r>
-    </w:p>
-    <w:p>
-      <w:pPr>
-        <w:pStyle w:val="ListBullet"/>
-      </w:pPr>
-      <w:r>
-        <w:t xml:space="preserve">Integrated </w:t>
-      </w:r>
-      <w:r>
-        <w:rPr>
-          <w:b/>
-          <w:bCs/>
-        </w:rPr>
-        <w:t>MCQ-based quizzes</w:t>
-      </w:r>
-      <w:r>
-        <w:t xml:space="preserve"> to track user </w:t>
-      </w:r>
-      <w:r>
-        <w:rPr>
-          <w:b/>
-          <w:bCs/>
-        </w:rPr>
-        <w:t>progress</w:t>
-      </w:r>
-      <w:r>
-        <w:t xml:space="preserve"> and </w:t>
-      </w:r>
-      <w:r>
-        <w:rPr>
-          <w:b/>
-          <w:bCs/>
-        </w:rPr>
-        <w:t>engagement</w:t>
-      </w:r>
-      <w:r>
-        <w:t>.</w:t>
-      </w:r>
-    </w:p>
-    <w:p>
-      <w:pPr>
-        <w:pStyle w:val="ListBullet"/>
-      </w:pPr>
-      <w:r>
-        <w:t xml:space="preserve">Designed </w:t>
-      </w:r>
-      <w:r>
-        <w:rPr>
-          <w:b/>
-          <w:bCs/>
-        </w:rPr>
-        <w:t>scalable user schemas</w:t>
-      </w:r>
-      <w:r>
-        <w:t xml:space="preserve"> including bio, analytics, achievements, and activity logs.</w:t>
       </w:r>
     </w:p>
     <w:p>
@@ -1099,27 +1010,220 @@
         </w:rPr>
       </w:pPr>
       <w:r>
-        <w:t xml:space="preserve">Developed </w:t>
+        <w:rPr>
+          <w:lang w:eastAsia="en-IN"/>
+        </w:rPr>
+        <w:t xml:space="preserve">Developed a </w:t>
       </w:r>
       <w:r>
         <w:rPr>
           <w:b/>
           <w:bCs/>
+          <w:lang w:eastAsia="en-IN"/>
         </w:rPr>
-        <w:t>responsive UI</w:t>
+        <w:t>full-stack platform</w:t>
       </w:r>
       <w:r>
-        <w:t xml:space="preserve"> with React and Tailwind CSS and </w:t>
+        <w:rPr>
+          <w:lang w:eastAsia="en-IN"/>
+        </w:rPr>
+        <w:t xml:space="preserve"> used by </w:t>
       </w:r>
       <w:r>
         <w:rPr>
           <w:b/>
           <w:bCs/>
+          <w:lang w:eastAsia="en-IN"/>
         </w:rPr>
-        <w:t>automated deployment</w:t>
+        <w:t>60+ students</w:t>
       </w:r>
       <w:r>
-        <w:t xml:space="preserve"> using GitHub Actions (CI/CD).</w:t>
+        <w:rPr>
+          <w:lang w:eastAsia="en-IN"/>
+        </w:rPr>
+        <w:t xml:space="preserve"> for note sharing and quiz practice.</w:t>
+      </w:r>
+    </w:p>
+    <w:p>
+      <w:pPr>
+        <w:pStyle w:val="ListBullet"/>
+        <w:rPr>
+          <w:lang w:val="en-IN" w:eastAsia="en-IN"/>
+        </w:rPr>
+      </w:pPr>
+      <w:r>
+        <w:rPr>
+          <w:lang w:eastAsia="en-IN"/>
+        </w:rPr>
+        <w:t xml:space="preserve">Designed </w:t>
+      </w:r>
+      <w:r>
+        <w:rPr>
+          <w:b/>
+          <w:bCs/>
+          <w:lang w:eastAsia="en-IN"/>
+        </w:rPr>
+        <w:t>REST APIs</w:t>
+      </w:r>
+      <w:r>
+        <w:rPr>
+          <w:lang w:eastAsia="en-IN"/>
+        </w:rPr>
+        <w:t xml:space="preserve"> supporting dynamic content and </w:t>
+      </w:r>
+      <w:r>
+        <w:rPr>
+          <w:b/>
+          <w:bCs/>
+          <w:lang w:eastAsia="en-IN"/>
+        </w:rPr>
+        <w:t xml:space="preserve">user activity tracking </w:t>
+      </w:r>
+      <w:r>
+        <w:rPr>
+          <w:lang w:eastAsia="en-IN"/>
+        </w:rPr>
+        <w:t>(</w:t>
+      </w:r>
+      <w:r>
+        <w:rPr>
+          <w:b/>
+          <w:bCs/>
+          <w:lang w:eastAsia="en-IN"/>
+        </w:rPr>
+        <w:t xml:space="preserve">90+ quiz </w:t>
+      </w:r>
+      <w:r>
+        <w:rPr>
+          <w:lang w:eastAsia="en-IN"/>
+        </w:rPr>
+        <w:t>attempts).</w:t>
+      </w:r>
+    </w:p>
+    <w:p>
+      <w:pPr>
+        <w:pStyle w:val="ListBullet"/>
+        <w:rPr>
+          <w:lang w:val="en-IN" w:eastAsia="en-IN"/>
+        </w:rPr>
+      </w:pPr>
+      <w:r>
+        <w:rPr>
+          <w:lang w:eastAsia="en-IN"/>
+        </w:rPr>
+        <w:t xml:space="preserve">Implemented </w:t>
+      </w:r>
+      <w:r>
+        <w:rPr>
+          <w:b/>
+          <w:bCs/>
+          <w:lang w:eastAsia="en-IN"/>
+        </w:rPr>
+        <w:t>MCQ-based quiz system</w:t>
+      </w:r>
+      <w:r>
+        <w:rPr>
+          <w:lang w:eastAsia="en-IN"/>
+        </w:rPr>
+        <w:t xml:space="preserve"> with progress </w:t>
+      </w:r>
+      <w:r>
+        <w:rPr>
+          <w:b/>
+          <w:bCs/>
+          <w:lang w:eastAsia="en-IN"/>
+        </w:rPr>
+        <w:t>tracking</w:t>
+      </w:r>
+      <w:r>
+        <w:rPr>
+          <w:lang w:eastAsia="en-IN"/>
+        </w:rPr>
+        <w:t xml:space="preserve"> and </w:t>
+      </w:r>
+      <w:r>
+        <w:rPr>
+          <w:b/>
+          <w:bCs/>
+          <w:lang w:eastAsia="en-IN"/>
+        </w:rPr>
+        <w:t>engagement</w:t>
+      </w:r>
+      <w:r>
+        <w:rPr>
+          <w:lang w:eastAsia="en-IN"/>
+        </w:rPr>
+        <w:t xml:space="preserve"> insights.</w:t>
+      </w:r>
+    </w:p>
+    <w:p>
+      <w:pPr>
+        <w:pStyle w:val="ListBullet"/>
+        <w:rPr>
+          <w:lang w:val="en-IN" w:eastAsia="en-IN"/>
+        </w:rPr>
+      </w:pPr>
+      <w:r>
+        <w:rPr>
+          <w:lang w:eastAsia="en-IN"/>
+        </w:rPr>
+        <w:t xml:space="preserve">Modeled scalable </w:t>
+      </w:r>
+      <w:r>
+        <w:rPr>
+          <w:b/>
+          <w:bCs/>
+          <w:lang w:eastAsia="en-IN"/>
+        </w:rPr>
+        <w:t>database schemas</w:t>
+      </w:r>
+      <w:r>
+        <w:rPr>
+          <w:lang w:eastAsia="en-IN"/>
+        </w:rPr>
+        <w:t xml:space="preserve"> for users, quizzes, attempts, and performance data.</w:t>
+      </w:r>
+    </w:p>
+    <w:p>
+      <w:pPr>
+        <w:pStyle w:val="ListBullet"/>
+        <w:rPr>
+          <w:lang w:val="en-IN" w:eastAsia="en-IN"/>
+        </w:rPr>
+      </w:pPr>
+      <w:r>
+        <w:rPr>
+          <w:lang w:eastAsia="en-IN"/>
+        </w:rPr>
+        <w:t xml:space="preserve">Integrated </w:t>
+      </w:r>
+      <w:r>
+        <w:rPr>
+          <w:b/>
+          <w:bCs/>
+          <w:lang w:eastAsia="en-IN"/>
+        </w:rPr>
+        <w:t>CI/CD pipeline</w:t>
+      </w:r>
+      <w:r>
+        <w:rPr>
+          <w:lang w:eastAsia="en-IN"/>
+        </w:rPr>
+        <w:t xml:space="preserve"> using </w:t>
+      </w:r>
+      <w:r>
+        <w:rPr>
+          <w:b/>
+          <w:bCs/>
+          <w:lang w:eastAsia="en-IN"/>
+        </w:rPr>
+        <w:t>GitHub Actions</w:t>
+      </w:r>
+      <w:r>
+        <w:rPr>
+          <w:lang w:eastAsia="en-IN"/>
+        </w:rPr>
+        <w:t xml:space="preserve"> for automated deployment.</w:t>
       </w:r>
     </w:p>
     <w:p>
@@ -1177,7 +1281,7 @@
         <w:pStyle w:val="Heading2"/>
       </w:pPr>
       <w:r>
-        <w:t>Tech Stack: Next.js, Node.js, Express.js, PostgreSQL/SQLite, Prisma ORM, Chart.js, Tailwind CSS</w:t>
+        <w:t>Tech Stack: Next.js, Node.js, Express.js, SQLite, Prisma ORM, Chart.js, Tailwind CSS</w:t>
       </w:r>
       <w:r>
         <w:tab/>
@@ -1565,7 +1669,7 @@
           </mc:Choice>
           <mc:Fallback>
             <w:pict>
-              <v:line w14:anchorId="400690FD" id="Straight Connector 1" o:spid="_x0000_s1026" alt="&quot;&quot;" style="visibility:visible;mso-wrap-style:square;mso-left-percent:-10001;mso-top-percent:-10001;mso-position-horizontal:absolute;mso-position-horizontal-relative:char;mso-position-vertical:absolute;mso-position-vertical-relative:line;mso-left-percent:-10001;mso-top-percent:-10001" from="0,0" to="468pt,0" o:gfxdata="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" strokecolor="black [3213]" strokeweight="1pt">
+              <v:line w14:anchorId="4B860D8C" id="Straight Connector 1" o:spid="_x0000_s1026" alt="&quot;&quot;" style="visibility:visible;mso-wrap-style:square;mso-left-percent:-10001;mso-top-percent:-10001;mso-position-horizontal:absolute;mso-position-horizontal-relative:char;mso-position-vertical:absolute;mso-position-vertical-relative:line;mso-left-percent:-10001;mso-top-percent:-10001" from="0,0" to="468pt,0" o:gfxdata="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" strokecolor="black [3213]" strokeweight="1pt">
                 <v:stroke joinstyle="miter"/>
                 <w10:anchorlock/>
               </v:line>
@@ -1915,7 +2019,7 @@
           </mc:Choice>
           <mc:Fallback>
             <w:pict>
-              <v:line w14:anchorId="53D6922D" id="Straight Connector 1" o:spid="_x0000_s1026" alt="&quot;&quot;" style="visibility:visible;mso-wrap-style:square;mso-left-percent:-10001;mso-top-percent:-10001;mso-position-horizontal:absolute;mso-position-horizontal-relative:char;mso-position-vertical:absolute;mso-position-vertical-relative:line;mso-left-percent:-10001;mso-top-percent:-10001" from="0,0" to="468pt,0" o:gfxdata="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" strokecolor="black [3213]" strokeweight="1pt">
+              <v:line w14:anchorId="3386B73D" id="Straight Connector 1" o:spid="_x0000_s1026" alt="&quot;&quot;" style="visibility:visible;mso-wrap-style:square;mso-left-percent:-10001;mso-top-percent:-10001;mso-position-horizontal:absolute;mso-position-horizontal-relative:char;mso-position-vertical:absolute;mso-position-vertical-relative:line;mso-left-percent:-10001;mso-top-percent:-10001" from="0,0" to="468pt,0" o:gfxdata="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" strokecolor="black [3213]" strokeweight="1pt">
                 <v:stroke joinstyle="miter"/>
                 <w10:anchorlock/>
               </v:line>
@@ -1926,12 +2030,32 @@
     </w:p>
     <w:p>
       <w:pPr>
-        <w:pStyle w:val="ListParagraph"/>
-        <w:numPr>
-          <w:ilvl w:val="0"/>
-          <w:numId w:val="20"/>
-        </w:numPr>
-        <w:spacing w:line="276" w:lineRule="auto"/>
+        <w:pStyle w:val="ListBullet"/>
+      </w:pPr>
+      <w:r>
+        <w:t xml:space="preserve">Experience designing </w:t>
+      </w:r>
+      <w:r>
+        <w:rPr>
+          <w:b/>
+          <w:bCs/>
+        </w:rPr>
+        <w:t>scalable full-stack</w:t>
+      </w:r>
+      <w:r>
+        <w:t xml:space="preserve"> applications with </w:t>
+      </w:r>
+      <w:r>
+        <w:rPr>
+          <w:b/>
+          <w:bCs/>
+        </w:rPr>
+        <w:t>clean architecture</w:t>
+      </w:r>
+    </w:p>
+    <w:p>
+      <w:pPr>
+        <w:pStyle w:val="ListBullet"/>
       </w:pPr>
       <w:r>
         <w:t xml:space="preserve">Strong </w:t>
@@ -1941,50 +2065,15 @@
           <w:b/>
           <w:bCs/>
         </w:rPr>
-        <w:t>understanding</w:t>
+        <w:t>backend fundamentals</w:t>
       </w:r>
       <w:r>
-        <w:t xml:space="preserve"> of MERN stack and full-stack web development</w:t>
+        <w:t xml:space="preserve"> (APIs, authentication, database design)</w:t>
       </w:r>
     </w:p>
     <w:p>
       <w:pPr>
-        <w:pStyle w:val="ListParagraph"/>
-        <w:numPr>
-          <w:ilvl w:val="0"/>
-          <w:numId w:val="20"/>
-        </w:numPr>
-        <w:spacing w:line="276" w:lineRule="auto"/>
-      </w:pPr>
-      <w:r>
-        <w:rPr>
-          <w:b/>
-          <w:bCs/>
-        </w:rPr>
-        <w:t>Experience</w:t>
-      </w:r>
-      <w:r>
-        <w:t xml:space="preserve"> building </w:t>
-      </w:r>
-      <w:r>
-        <w:rPr>
-          <w:b/>
-          <w:bCs/>
-        </w:rPr>
-        <w:t>production-ready web</w:t>
-      </w:r>
-      <w:r>
-        <w:t xml:space="preserve"> applications</w:t>
-      </w:r>
-    </w:p>
-    <w:p>
-      <w:pPr>
-        <w:pStyle w:val="ListParagraph"/>
-        <w:numPr>
-          <w:ilvl w:val="0"/>
-          <w:numId w:val="20"/>
-        </w:numPr>
-        <w:spacing w:line="276" w:lineRule="auto"/>
+        <w:pStyle w:val="ListBullet"/>
       </w:pPr>
       <w:r>
         <w:t xml:space="preserve">Hands-on with </w:t>
@@ -1994,71 +2083,38 @@
           <w:b/>
           <w:bCs/>
         </w:rPr>
-        <w:t>CI/CD, authentication</w:t>
+        <w:t>CI/CD pipelines</w:t>
       </w:r>
       <w:r>
-        <w:t xml:space="preserve">, and </w:t>
+        <w:t xml:space="preserve"> and </w:t>
       </w:r>
       <w:r>
         <w:rPr>
           <w:b/>
           <w:bCs/>
         </w:rPr>
-        <w:t>databases</w:t>
+        <w:t>real-world system</w:t>
+      </w:r>
+      <w:r>
+        <w:t xml:space="preserve"> features</w:t>
       </w:r>
     </w:p>
     <w:p>
       <w:pPr>
-        <w:pStyle w:val="ListParagraph"/>
-        <w:numPr>
-          <w:ilvl w:val="0"/>
-          <w:numId w:val="20"/>
-        </w:numPr>
-        <w:spacing w:line="276" w:lineRule="auto"/>
+        <w:pStyle w:val="ListBullet"/>
       </w:pPr>
       <w:r>
-        <w:rPr>
-          <w:b/>
-          <w:bCs/>
-        </w:rPr>
-        <w:t>Quick learner</w:t>
-      </w:r>
-      <w:r>
-        <w:t xml:space="preserve"> with </w:t>
+        <w:t xml:space="preserve">Focused on building </w:t>
       </w:r>
       <w:r>
         <w:rPr>
           <w:b/>
           <w:bCs/>
         </w:rPr>
-        <w:t>experience working</w:t>
+        <w:t>production-ready systems,</w:t>
       </w:r>
       <w:r>
-        <w:t xml:space="preserve"> in </w:t>
-      </w:r>
-      <w:r>
-        <w:rPr>
-          <w:b/>
-          <w:bCs/>
-        </w:rPr>
-        <w:t>collaborative development</w:t>
-      </w:r>
-      <w:r>
-        <w:t xml:space="preserve"> environments</w:t>
-      </w:r>
-    </w:p>
-    <w:p>
-      <w:pPr>
-        <w:pStyle w:val="ListBullet"/>
-        <w:numPr>
-          <w:ilvl w:val="0"/>
-          <w:numId w:val="0"/>
-        </w:numPr>
-        <w:ind w:left="288"/>
-      </w:pPr>
-      <w:r>
-        <w:lastRenderedPageBreak/>
-        <w:t xml:space="preserve"> </w:t>
+        <w:t xml:space="preserve"> not just prototypes </w:t>
       </w:r>
     </w:p>
     <w:sectPr>
@@ -2316,7 +2372,7 @@
   <w:abstractNum w:abstractNumId="9" w15:restartNumberingAfterBreak="0">
     <w:nsid w:val="FFFFFF89"/>
     <w:multiLevelType w:val="singleLevel"/>
-    <w:tmpl w:val="81D430F4"/>
+    <w:tmpl w:val="4D507CD4"/>
     <w:lvl w:ilvl="0">
       <w:start w:val="1"/>
       <w:numFmt w:val="bullet"/>
@@ -2447,6 +2503,119 @@
     </w:lvl>
   </w:abstractNum>
   <w:abstractNum w:abstractNumId="11" w15:restartNumberingAfterBreak="0">
+    <w:nsid w:val="0B9C1DB2"/>
+    <w:multiLevelType w:val="hybridMultilevel"/>
+    <w:tmpl w:val="D42A02D2"/>
+    <w:lvl w:ilvl="0" w:tplc="40090001">
+      <w:start w:val="1"/>
+      <w:numFmt w:val="bullet"/>
+      <w:lvlText w:val=""/>
+      <w:lvlJc w:val="left"/>
+      <w:pPr>
+        <w:ind w:left="360" w:hanging="360"/>
+      </w:pPr>
+      <w:rPr>
+        <w:rFonts w:ascii="Symbol" w:hAnsi="Symbol" w:hint="default"/>
+      </w:rPr>
+    </w:lvl>
+    <w:lvl w:ilvl="1" w:tplc="40090003" w:tentative="1">
+      <w:start w:val="1"/>
+      <w:numFmt w:val="bullet"/>
+      <w:lvlText w:val="o"/>
+      <w:lvlJc w:val="left"/>
+      <w:pPr>
+        <w:ind w:left="1080" w:hanging="360"/>
+      </w:pPr>
+      <w:rPr>
+        <w:rFonts w:ascii="Courier New" w:hAnsi="Courier New" w:cs="Courier New" w:hint="default"/>
+      </w:rPr>
+    </w:lvl>
+    <w:lvl w:ilvl="2" w:tplc="40090005" w:tentative="1">
+      <w:start w:val="1"/>
+      <w:numFmt w:val="bullet"/>
+      <w:lvlText w:val=""/>
+      <w:lvlJc w:val="left"/>
+      <w:pPr>
+        <w:ind w:left="1800" w:hanging="360"/>
+      </w:pPr>
+      <w:rPr>
+        <w:rFonts w:ascii="Wingdings" w:hAnsi="Wingdings" w:hint="default"/>
+      </w:rPr>
+    </w:lvl>
+    <w:lvl w:ilvl="3" w:tplc="40090001" w:tentative="1">
+      <w:start w:val="1"/>
+      <w:numFmt w:val="bullet"/>
+      <w:lvlText w:val=""/>
+      <w:lvlJc w:val="left"/>
+      <w:pPr>
+        <w:ind w:left="2520" w:hanging="360"/>
+      </w:pPr>
+      <w:rPr>
+        <w:rFonts w:ascii="Symbol" w:hAnsi="Symbol" w:hint="default"/>
+      </w:rPr>
+    </w:lvl>
+    <w:lvl w:ilvl="4" w:tplc="40090003" w:tentative="1">
+      <w:start w:val="1"/>
+      <w:numFmt w:val="bullet"/>
+      <w:lvlText w:val="o"/>
+      <w:lvlJc w:val="left"/>
+      <w:pPr>
+        <w:ind w:left="3240" w:hanging="360"/>
+      </w:pPr>
+      <w:rPr>
+        <w:rFonts w:ascii="Courier New" w:hAnsi="Courier New" w:cs="Courier New" w:hint="default"/>
+      </w:rPr>
+    </w:lvl>
+    <w:lvl w:ilvl="5" w:tplc="40090005" w:tentative="1">
+      <w:start w:val="1"/>
+      <w:numFmt w:val="bullet"/>
+      <w:lvlText w:val=""/>
+      <w:lvlJc w:val="left"/>
+      <w:pPr>
+        <w:ind w:left="3960" w:hanging="360"/>
+      </w:pPr>
+      <w:rPr>
+        <w:rFonts w:ascii="Wingdings" w:hAnsi="Wingdings" w:hint="default"/>
+      </w:rPr>
+    </w:lvl>
+    <w:lvl w:ilvl="6" w:tplc="40090001" w:tentative="1">
+      <w:start w:val="1"/>
+      <w:numFmt w:val="bullet"/>
+      <w:lvlText w:val=""/>
+      <w:lvlJc w:val="left"/>
+      <w:pPr>
+        <w:ind w:left="4680" w:hanging="360"/>
+      </w:pPr>
+      <w:rPr>
+        <w:rFonts w:ascii="Symbol" w:hAnsi="Symbol" w:hint="default"/>
+      </w:rPr>
+    </w:lvl>
+    <w:lvl w:ilvl="7" w:tplc="40090003" w:tentative="1">
+      <w:start w:val="1"/>
+      <w:numFmt w:val="bullet"/>
+      <w:lvlText w:val="o"/>
+      <w:lvlJc w:val="left"/>
+      <w:pPr>
+        <w:ind w:left="5400" w:hanging="360"/>
+      </w:pPr>
+      <w:rPr>
+        <w:rFonts w:ascii="Courier New" w:hAnsi="Courier New" w:cs="Courier New" w:hint="default"/>
+      </w:rPr>
+    </w:lvl>
+    <w:lvl w:ilvl="8" w:tplc="40090005" w:tentative="1">
+      <w:start w:val="1"/>
+      <w:numFmt w:val="bullet"/>
+      <w:lvlText w:val=""/>
+      <w:lvlJc w:val="left"/>
+      <w:pPr>
+        <w:ind w:left="6120" w:hanging="360"/>
+      </w:pPr>
+      <w:rPr>
+        <w:rFonts w:ascii="Wingdings" w:hAnsi="Wingdings" w:hint="default"/>
+      </w:rPr>
+    </w:lvl>
+  </w:abstractNum>
+  <w:abstractNum w:abstractNumId="12" w15:restartNumberingAfterBreak="0">
     <w:nsid w:val="12F90F6C"/>
     <w:multiLevelType w:val="hybridMultilevel"/>
     <w:tmpl w:val="DCFEAC80"/>
@@ -2559,7 +2728,7 @@
       </w:rPr>
     </w:lvl>
   </w:abstractNum>
-  <w:abstractNum w:abstractNumId="12" w15:restartNumberingAfterBreak="0">
+  <w:abstractNum w:abstractNumId="13" w15:restartNumberingAfterBreak="0">
     <w:nsid w:val="39D60330"/>
     <w:multiLevelType w:val="multilevel"/>
     <w:tmpl w:val="867E0FF0"/>
@@ -2682,7 +2851,7 @@
       </w:rPr>
     </w:lvl>
   </w:abstractNum>
-  <w:abstractNum w:abstractNumId="13" w15:restartNumberingAfterBreak="0">
+  <w:abstractNum w:abstractNumId="14" w15:restartNumberingAfterBreak="0">
     <w:nsid w:val="3D745ABF"/>
     <w:multiLevelType w:val="hybridMultilevel"/>
     <w:tmpl w:val="5BDA29DE"/>
@@ -2794,7 +2963,7 @@
       </w:rPr>
     </w:lvl>
   </w:abstractNum>
-  <w:abstractNum w:abstractNumId="14" w15:restartNumberingAfterBreak="0">
+  <w:abstractNum w:abstractNumId="15" w15:restartNumberingAfterBreak="0">
     <w:nsid w:val="4C076DF3"/>
     <w:multiLevelType w:val="hybridMultilevel"/>
     <w:tmpl w:val="EB0A895C"/>
@@ -2906,7 +3075,7 @@
       </w:rPr>
     </w:lvl>
   </w:abstractNum>
-  <w:abstractNum w:abstractNumId="15" w15:restartNumberingAfterBreak="0">
+  <w:abstractNum w:abstractNumId="16" w15:restartNumberingAfterBreak="0">
     <w:nsid w:val="5A7D401F"/>
     <w:multiLevelType w:val="hybridMultilevel"/>
     <w:tmpl w:val="713EEF42"/>
@@ -3020,7 +3189,7 @@
       </w:rPr>
     </w:lvl>
   </w:abstractNum>
-  <w:abstractNum w:abstractNumId="16" w15:restartNumberingAfterBreak="0">
+  <w:abstractNum w:abstractNumId="17" w15:restartNumberingAfterBreak="0">
     <w:nsid w:val="5D612F0E"/>
     <w:multiLevelType w:val="hybridMultilevel"/>
     <w:tmpl w:val="AF48EA90"/>
@@ -3133,7 +3302,7 @@
       </w:rPr>
     </w:lvl>
   </w:abstractNum>
-  <w:abstractNum w:abstractNumId="17" w15:restartNumberingAfterBreak="0">
+  <w:abstractNum w:abstractNumId="18" w15:restartNumberingAfterBreak="0">
     <w:nsid w:val="68CE0027"/>
     <w:multiLevelType w:val="hybridMultilevel"/>
     <w:tmpl w:val="6CFCA0D0"/>
@@ -3246,7 +3415,7 @@
       </w:rPr>
     </w:lvl>
   </w:abstractNum>
-  <w:abstractNum w:abstractNumId="18" w15:restartNumberingAfterBreak="0">
+  <w:abstractNum w:abstractNumId="19" w15:restartNumberingAfterBreak="0">
     <w:nsid w:val="6E9C16E4"/>
     <w:multiLevelType w:val="hybridMultilevel"/>
     <w:tmpl w:val="A8684980"/>
@@ -3359,7 +3528,7 @@
       </w:rPr>
     </w:lvl>
   </w:abstractNum>
-  <w:abstractNum w:abstractNumId="19" w15:restartNumberingAfterBreak="0">
+  <w:abstractNum w:abstractNumId="20" w15:restartNumberingAfterBreak="0">
     <w:nsid w:val="76196653"/>
     <w:multiLevelType w:val="hybridMultilevel"/>
     <w:tmpl w:val="9D3C9EDC"/>
@@ -3501,37 +3670,40 @@
     <w:abstractNumId w:val="0"/>
   </w:num>
   <w:num w:numId="10" w16cid:durableId="331106266">
+    <w:abstractNumId w:val="13"/>
+  </w:num>
+  <w:num w:numId="11" w16cid:durableId="955915199">
     <w:abstractNumId w:val="12"/>
   </w:num>
-  <w:num w:numId="11" w16cid:durableId="955915199">
-    <w:abstractNumId w:val="11"/>
-  </w:num>
   <w:num w:numId="12" w16cid:durableId="2130200699">
-    <w:abstractNumId w:val="15"/>
+    <w:abstractNumId w:val="16"/>
   </w:num>
   <w:num w:numId="13" w16cid:durableId="2129886188">
-    <w:abstractNumId w:val="19"/>
+    <w:abstractNumId w:val="20"/>
   </w:num>
   <w:num w:numId="14" w16cid:durableId="671032749">
     <w:abstractNumId w:val="9"/>
   </w:num>
   <w:num w:numId="15" w16cid:durableId="1154297500">
-    <w:abstractNumId w:val="16"/>
+    <w:abstractNumId w:val="17"/>
   </w:num>
   <w:num w:numId="16" w16cid:durableId="247083480">
-    <w:abstractNumId w:val="18"/>
+    <w:abstractNumId w:val="19"/>
   </w:num>
   <w:num w:numId="17" w16cid:durableId="1606766025">
-    <w:abstractNumId w:val="14"/>
+    <w:abstractNumId w:val="15"/>
   </w:num>
   <w:num w:numId="18" w16cid:durableId="1670521395">
-    <w:abstractNumId w:val="13"/>
+    <w:abstractNumId w:val="14"/>
   </w:num>
   <w:num w:numId="19" w16cid:durableId="2140031675">
     <w:abstractNumId w:val="10"/>
   </w:num>
   <w:num w:numId="20" w16cid:durableId="287592370">
-    <w:abstractNumId w:val="17"/>
+    <w:abstractNumId w:val="18"/>
+  </w:num>
+  <w:num w:numId="21" w16cid:durableId="2111007701">
+    <w:abstractNumId w:val="11"/>
   </w:num>
   <w:numIdMacAtCleanup w:val="13"/>
 </w:numbering>
@@ -29104,21 +29276,25 @@
     <w:rsid w:val="00192145"/>
     <w:rsid w:val="001F2BEF"/>
     <w:rsid w:val="00303358"/>
+    <w:rsid w:val="004764A7"/>
     <w:rsid w:val="004C3CFF"/>
+    <w:rsid w:val="00574DF1"/>
     <w:rsid w:val="005776B5"/>
-    <w:rsid w:val="00702C74"/>
     <w:rsid w:val="00752591"/>
     <w:rsid w:val="007A39CC"/>
     <w:rsid w:val="007F4923"/>
     <w:rsid w:val="00860EA7"/>
     <w:rsid w:val="008D4D06"/>
     <w:rsid w:val="00900579"/>
+    <w:rsid w:val="00913D57"/>
     <w:rsid w:val="009609F8"/>
     <w:rsid w:val="009938E3"/>
     <w:rsid w:val="00A63472"/>
+    <w:rsid w:val="00A764C7"/>
     <w:rsid w:val="00A772F4"/>
     <w:rsid w:val="00B01FFA"/>
     <w:rsid w:val="00B53406"/>
+    <w:rsid w:val="00C91411"/>
     <w:rsid w:val="00D07D56"/>
     <w:rsid w:val="00EE7D6B"/>
     <w:rsid w:val="00F535AE"/>
@@ -29577,10 +29753,6 @@
   </w:style>
   <w:style w:type="paragraph" w:customStyle="1" w:styleId="823007DB74A84F2382CDF34BE82BFBFD">
     <w:name w:val="823007DB74A84F2382CDF34BE82BFBFD"/>
-  </w:style>
-  <w:style w:type="paragraph" w:customStyle="1" w:styleId="4805BE7273564DF88750511447BC1835">
-    <w:name w:val="4805BE7273564DF88750511447BC1835"/>
-    <w:rsid w:val="001F2BEF"/>
   </w:style>
 </w:styles>
 </file>

--- a/Ashish kumar Resume.docx
+++ b/Ashish kumar Resume.docx
@@ -8,28 +8,28 @@
         <w:spacing w:before="120"/>
         <w:jc w:val="center"/>
         <w:rPr>
-          <w:sz w:val="40"/>
-          <w:szCs w:val="12"/>
+          <w:sz w:val="44"/>
+          <w:szCs w:val="14"/>
         </w:rPr>
       </w:pPr>
       <w:r>
         <w:rPr>
-          <w:sz w:val="48"/>
-          <w:szCs w:val="16"/>
+          <w:sz w:val="36"/>
+          <w:szCs w:val="10"/>
         </w:rPr>
         <w:t xml:space="preserve">Ashish </w:t>
       </w:r>
       <w:r>
         <w:rPr>
-          <w:sz w:val="48"/>
-          <w:szCs w:val="16"/>
+          <w:sz w:val="36"/>
+          <w:szCs w:val="10"/>
         </w:rPr>
         <w:t>K</w:t>
       </w:r>
       <w:r>
         <w:rPr>
-          <w:sz w:val="48"/>
-          <w:szCs w:val="16"/>
+          <w:sz w:val="36"/>
+          <w:szCs w:val="10"/>
         </w:rPr>
         <w:t>umar</w:t>
       </w:r>
@@ -112,7 +112,7 @@
           <w:color w:val="444444"/>
           <w:u w:val="none"/>
         </w:rPr>
-        <w:t xml:space="preserve"> |</w:t>
+        <w:t xml:space="preserve"> </w:t>
       </w:r>
     </w:p>
     <w:p>
@@ -122,20 +122,32 @@
         <w:jc w:val="center"/>
         <w:rPr>
           <w:rStyle w:val="Hyperlink"/>
-          <w:color w:val="444444"/>
+          <w:color w:val="0070C0"/>
           <w:sz w:val="20"/>
           <w:szCs w:val="28"/>
-          <w:u w:val="none"/>
         </w:rPr>
       </w:pPr>
+      <w:r>
+        <w:rPr>
+          <w:sz w:val="20"/>
+          <w:szCs w:val="28"/>
+        </w:rPr>
+        <w:t>GitHub:</w:t>
+      </w:r>
+      <w:r>
+        <w:rPr>
+          <w:color w:val="0070C0"/>
+          <w:u w:val="single"/>
+        </w:rPr>
+        <w:t xml:space="preserve"> </w:t>
+      </w:r>
       <w:hyperlink r:id="rId12" w:history="1">
         <w:r>
           <w:rPr>
             <w:rStyle w:val="Hyperlink"/>
-            <w:color w:val="444444"/>
+            <w:color w:val="0070C0"/>
             <w:sz w:val="20"/>
             <w:szCs w:val="28"/>
-            <w:u w:val="none"/>
           </w:rPr>
           <w:t>github.com/akrathor18</w:t>
         </w:r>
@@ -170,24 +182,73 @@
         </w:rPr>
         <w:t xml:space="preserve"> </w:t>
       </w:r>
+      <w:r>
+        <w:rPr>
+          <w:sz w:val="20"/>
+          <w:szCs w:val="28"/>
+        </w:rPr>
+        <w:t>LinkedIn</w:t>
+      </w:r>
+      <w:r>
+        <w:rPr>
+          <w:sz w:val="20"/>
+          <w:szCs w:val="28"/>
+        </w:rPr>
+        <w:t>:</w:t>
+      </w:r>
+      <w:r>
+        <w:rPr>
+          <w:rStyle w:val="Hyperlink"/>
+          <w:color w:val="000000" w:themeColor="text1"/>
+          <w:sz w:val="20"/>
+          <w:szCs w:val="28"/>
+          <w:u w:val="none"/>
+        </w:rPr>
+        <w:t xml:space="preserve"> </w:t>
+      </w:r>
       <w:hyperlink r:id="rId13" w:history="1">
         <w:r>
           <w:rPr>
             <w:rStyle w:val="Hyperlink"/>
-            <w:color w:val="444444"/>
+            <w:color w:val="0070C0"/>
             <w:sz w:val="20"/>
             <w:szCs w:val="28"/>
-            <w:u w:val="none"/>
           </w:rPr>
-          <w:t>LinkedIn</w:t>
+          <w:t>l</w:t>
         </w:r>
         <w:r>
           <w:rPr>
             <w:rStyle w:val="Hyperlink"/>
-            <w:color w:val="444444"/>
+            <w:color w:val="0070C0"/>
             <w:sz w:val="20"/>
             <w:szCs w:val="28"/>
-            <w:u w:val="none"/>
+          </w:rPr>
+          <w:t>inked</w:t>
+        </w:r>
+        <w:r>
+          <w:rPr>
+            <w:rStyle w:val="Hyperlink"/>
+            <w:color w:val="0070C0"/>
+            <w:sz w:val="20"/>
+            <w:szCs w:val="28"/>
+          </w:rPr>
+          <w:t>i</w:t>
+        </w:r>
+        <w:r>
+          <w:rPr>
+            <w:rStyle w:val="Hyperlink"/>
+            <w:color w:val="0070C0"/>
+            <w:sz w:val="20"/>
+            <w:szCs w:val="28"/>
+          </w:rPr>
+          <w:t>n</w:t>
+        </w:r>
+        <w:r>
+          <w:rPr>
+            <w:rStyle w:val="Hyperlink"/>
+            <w:color w:val="0070C0"/>
+            <w:sz w:val="20"/>
+            <w:szCs w:val="28"/>
           </w:rPr>
           <w:t>.com/in/ashishkumartech</w:t>
         </w:r>
@@ -197,7 +258,6 @@
             <w:color w:val="0070C0"/>
             <w:sz w:val="20"/>
             <w:szCs w:val="28"/>
-            <w:u w:val="none"/>
           </w:rPr>
           <w:t> </w:t>
         </w:r>
@@ -206,23 +266,32 @@
         <w:t>•</w:t>
       </w:r>
       <w:r>
+        <w:t xml:space="preserve"> </w:t>
+      </w:r>
+      <w:r>
         <w:rPr>
-          <w:rStyle w:val="Hyperlink"/>
-          <w:color w:val="0070C0"/>
           <w:sz w:val="20"/>
           <w:szCs w:val="28"/>
-          <w:u w:val="none"/>
         </w:rPr>
+        <w:t>Portfolio</w:t>
+      </w:r>
+      <w:r>
+        <w:rPr>
+          <w:sz w:val="20"/>
+          <w:szCs w:val="28"/>
+        </w:rPr>
+        <w:t>:</w:t>
+      </w:r>
+      <w:r>
         <w:t xml:space="preserve"> </w:t>
       </w:r>
       <w:hyperlink r:id="rId14" w:history="1">
         <w:r>
           <w:rPr>
             <w:rStyle w:val="Hyperlink"/>
-            <w:color w:val="444444"/>
+            <w:color w:val="0070C0"/>
             <w:sz w:val="20"/>
             <w:szCs w:val="28"/>
-            <w:u w:val="none"/>
           </w:rPr>
           <w:t>ashish-codes.web.app</w:t>
         </w:r>
@@ -231,23 +300,17 @@
     <w:p>
       <w:pPr>
         <w:pStyle w:val="Heading1"/>
+        <w:rPr>
+          <w:lang w:val="en-IN"/>
+        </w:rPr>
       </w:pPr>
-      <w:sdt>
-        <w:sdtPr>
-          <w:id w:val="-736782104"/>
-          <w:placeholder>
-            <w:docPart w:val="62C7FB2B460C4B7BA9D99BCCFAA652BA"/>
-          </w:placeholder>
-          <w:temporary/>
-          <w:showingPlcHdr/>
-          <w15:appearance w15:val="hidden"/>
-        </w:sdtPr>
-        <w:sdtContent>
-          <w:r>
-            <w:t>Objective</w:t>
-          </w:r>
-        </w:sdtContent>
-      </w:sdt>
+      <w:r>
+        <w:rPr>
+          <w:bCs/>
+          <w:lang w:val="en-IN"/>
+        </w:rPr>
+        <w:t>PROFESSIONAL SUMMARY</w:t>
+      </w:r>
     </w:p>
     <w:p>
       <w:pPr>
@@ -332,12 +395,22 @@
       <w:r>
         <w:rPr>
           <w:rFonts w:asciiTheme="minorHAnsi" w:eastAsiaTheme="minorHAnsi" w:hAnsiTheme="minorHAnsi" w:cstheme="minorBidi"/>
+          <w:bCs/>
+          <w:spacing w:val="0"/>
+          <w:sz w:val="20"/>
+          <w:szCs w:val="22"/>
+        </w:rPr>
+        <w:t>Full-stack developer</w:t>
+      </w:r>
+      <w:r>
+        <w:rPr>
+          <w:rFonts w:asciiTheme="minorHAnsi" w:eastAsiaTheme="minorHAnsi" w:hAnsiTheme="minorHAnsi" w:cstheme="minorBidi"/>
           <w:b w:val="0"/>
           <w:spacing w:val="0"/>
           <w:sz w:val="20"/>
           <w:szCs w:val="22"/>
         </w:rPr>
-        <w:t xml:space="preserve">Full-stack developer building </w:t>
+        <w:t xml:space="preserve"> with </w:t>
       </w:r>
       <w:r>
         <w:rPr>
@@ -347,7 +420,27 @@
           <w:sz w:val="20"/>
           <w:szCs w:val="22"/>
         </w:rPr>
-        <w:t>scalable</w:t>
+        <w:t>experience</w:t>
+      </w:r>
+      <w:r>
+        <w:rPr>
+          <w:rFonts w:asciiTheme="minorHAnsi" w:eastAsiaTheme="minorHAnsi" w:hAnsiTheme="minorHAnsi" w:cstheme="minorBidi"/>
+          <w:b w:val="0"/>
+          <w:spacing w:val="0"/>
+          <w:sz w:val="20"/>
+          <w:szCs w:val="22"/>
+        </w:rPr>
+        <w:t xml:space="preserve"> building and deploying </w:t>
+      </w:r>
+      <w:r>
+        <w:rPr>
+          <w:rFonts w:asciiTheme="minorHAnsi" w:eastAsiaTheme="minorHAnsi" w:hAnsiTheme="minorHAnsi" w:cstheme="minorBidi"/>
+          <w:bCs/>
+          <w:spacing w:val="0"/>
+          <w:sz w:val="20"/>
+          <w:szCs w:val="22"/>
+        </w:rPr>
+        <w:t>production-grade</w:t>
       </w:r>
       <w:r>
         <w:rPr>
@@ -377,7 +470,17 @@
           <w:sz w:val="20"/>
           <w:szCs w:val="22"/>
         </w:rPr>
-        <w:t xml:space="preserve"> with </w:t>
+        <w:t>.</w:t>
+      </w:r>
+      <w:r>
+        <w:rPr>
+          <w:rFonts w:asciiTheme="minorHAnsi" w:eastAsiaTheme="minorHAnsi" w:hAnsiTheme="minorHAnsi" w:cstheme="minorBidi"/>
+          <w:b w:val="0"/>
+          <w:spacing w:val="0"/>
+          <w:sz w:val="20"/>
+          <w:szCs w:val="22"/>
+        </w:rPr>
+        <w:t xml:space="preserve"> </w:t>
       </w:r>
       <w:r>
         <w:rPr>
@@ -387,7 +490,7 @@
           <w:sz w:val="20"/>
           <w:szCs w:val="22"/>
         </w:rPr>
-        <w:t>real-world features</w:t>
+        <w:t>Developed</w:t>
       </w:r>
       <w:r>
         <w:rPr>
@@ -397,7 +500,7 @@
           <w:sz w:val="20"/>
           <w:szCs w:val="22"/>
         </w:rPr>
-        <w:t xml:space="preserve"> like </w:t>
+        <w:t xml:space="preserve"> a </w:t>
       </w:r>
       <w:r>
         <w:rPr>
@@ -407,7 +510,67 @@
           <w:sz w:val="20"/>
           <w:szCs w:val="22"/>
         </w:rPr>
-        <w:t>authentication</w:t>
+        <w:t>student</w:t>
+      </w:r>
+      <w:r>
+        <w:rPr>
+          <w:rFonts w:asciiTheme="minorHAnsi" w:eastAsiaTheme="minorHAnsi" w:hAnsiTheme="minorHAnsi" w:cstheme="minorBidi"/>
+          <w:b w:val="0"/>
+          <w:spacing w:val="0"/>
+          <w:sz w:val="20"/>
+          <w:szCs w:val="22"/>
+        </w:rPr>
+        <w:t xml:space="preserve"> </w:t>
+      </w:r>
+      <w:r>
+        <w:rPr>
+          <w:rFonts w:asciiTheme="minorHAnsi" w:eastAsiaTheme="minorHAnsi" w:hAnsiTheme="minorHAnsi" w:cstheme="minorBidi"/>
+          <w:bCs/>
+          <w:spacing w:val="0"/>
+          <w:sz w:val="20"/>
+          <w:szCs w:val="22"/>
+        </w:rPr>
+        <w:t>platform used by 60+ active users</w:t>
+      </w:r>
+      <w:r>
+        <w:rPr>
+          <w:rFonts w:asciiTheme="minorHAnsi" w:eastAsiaTheme="minorHAnsi" w:hAnsiTheme="minorHAnsi" w:cstheme="minorBidi"/>
+          <w:b w:val="0"/>
+          <w:spacing w:val="0"/>
+          <w:sz w:val="20"/>
+          <w:szCs w:val="22"/>
+        </w:rPr>
+        <w:t xml:space="preserve"> and a </w:t>
+      </w:r>
+      <w:r>
+        <w:rPr>
+          <w:rFonts w:asciiTheme="minorHAnsi" w:eastAsiaTheme="minorHAnsi" w:hAnsiTheme="minorHAnsi" w:cstheme="minorBidi"/>
+          <w:bCs/>
+          <w:spacing w:val="0"/>
+          <w:sz w:val="20"/>
+          <w:szCs w:val="22"/>
+        </w:rPr>
+        <w:t>solo-built e-commerce</w:t>
+      </w:r>
+      <w:r>
+        <w:rPr>
+          <w:rFonts w:asciiTheme="minorHAnsi" w:eastAsiaTheme="minorHAnsi" w:hAnsiTheme="minorHAnsi" w:cstheme="minorBidi"/>
+          <w:b w:val="0"/>
+          <w:spacing w:val="0"/>
+          <w:sz w:val="20"/>
+          <w:szCs w:val="22"/>
+        </w:rPr>
+        <w:t xml:space="preserve"> system </w:t>
+      </w:r>
+      <w:r>
+        <w:rPr>
+          <w:rFonts w:asciiTheme="minorHAnsi" w:eastAsiaTheme="minorHAnsi" w:hAnsiTheme="minorHAnsi" w:cstheme="minorBidi"/>
+          <w:bCs/>
+          <w:spacing w:val="0"/>
+          <w:sz w:val="20"/>
+          <w:szCs w:val="22"/>
+        </w:rPr>
+        <w:t>with Razorpay integration</w:t>
       </w:r>
       <w:r>
         <w:rPr>
@@ -427,7 +590,77 @@
           <w:sz w:val="20"/>
           <w:szCs w:val="22"/>
         </w:rPr>
-        <w:t>analytics</w:t>
+        <w:t>stock validation,</w:t>
+      </w:r>
+      <w:r>
+        <w:rPr>
+          <w:rFonts w:asciiTheme="minorHAnsi" w:eastAsiaTheme="minorHAnsi" w:hAnsiTheme="minorHAnsi" w:cstheme="minorBidi"/>
+          <w:b w:val="0"/>
+          <w:spacing w:val="0"/>
+          <w:sz w:val="20"/>
+          <w:szCs w:val="22"/>
+        </w:rPr>
+        <w:t xml:space="preserve"> and </w:t>
+      </w:r>
+      <w:r>
+        <w:rPr>
+          <w:rFonts w:asciiTheme="minorHAnsi" w:eastAsiaTheme="minorHAnsi" w:hAnsiTheme="minorHAnsi" w:cstheme="minorBidi"/>
+          <w:bCs/>
+          <w:spacing w:val="0"/>
+          <w:sz w:val="20"/>
+          <w:szCs w:val="22"/>
+        </w:rPr>
+        <w:t>order lifecycle</w:t>
+      </w:r>
+      <w:r>
+        <w:rPr>
+          <w:rFonts w:asciiTheme="minorHAnsi" w:eastAsiaTheme="minorHAnsi" w:hAnsiTheme="minorHAnsi" w:cstheme="minorBidi"/>
+          <w:b w:val="0"/>
+          <w:spacing w:val="0"/>
+          <w:sz w:val="20"/>
+          <w:szCs w:val="22"/>
+        </w:rPr>
+        <w:t xml:space="preserve"> management. Skilled in </w:t>
+      </w:r>
+      <w:r>
+        <w:rPr>
+          <w:rFonts w:asciiTheme="minorHAnsi" w:eastAsiaTheme="minorHAnsi" w:hAnsiTheme="minorHAnsi" w:cstheme="minorBidi"/>
+          <w:bCs/>
+          <w:spacing w:val="0"/>
+          <w:sz w:val="20"/>
+          <w:szCs w:val="22"/>
+        </w:rPr>
+        <w:t>React, Node.js, PostgreSQL, MongoDB, REST APIs, authentication</w:t>
+      </w:r>
+      <w:r>
+        <w:rPr>
+          <w:rFonts w:asciiTheme="minorHAnsi" w:eastAsiaTheme="minorHAnsi" w:hAnsiTheme="minorHAnsi" w:cstheme="minorBidi"/>
+          <w:bCs/>
+          <w:spacing w:val="0"/>
+          <w:sz w:val="20"/>
+          <w:szCs w:val="22"/>
+        </w:rPr>
+        <w:t xml:space="preserve"> (</w:t>
+      </w:r>
+      <w:r>
+        <w:rPr>
+          <w:rFonts w:asciiTheme="minorHAnsi" w:eastAsiaTheme="minorHAnsi" w:hAnsiTheme="minorHAnsi" w:cstheme="minorBidi"/>
+          <w:bCs/>
+          <w:spacing w:val="0"/>
+          <w:sz w:val="20"/>
+          <w:szCs w:val="22"/>
+        </w:rPr>
+        <w:t>JWT</w:t>
+      </w:r>
+      <w:r>
+        <w:rPr>
+          <w:rFonts w:asciiTheme="minorHAnsi" w:eastAsiaTheme="minorHAnsi" w:hAnsiTheme="minorHAnsi" w:cstheme="minorBidi"/>
+          <w:bCs/>
+          <w:spacing w:val="0"/>
+          <w:sz w:val="20"/>
+          <w:szCs w:val="22"/>
+        </w:rPr>
+        <w:t>)</w:t>
       </w:r>
       <w:r>
         <w:rPr>
@@ -447,7 +680,7 @@
           <w:sz w:val="20"/>
           <w:szCs w:val="22"/>
         </w:rPr>
-        <w:t>system design</w:t>
+        <w:t>CI/CD</w:t>
       </w:r>
       <w:r>
         <w:rPr>
@@ -457,7 +690,7 @@
           <w:sz w:val="20"/>
           <w:szCs w:val="22"/>
         </w:rPr>
-        <w:t xml:space="preserve">. Focused on </w:t>
+        <w:t xml:space="preserve"> (Continuous Integration / Continuous Deployment) using </w:t>
       </w:r>
       <w:r>
         <w:rPr>
@@ -467,7 +700,7 @@
           <w:sz w:val="20"/>
           <w:szCs w:val="22"/>
         </w:rPr>
-        <w:t>backend architecture</w:t>
+        <w:t>GitHub Actions.</w:t>
       </w:r>
       <w:r>
         <w:rPr>
@@ -477,27 +710,7 @@
           <w:sz w:val="20"/>
           <w:szCs w:val="22"/>
         </w:rPr>
-        <w:t xml:space="preserve"> and </w:t>
-      </w:r>
-      <w:r>
-        <w:rPr>
-          <w:rFonts w:asciiTheme="minorHAnsi" w:eastAsiaTheme="minorHAnsi" w:hAnsiTheme="minorHAnsi" w:cstheme="minorBidi"/>
-          <w:bCs/>
-          <w:spacing w:val="0"/>
-          <w:sz w:val="20"/>
-          <w:szCs w:val="22"/>
-        </w:rPr>
-        <w:t>performance</w:t>
-      </w:r>
-      <w:r>
-        <w:rPr>
-          <w:rFonts w:asciiTheme="minorHAnsi" w:eastAsiaTheme="minorHAnsi" w:hAnsiTheme="minorHAnsi" w:cstheme="minorBidi"/>
-          <w:b w:val="0"/>
-          <w:spacing w:val="0"/>
-          <w:sz w:val="20"/>
-          <w:szCs w:val="22"/>
-        </w:rPr>
-        <w:t>, seeking to contribute to production-grade systems while continuously improving engineering depth.</w:t>
+        <w:t xml:space="preserve"> </w:t>
       </w:r>
     </w:p>
     <w:p>
@@ -506,7 +719,7 @@
         <w:spacing w:before="120"/>
       </w:pPr>
       <w:r>
-        <w:t>Skills &amp; Technology</w:t>
+        <w:t>Technical Skills</w:t>
       </w:r>
     </w:p>
     <w:p>
@@ -776,46 +989,6 @@
     </w:p>
     <w:p>
       <w:pPr>
-        <w:pStyle w:val="ListBullet"/>
-        <w:numPr>
-          <w:ilvl w:val="0"/>
-          <w:numId w:val="11"/>
-        </w:numPr>
-        <w:rPr>
-          <w:b/>
-          <w:bCs/>
-        </w:rPr>
-      </w:pPr>
-      <w:r>
-        <w:rPr>
-          <w:b/>
-          <w:bCs/>
-        </w:rPr>
-        <w:t>Languages</w:t>
-      </w:r>
-      <w:r>
-        <w:rPr>
-          <w:b/>
-          <w:bCs/>
-        </w:rPr>
-        <w:t>:</w:t>
-      </w:r>
-      <w:r>
-        <w:rPr>
-          <w:b/>
-          <w:bCs/>
-        </w:rPr>
-        <w:t xml:space="preserve"> </w:t>
-      </w:r>
-      <w:r>
-        <w:t>English, Hindi</w:t>
-      </w:r>
-      <w:r>
-        <w:t>, Punjabi</w:t>
-      </w:r>
-    </w:p>
-    <w:p>
-      <w:pPr>
         <w:pStyle w:val="Heading1"/>
         <w:spacing w:before="120"/>
       </w:pPr>
@@ -908,6 +1081,7 @@
           <w:ilvl w:val="0"/>
           <w:numId w:val="21"/>
         </w:numPr>
+        <w:spacing w:after="0"/>
       </w:pPr>
       <w:r>
         <w:t xml:space="preserve">StudyHub </w:t>
@@ -934,16 +1108,28 @@
     <w:p>
       <w:pPr>
         <w:pStyle w:val="Heading2"/>
+        <w:spacing w:before="0"/>
       </w:pPr>
       <w:r>
-        <w:t xml:space="preserve">GitHub: </w:t>
+        <w:t xml:space="preserve">       </w:t>
+      </w:r>
+      <w:r>
+        <w:t>GitHub</w:t>
+      </w:r>
+      <w:r>
+        <w:t>:</w:t>
+      </w:r>
+      <w:r>
+        <w:rPr>
+          <w:color w:val="0070C0"/>
+        </w:rPr>
+        <w:t xml:space="preserve"> </w:t>
       </w:r>
       <w:hyperlink r:id="rId15" w:history="1">
         <w:r>
           <w:rPr>
             <w:rStyle w:val="Hyperlink"/>
-            <w:color w:val="444444"/>
-            <w:u w:val="none"/>
+            <w:color w:val="0070C0"/>
           </w:rPr>
           <w:t>github.com/akrathor18/Note-sharing-app</w:t>
         </w:r>
@@ -976,35 +1162,16 @@
         <w:r>
           <w:rPr>
             <w:rStyle w:val="Hyperlink"/>
-            <w:color w:val="444444"/>
-            <w:u w:val="none"/>
+            <w:color w:val="0070C0"/>
           </w:rPr>
-          <w:t>studyhub-</w:t>
-        </w:r>
-        <w:r>
-          <w:rPr>
-            <w:rStyle w:val="Hyperlink"/>
-            <w:color w:val="444444"/>
-            <w:u w:val="none"/>
-          </w:rPr>
-          <w:t>d</w:t>
-        </w:r>
-        <w:r>
-          <w:rPr>
-            <w:rStyle w:val="Hyperlink"/>
-            <w:color w:val="444444"/>
-            <w:u w:val="none"/>
-          </w:rPr>
-          <w:t>ev.web.app</w:t>
+          <w:t>studyhub-dev.web.app</w:t>
         </w:r>
       </w:hyperlink>
-      <w:r>
-        <w:tab/>
-      </w:r>
     </w:p>
     <w:p>
       <w:pPr>
         <w:pStyle w:val="ListBullet"/>
+        <w:spacing w:before="240" w:after="0" w:line="276" w:lineRule="auto"/>
         <w:rPr>
           <w:lang w:val="en-IN" w:eastAsia="en-IN"/>
         </w:rPr>
@@ -1047,6 +1214,7 @@
     <w:p>
       <w:pPr>
         <w:pStyle w:val="ListBullet"/>
+        <w:spacing w:after="0" w:line="276" w:lineRule="auto"/>
         <w:rPr>
           <w:lang w:val="en-IN" w:eastAsia="en-IN"/>
         </w:rPr>
@@ -1103,15 +1271,24 @@
     <w:p>
       <w:pPr>
         <w:pStyle w:val="ListBullet"/>
+        <w:spacing w:after="0" w:line="276" w:lineRule="auto"/>
         <w:rPr>
           <w:lang w:val="en-IN" w:eastAsia="en-IN"/>
         </w:rPr>
       </w:pPr>
       <w:r>
         <w:rPr>
+          <w:b/>
+          <w:bCs/>
           <w:lang w:eastAsia="en-IN"/>
         </w:rPr>
-        <w:t xml:space="preserve">Implemented </w:t>
+        <w:t>Developed</w:t>
+      </w:r>
+      <w:r>
+        <w:rPr>
+          <w:lang w:eastAsia="en-IN"/>
+        </w:rPr>
+        <w:t xml:space="preserve"> </w:t>
       </w:r>
       <w:r>
         <w:rPr>
@@ -1159,6 +1336,7 @@
     <w:p>
       <w:pPr>
         <w:pStyle w:val="ListBullet"/>
+        <w:spacing w:after="0" w:line="276" w:lineRule="auto"/>
         <w:rPr>
           <w:lang w:val="en-IN" w:eastAsia="en-IN"/>
         </w:rPr>
@@ -1195,7 +1373,7 @@
         <w:rPr>
           <w:lang w:eastAsia="en-IN"/>
         </w:rPr>
-        <w:t xml:space="preserve">Integrated </w:t>
+        <w:t xml:space="preserve">Configured </w:t>
       </w:r>
       <w:r>
         <w:rPr>
@@ -1231,19 +1409,62 @@
         <w:pStyle w:val="Heading2"/>
         <w:numPr>
           <w:ilvl w:val="0"/>
-          <w:numId w:val="12"/>
+          <w:numId w:val="21"/>
         </w:numPr>
-        <w:jc w:val="both"/>
+        <w:spacing w:after="0"/>
       </w:pPr>
       <w:r>
-        <w:t xml:space="preserve">Inventory Management System – </w:t>
+        <w:t xml:space="preserve">UrbanMart </w:t>
+      </w:r>
+      <w:r>
+        <w:t xml:space="preserve">- </w:t>
+      </w:r>
+      <w:r>
+        <w:t>Full-</w:t>
+      </w:r>
+      <w:r>
+        <w:t>s</w:t>
+      </w:r>
+      <w:r>
+        <w:t>tack E-Commerce Platform</w:t>
+      </w:r>
+      <w:r>
+        <w:t xml:space="preserve"> </w:t>
+      </w:r>
+      <w:r>
+        <w:t>|</w:t>
+      </w:r>
+      <w:r>
+        <w:t xml:space="preserve"> </w:t>
       </w:r>
       <w:r>
         <w:rPr>
-          <w:u w:val="single"/>
+          <w:b w:val="0"/>
+          <w:bCs/>
+          <w:i/>
+          <w:iCs/>
         </w:rPr>
-        <w:t>Hackathon Project</w:t>
+        <w:t>React, Node.js, Express.js, Prisma ORM, PostgreSQL, Razorpay</w:t>
       </w:r>
+    </w:p>
+    <w:p>
+      <w:pPr>
+        <w:pStyle w:val="Heading2"/>
+        <w:spacing w:before="0"/>
+        <w:ind w:left="360"/>
+      </w:pPr>
+      <w:r>
+        <w:t xml:space="preserve">GitHub: </w:t>
+      </w:r>
+      <w:hyperlink r:id="rId17" w:history="1">
+        <w:r>
+          <w:rPr>
+            <w:color w:val="0070C0"/>
+            <w:u w:val="single"/>
+          </w:rPr>
+          <w:t>github.com/akrathor18/urbanmart</w:t>
+        </w:r>
+      </w:hyperlink>
       <w:r>
         <w:t xml:space="preserve"> </w:t>
       </w:r>
@@ -1254,7 +1475,7 @@
         <w:t xml:space="preserve"> </w:t>
       </w:r>
       <w:r>
-        <w:t>Demo</w:t>
+        <w:t>Live</w:t>
       </w:r>
       <w:r>
         <w:t>:</w:t>
@@ -1265,26 +1486,23 @@
         </w:rPr>
         <w:t xml:space="preserve"> </w:t>
       </w:r>
-      <w:hyperlink r:id="rId17" w:history="1">
+      <w:hyperlink r:id="rId18" w:history="1">
         <w:r>
           <w:rPr>
             <w:rStyle w:val="Hyperlink"/>
-            <w:color w:val="444444"/>
-            <w:u w:val="none"/>
+            <w:color w:val="0070C0"/>
           </w:rPr>
-          <w:t>invent-labs-frontend.vercel.app</w:t>
+          <w:t>urbanmart-dev.web.app</w:t>
         </w:r>
       </w:hyperlink>
-    </w:p>
-    <w:p>
-      <w:pPr>
-        <w:pStyle w:val="Heading2"/>
-      </w:pPr>
       <w:r>
-        <w:t>Tech Stack: Next.js, Node.js, Express.js, SQLite, Prisma ORM, Chart.js, Tailwind CSS</w:t>
-      </w:r>
-      <w:r>
-        <w:tab/>
+        <w:rPr>
+          <w:b w:val="0"/>
+          <w:bCs/>
+          <w:i/>
+          <w:iCs/>
+        </w:rPr>
+        <w:t xml:space="preserve"> </w:t>
       </w:r>
     </w:p>
     <w:p>
@@ -1294,199 +1512,8 @@
           <w:ilvl w:val="0"/>
           <w:numId w:val="15"/>
         </w:numPr>
-        <w:spacing w:before="0"/>
-        <w:rPr>
-          <w:rFonts w:eastAsiaTheme="minorHAnsi" w:cstheme="minorBidi"/>
-          <w:b w:val="0"/>
-          <w:color w:val="000000" w:themeColor="text1"/>
-          <w:szCs w:val="22"/>
-        </w:rPr>
-      </w:pPr>
-      <w:r>
-        <w:rPr>
-          <w:rFonts w:eastAsiaTheme="minorHAnsi" w:cstheme="minorBidi"/>
-          <w:b w:val="0"/>
-          <w:color w:val="000000" w:themeColor="text1"/>
-          <w:szCs w:val="22"/>
-        </w:rPr>
-        <w:t xml:space="preserve">Engineered a </w:t>
-      </w:r>
-      <w:r>
-        <w:rPr>
-          <w:rFonts w:eastAsiaTheme="minorHAnsi" w:cstheme="minorBidi"/>
-          <w:bCs/>
-          <w:color w:val="000000" w:themeColor="text1"/>
-          <w:szCs w:val="22"/>
-        </w:rPr>
-        <w:t xml:space="preserve">real-time </w:t>
-      </w:r>
-      <w:r>
-        <w:rPr>
-          <w:rFonts w:eastAsiaTheme="minorHAnsi" w:cstheme="minorBidi"/>
-          <w:b w:val="0"/>
-          <w:color w:val="000000" w:themeColor="text1"/>
-          <w:szCs w:val="22"/>
-        </w:rPr>
-        <w:t xml:space="preserve">inventory management system handling </w:t>
-      </w:r>
-      <w:r>
-        <w:rPr>
-          <w:rFonts w:eastAsiaTheme="minorHAnsi" w:cstheme="minorBidi"/>
-          <w:bCs/>
-          <w:color w:val="000000" w:themeColor="text1"/>
-          <w:szCs w:val="22"/>
-        </w:rPr>
-        <w:t>sales</w:t>
-      </w:r>
-      <w:r>
-        <w:rPr>
-          <w:rFonts w:eastAsiaTheme="minorHAnsi" w:cstheme="minorBidi"/>
-          <w:b w:val="0"/>
-          <w:color w:val="000000" w:themeColor="text1"/>
-          <w:szCs w:val="22"/>
-        </w:rPr>
-        <w:t xml:space="preserve">, </w:t>
-      </w:r>
-      <w:r>
-        <w:rPr>
-          <w:rFonts w:eastAsiaTheme="minorHAnsi" w:cstheme="minorBidi"/>
-          <w:bCs/>
-          <w:color w:val="000000" w:themeColor="text1"/>
-          <w:szCs w:val="22"/>
-        </w:rPr>
-        <w:t>returns</w:t>
-      </w:r>
-      <w:r>
-        <w:rPr>
-          <w:rFonts w:eastAsiaTheme="minorHAnsi" w:cstheme="minorBidi"/>
-          <w:b w:val="0"/>
-          <w:color w:val="000000" w:themeColor="text1"/>
-          <w:szCs w:val="22"/>
-        </w:rPr>
-        <w:t xml:space="preserve">, and </w:t>
-      </w:r>
-      <w:r>
-        <w:rPr>
-          <w:rFonts w:eastAsiaTheme="minorHAnsi" w:cstheme="minorBidi"/>
-          <w:bCs/>
-          <w:color w:val="000000" w:themeColor="text1"/>
-          <w:szCs w:val="22"/>
-        </w:rPr>
-        <w:t>stock</w:t>
-      </w:r>
-      <w:r>
-        <w:rPr>
-          <w:rFonts w:eastAsiaTheme="minorHAnsi" w:cstheme="minorBidi"/>
-          <w:b w:val="0"/>
-          <w:color w:val="000000" w:themeColor="text1"/>
-          <w:szCs w:val="22"/>
-        </w:rPr>
-        <w:t xml:space="preserve"> refills.</w:t>
-      </w:r>
-    </w:p>
-    <w:p>
-      <w:pPr>
-        <w:pStyle w:val="Heading2"/>
-        <w:numPr>
-          <w:ilvl w:val="0"/>
-          <w:numId w:val="15"/>
-        </w:numPr>
-        <w:spacing w:before="0"/>
-        <w:rPr>
-          <w:rFonts w:eastAsiaTheme="minorHAnsi" w:cstheme="minorBidi"/>
-          <w:b w:val="0"/>
-          <w:color w:val="000000" w:themeColor="text1"/>
-          <w:szCs w:val="22"/>
-        </w:rPr>
-      </w:pPr>
-      <w:r>
-        <w:rPr>
-          <w:rFonts w:eastAsiaTheme="minorHAnsi" w:cstheme="minorBidi"/>
-          <w:b w:val="0"/>
-          <w:color w:val="000000" w:themeColor="text1"/>
-          <w:szCs w:val="22"/>
-        </w:rPr>
-        <w:t xml:space="preserve">Implemented </w:t>
-      </w:r>
-      <w:r>
-        <w:rPr>
-          <w:rFonts w:eastAsiaTheme="minorHAnsi" w:cstheme="minorBidi"/>
-          <w:bCs/>
-          <w:color w:val="000000" w:themeColor="text1"/>
-          <w:szCs w:val="22"/>
-        </w:rPr>
-        <w:t>role-based authentication</w:t>
-      </w:r>
-      <w:r>
-        <w:rPr>
-          <w:rFonts w:eastAsiaTheme="minorHAnsi" w:cstheme="minorBidi"/>
-          <w:b w:val="0"/>
-          <w:color w:val="000000" w:themeColor="text1"/>
-          <w:szCs w:val="22"/>
-        </w:rPr>
-        <w:t xml:space="preserve"> (Admin/Staff) with </w:t>
-      </w:r>
-      <w:r>
-        <w:rPr>
-          <w:rFonts w:eastAsiaTheme="minorHAnsi" w:cstheme="minorBidi"/>
-          <w:bCs/>
-          <w:color w:val="000000" w:themeColor="text1"/>
-          <w:szCs w:val="22"/>
-        </w:rPr>
-        <w:t>protected routes.</w:t>
-      </w:r>
-    </w:p>
-    <w:p>
-      <w:pPr>
-        <w:pStyle w:val="Heading2"/>
-        <w:numPr>
-          <w:ilvl w:val="0"/>
-          <w:numId w:val="15"/>
-        </w:numPr>
-        <w:spacing w:before="0"/>
-        <w:rPr>
-          <w:rFonts w:eastAsiaTheme="minorHAnsi" w:cstheme="minorBidi"/>
-          <w:b w:val="0"/>
-          <w:color w:val="000000" w:themeColor="text1"/>
-          <w:szCs w:val="22"/>
-        </w:rPr>
-      </w:pPr>
-      <w:r>
-        <w:rPr>
-          <w:rFonts w:eastAsiaTheme="minorHAnsi" w:cstheme="minorBidi"/>
-          <w:b w:val="0"/>
-          <w:color w:val="000000" w:themeColor="text1"/>
-          <w:szCs w:val="22"/>
-        </w:rPr>
-        <w:t xml:space="preserve">Designed </w:t>
-      </w:r>
-      <w:r>
-        <w:rPr>
-          <w:rFonts w:eastAsiaTheme="minorHAnsi" w:cstheme="minorBidi"/>
-          <w:bCs/>
-          <w:color w:val="000000" w:themeColor="text1"/>
-          <w:szCs w:val="22"/>
-        </w:rPr>
-        <w:t>CRUD APIs</w:t>
-      </w:r>
-      <w:r>
-        <w:rPr>
-          <w:rFonts w:eastAsiaTheme="minorHAnsi" w:cstheme="minorBidi"/>
-          <w:b w:val="0"/>
-          <w:color w:val="000000" w:themeColor="text1"/>
-          <w:szCs w:val="22"/>
-        </w:rPr>
-        <w:t xml:space="preserve"> and inventory movement logs with user tracking and timestamps.</w:t>
-      </w:r>
-    </w:p>
-    <w:p>
-      <w:pPr>
-        <w:pStyle w:val="Heading2"/>
-        <w:numPr>
-          <w:ilvl w:val="0"/>
-          <w:numId w:val="15"/>
-        </w:numPr>
-        <w:spacing w:before="0"/>
+        <w:spacing w:after="80"/>
+        <w:ind w:left="499" w:hanging="357"/>
         <w:rPr>
           <w:rFonts w:eastAsiaTheme="minorHAnsi" w:cstheme="minorBidi"/>
           <w:b w:val="0"/>
@@ -1510,7 +1537,7 @@
           <w:color w:val="000000" w:themeColor="text1"/>
           <w:szCs w:val="22"/>
         </w:rPr>
-        <w:t>low-stock alert system</w:t>
+        <w:t>a production-grade e-commerce platform</w:t>
       </w:r>
       <w:r>
         <w:rPr>
@@ -1519,7 +1546,43 @@
           <w:color w:val="000000" w:themeColor="text1"/>
           <w:szCs w:val="22"/>
         </w:rPr>
-        <w:t xml:space="preserve"> with automated email notifications.</w:t>
+        <w:t xml:space="preserve"> solo in 120+ hours with a complete </w:t>
+      </w:r>
+      <w:r>
+        <w:rPr>
+          <w:rFonts w:eastAsiaTheme="minorHAnsi" w:cstheme="minorBidi"/>
+          <w:bCs/>
+          <w:color w:val="000000" w:themeColor="text1"/>
+          <w:szCs w:val="22"/>
+        </w:rPr>
+        <w:t>order lifecycle</w:t>
+      </w:r>
+      <w:r>
+        <w:rPr>
+          <w:rFonts w:eastAsiaTheme="minorHAnsi" w:cstheme="minorBidi"/>
+          <w:b w:val="0"/>
+          <w:color w:val="000000" w:themeColor="text1"/>
+          <w:szCs w:val="22"/>
+        </w:rPr>
+        <w:t xml:space="preserve"> (CREATED → PENDING_PAYMENT → PAID → FAILED → EXPIRED) and </w:t>
+      </w:r>
+      <w:r>
+        <w:rPr>
+          <w:rFonts w:eastAsiaTheme="minorHAnsi" w:cstheme="minorBidi"/>
+          <w:bCs/>
+          <w:color w:val="000000" w:themeColor="text1"/>
+          <w:szCs w:val="22"/>
+        </w:rPr>
+        <w:t>backend validation</w:t>
+      </w:r>
+      <w:r>
+        <w:rPr>
+          <w:rFonts w:eastAsiaTheme="minorHAnsi" w:cstheme="minorBidi"/>
+          <w:b w:val="0"/>
+          <w:color w:val="000000" w:themeColor="text1"/>
+          <w:szCs w:val="22"/>
+        </w:rPr>
+        <w:t xml:space="preserve"> at each state transition.</w:t>
       </w:r>
     </w:p>
     <w:p>
@@ -1529,7 +1592,219 @@
           <w:ilvl w:val="0"/>
           <w:numId w:val="15"/>
         </w:numPr>
-        <w:spacing w:before="0"/>
+        <w:spacing w:before="0" w:after="0" w:line="276" w:lineRule="auto"/>
+        <w:rPr>
+          <w:rFonts w:eastAsiaTheme="minorHAnsi" w:cstheme="minorBidi"/>
+          <w:b w:val="0"/>
+          <w:color w:val="000000" w:themeColor="text1"/>
+          <w:szCs w:val="22"/>
+        </w:rPr>
+      </w:pPr>
+      <w:r>
+        <w:rPr>
+          <w:rFonts w:eastAsiaTheme="minorHAnsi" w:cstheme="minorBidi"/>
+          <w:bCs/>
+          <w:color w:val="000000" w:themeColor="text1"/>
+          <w:szCs w:val="22"/>
+        </w:rPr>
+        <w:t>Integrated Razorpay</w:t>
+      </w:r>
+      <w:r>
+        <w:rPr>
+          <w:rFonts w:eastAsiaTheme="minorHAnsi" w:cstheme="minorBidi"/>
+          <w:b w:val="0"/>
+          <w:color w:val="000000" w:themeColor="text1"/>
+          <w:szCs w:val="22"/>
+        </w:rPr>
+        <w:t xml:space="preserve"> with server-side </w:t>
+      </w:r>
+      <w:r>
+        <w:rPr>
+          <w:rFonts w:eastAsiaTheme="minorHAnsi" w:cstheme="minorBidi"/>
+          <w:bCs/>
+          <w:color w:val="000000" w:themeColor="text1"/>
+          <w:szCs w:val="22"/>
+        </w:rPr>
+        <w:t>signature verification</w:t>
+      </w:r>
+      <w:r>
+        <w:rPr>
+          <w:rFonts w:eastAsiaTheme="minorHAnsi" w:cstheme="minorBidi"/>
+          <w:b w:val="0"/>
+          <w:color w:val="000000" w:themeColor="text1"/>
+          <w:szCs w:val="22"/>
+        </w:rPr>
+        <w:t xml:space="preserve"> to </w:t>
+      </w:r>
+      <w:r>
+        <w:rPr>
+          <w:rFonts w:eastAsiaTheme="minorHAnsi" w:cstheme="minorBidi"/>
+          <w:bCs/>
+          <w:color w:val="000000" w:themeColor="text1"/>
+          <w:szCs w:val="22"/>
+        </w:rPr>
+        <w:t>prevent fraudulent order</w:t>
+      </w:r>
+      <w:r>
+        <w:rPr>
+          <w:rFonts w:eastAsiaTheme="minorHAnsi" w:cstheme="minorBidi"/>
+          <w:b w:val="0"/>
+          <w:color w:val="000000" w:themeColor="text1"/>
+          <w:szCs w:val="22"/>
+        </w:rPr>
+        <w:t xml:space="preserve"> confirmations</w:t>
+      </w:r>
+      <w:r>
+        <w:rPr>
+          <w:rFonts w:eastAsiaTheme="minorHAnsi" w:cstheme="minorBidi"/>
+          <w:bCs/>
+          <w:color w:val="000000" w:themeColor="text1"/>
+          <w:szCs w:val="22"/>
+        </w:rPr>
+        <w:t>.</w:t>
+      </w:r>
+    </w:p>
+    <w:p>
+      <w:pPr>
+        <w:pStyle w:val="Heading2"/>
+        <w:numPr>
+          <w:ilvl w:val="0"/>
+          <w:numId w:val="15"/>
+        </w:numPr>
+        <w:spacing w:before="0" w:after="0"/>
+        <w:rPr>
+          <w:rFonts w:eastAsiaTheme="minorHAnsi" w:cstheme="minorBidi"/>
+          <w:b w:val="0"/>
+          <w:color w:val="000000" w:themeColor="text1"/>
+          <w:szCs w:val="22"/>
+        </w:rPr>
+      </w:pPr>
+      <w:r>
+        <w:rPr>
+          <w:rFonts w:eastAsiaTheme="minorHAnsi" w:cstheme="minorBidi"/>
+          <w:bCs/>
+          <w:color w:val="000000" w:themeColor="text1"/>
+          <w:szCs w:val="22"/>
+        </w:rPr>
+        <w:t>Designed</w:t>
+      </w:r>
+      <w:r>
+        <w:rPr>
+          <w:rFonts w:eastAsiaTheme="minorHAnsi" w:cstheme="minorBidi"/>
+          <w:b w:val="0"/>
+          <w:color w:val="000000" w:themeColor="text1"/>
+          <w:szCs w:val="22"/>
+        </w:rPr>
+        <w:t xml:space="preserve"> a </w:t>
+      </w:r>
+      <w:r>
+        <w:rPr>
+          <w:rFonts w:eastAsiaTheme="minorHAnsi" w:cstheme="minorBidi"/>
+          <w:b w:val="0"/>
+          <w:color w:val="000000" w:themeColor="text1"/>
+          <w:szCs w:val="22"/>
+        </w:rPr>
+        <w:t>normalized</w:t>
+      </w:r>
+      <w:r>
+        <w:rPr>
+          <w:rFonts w:eastAsiaTheme="minorHAnsi" w:cstheme="minorBidi"/>
+          <w:b w:val="0"/>
+          <w:color w:val="000000" w:themeColor="text1"/>
+          <w:szCs w:val="22"/>
+        </w:rPr>
+        <w:t xml:space="preserve"> </w:t>
+      </w:r>
+      <w:r>
+        <w:rPr>
+          <w:rFonts w:eastAsiaTheme="minorHAnsi" w:cstheme="minorBidi"/>
+          <w:bCs/>
+          <w:color w:val="000000" w:themeColor="text1"/>
+          <w:szCs w:val="22"/>
+        </w:rPr>
+        <w:t>relational schema</w:t>
+      </w:r>
+      <w:r>
+        <w:rPr>
+          <w:rFonts w:eastAsiaTheme="minorHAnsi" w:cstheme="minorBidi"/>
+          <w:b w:val="0"/>
+          <w:color w:val="000000" w:themeColor="text1"/>
+          <w:szCs w:val="22"/>
+        </w:rPr>
+        <w:t xml:space="preserve"> using </w:t>
+      </w:r>
+      <w:r>
+        <w:rPr>
+          <w:rFonts w:eastAsiaTheme="minorHAnsi" w:cstheme="minorBidi"/>
+          <w:bCs/>
+          <w:color w:val="000000" w:themeColor="text1"/>
+          <w:szCs w:val="22"/>
+        </w:rPr>
+        <w:t>Prisma ORM</w:t>
+      </w:r>
+      <w:r>
+        <w:rPr>
+          <w:rFonts w:eastAsiaTheme="minorHAnsi" w:cstheme="minorBidi"/>
+          <w:b w:val="0"/>
+          <w:color w:val="000000" w:themeColor="text1"/>
+          <w:szCs w:val="22"/>
+        </w:rPr>
+        <w:t xml:space="preserve"> and </w:t>
+      </w:r>
+      <w:r>
+        <w:rPr>
+          <w:rFonts w:eastAsiaTheme="minorHAnsi" w:cstheme="minorBidi"/>
+          <w:bCs/>
+          <w:color w:val="000000" w:themeColor="text1"/>
+          <w:szCs w:val="22"/>
+        </w:rPr>
+        <w:t>PostgreSQL</w:t>
+      </w:r>
+      <w:r>
+        <w:rPr>
+          <w:rFonts w:eastAsiaTheme="minorHAnsi" w:cstheme="minorBidi"/>
+          <w:b w:val="0"/>
+          <w:color w:val="000000" w:themeColor="text1"/>
+          <w:szCs w:val="22"/>
+        </w:rPr>
+        <w:t xml:space="preserve"> across products, cart, </w:t>
+      </w:r>
+      <w:r>
+        <w:rPr>
+          <w:rFonts w:eastAsiaTheme="minorHAnsi" w:cstheme="minorBidi"/>
+          <w:b w:val="0"/>
+          <w:color w:val="000000" w:themeColor="text1"/>
+          <w:szCs w:val="22"/>
+        </w:rPr>
+        <w:t>Wishlist</w:t>
+      </w:r>
+      <w:r>
+        <w:rPr>
+          <w:rFonts w:eastAsiaTheme="minorHAnsi" w:cstheme="minorBidi"/>
+          <w:b w:val="0"/>
+          <w:color w:val="000000" w:themeColor="text1"/>
+          <w:szCs w:val="22"/>
+        </w:rPr>
+        <w:t>, orders, and payments</w:t>
+      </w:r>
+      <w:r>
+        <w:rPr>
+          <w:rFonts w:eastAsiaTheme="minorHAnsi" w:cstheme="minorBidi"/>
+          <w:b w:val="0"/>
+          <w:color w:val="000000" w:themeColor="text1"/>
+          <w:szCs w:val="22"/>
+        </w:rPr>
+        <w:t>.</w:t>
+      </w:r>
+    </w:p>
+    <w:p>
+      <w:pPr>
+        <w:pStyle w:val="Heading2"/>
+        <w:numPr>
+          <w:ilvl w:val="0"/>
+          <w:numId w:val="15"/>
+        </w:numPr>
+        <w:spacing w:before="0" w:after="0"/>
         <w:rPr>
           <w:lang w:val="en-IN"/>
         </w:rPr>
@@ -1541,7 +1816,7 @@
           <w:color w:val="000000" w:themeColor="text1"/>
           <w:szCs w:val="22"/>
         </w:rPr>
-        <w:t xml:space="preserve">Developed </w:t>
+        <w:t xml:space="preserve">Implemented </w:t>
       </w:r>
       <w:r>
         <w:rPr>
@@ -1550,7 +1825,7 @@
           <w:color w:val="000000" w:themeColor="text1"/>
           <w:szCs w:val="22"/>
         </w:rPr>
-        <w:t>analytics dashboard</w:t>
+        <w:t>stock-aware cart</w:t>
       </w:r>
       <w:r>
         <w:rPr>
@@ -1559,7 +1834,7 @@
           <w:color w:val="000000" w:themeColor="text1"/>
           <w:szCs w:val="22"/>
         </w:rPr>
-        <w:t xml:space="preserve"> showing stock </w:t>
+        <w:t xml:space="preserve"> </w:t>
       </w:r>
       <w:r>
         <w:rPr>
@@ -1568,7 +1843,7 @@
           <w:color w:val="000000" w:themeColor="text1"/>
           <w:szCs w:val="22"/>
         </w:rPr>
-        <w:t>distribution</w:t>
+        <w:t>logic</w:t>
       </w:r>
       <w:r>
         <w:rPr>
@@ -1577,7 +1852,7 @@
           <w:color w:val="000000" w:themeColor="text1"/>
           <w:szCs w:val="22"/>
         </w:rPr>
-        <w:t xml:space="preserve"> and activity trends using </w:t>
+        <w:t xml:space="preserve"> with </w:t>
       </w:r>
       <w:r>
         <w:rPr>
@@ -1586,7 +1861,137 @@
           <w:color w:val="000000" w:themeColor="text1"/>
           <w:szCs w:val="22"/>
         </w:rPr>
-        <w:t>Chart.js.</w:t>
+        <w:t>inventory validation</w:t>
+      </w:r>
+      <w:r>
+        <w:rPr>
+          <w:rFonts w:eastAsiaTheme="minorHAnsi" w:cstheme="minorBidi"/>
+          <w:b w:val="0"/>
+          <w:color w:val="000000" w:themeColor="text1"/>
+          <w:szCs w:val="22"/>
+        </w:rPr>
+        <w:t xml:space="preserve"> before </w:t>
+      </w:r>
+      <w:r>
+        <w:rPr>
+          <w:rFonts w:eastAsiaTheme="minorHAnsi" w:cstheme="minorBidi"/>
+          <w:bCs/>
+          <w:color w:val="000000" w:themeColor="text1"/>
+          <w:szCs w:val="22"/>
+        </w:rPr>
+        <w:t>checkout</w:t>
+      </w:r>
+      <w:r>
+        <w:rPr>
+          <w:rFonts w:eastAsiaTheme="minorHAnsi" w:cstheme="minorBidi"/>
+          <w:b w:val="0"/>
+          <w:color w:val="000000" w:themeColor="text1"/>
+          <w:szCs w:val="22"/>
+        </w:rPr>
+        <w:t>, handling edge cases like mid-session stock depletion</w:t>
+      </w:r>
+      <w:r>
+        <w:rPr>
+          <w:rFonts w:eastAsiaTheme="minorHAnsi" w:cstheme="minorBidi"/>
+          <w:b w:val="0"/>
+          <w:color w:val="000000" w:themeColor="text1"/>
+          <w:szCs w:val="22"/>
+        </w:rPr>
+        <w:t>.</w:t>
+      </w:r>
+    </w:p>
+    <w:p>
+      <w:pPr>
+        <w:pStyle w:val="Heading2"/>
+        <w:numPr>
+          <w:ilvl w:val="0"/>
+          <w:numId w:val="15"/>
+        </w:numPr>
+        <w:spacing w:before="0" w:after="0"/>
+        <w:rPr>
+          <w:lang w:val="en-IN"/>
+        </w:rPr>
+      </w:pPr>
+      <w:r>
+        <w:rPr>
+          <w:rFonts w:eastAsiaTheme="minorHAnsi" w:cstheme="minorBidi"/>
+          <w:b w:val="0"/>
+          <w:color w:val="000000" w:themeColor="text1"/>
+          <w:szCs w:val="22"/>
+        </w:rPr>
+        <w:t xml:space="preserve">Built server-side </w:t>
+      </w:r>
+      <w:r>
+        <w:rPr>
+          <w:rFonts w:eastAsiaTheme="minorHAnsi" w:cstheme="minorBidi"/>
+          <w:bCs/>
+          <w:color w:val="000000" w:themeColor="text1"/>
+          <w:szCs w:val="22"/>
+        </w:rPr>
+        <w:t>filtering</w:t>
+      </w:r>
+      <w:r>
+        <w:rPr>
+          <w:rFonts w:eastAsiaTheme="minorHAnsi" w:cstheme="minorBidi"/>
+          <w:b w:val="0"/>
+          <w:color w:val="000000" w:themeColor="text1"/>
+          <w:szCs w:val="22"/>
+        </w:rPr>
+        <w:t xml:space="preserve">, </w:t>
+      </w:r>
+      <w:r>
+        <w:rPr>
+          <w:rFonts w:eastAsiaTheme="minorHAnsi" w:cstheme="minorBidi"/>
+          <w:bCs/>
+          <w:color w:val="000000" w:themeColor="text1"/>
+          <w:szCs w:val="22"/>
+        </w:rPr>
+        <w:t>sorting</w:t>
+      </w:r>
+      <w:r>
+        <w:rPr>
+          <w:rFonts w:eastAsiaTheme="minorHAnsi" w:cstheme="minorBidi"/>
+          <w:b w:val="0"/>
+          <w:color w:val="000000" w:themeColor="text1"/>
+          <w:szCs w:val="22"/>
+        </w:rPr>
+        <w:t xml:space="preserve">, and </w:t>
+      </w:r>
+      <w:r>
+        <w:rPr>
+          <w:rFonts w:eastAsiaTheme="minorHAnsi" w:cstheme="minorBidi"/>
+          <w:bCs/>
+          <w:color w:val="000000" w:themeColor="text1"/>
+          <w:szCs w:val="22"/>
+        </w:rPr>
+        <w:t>pagination</w:t>
+      </w:r>
+      <w:r>
+        <w:rPr>
+          <w:rFonts w:eastAsiaTheme="minorHAnsi" w:cstheme="minorBidi"/>
+          <w:b w:val="0"/>
+          <w:color w:val="000000" w:themeColor="text1"/>
+          <w:szCs w:val="22"/>
+        </w:rPr>
+        <w:t xml:space="preserve"> to offload query logic to the </w:t>
+      </w:r>
+      <w:r>
+        <w:rPr>
+          <w:rFonts w:eastAsiaTheme="minorHAnsi" w:cstheme="minorBidi"/>
+          <w:bCs/>
+          <w:color w:val="000000" w:themeColor="text1"/>
+          <w:szCs w:val="22"/>
+        </w:rPr>
+        <w:t>backend for performance</w:t>
+      </w:r>
+      <w:r>
+        <w:rPr>
+          <w:rFonts w:eastAsiaTheme="minorHAnsi" w:cstheme="minorBidi"/>
+          <w:b w:val="0"/>
+          <w:color w:val="000000" w:themeColor="text1"/>
+          <w:szCs w:val="22"/>
+        </w:rPr>
+        <w:t>.</w:t>
       </w:r>
     </w:p>
     <w:p>
@@ -1701,6 +2106,9 @@
       </w:r>
     </w:p>
     <w:p>
+      <w:pPr>
+        <w:spacing w:after="0"/>
+      </w:pPr>
       <w:r>
         <w:t xml:space="preserve">  </w:t>
       </w:r>
@@ -1755,7 +2163,7 @@
           <w:ilvl w:val="0"/>
           <w:numId w:val="13"/>
         </w:numPr>
-        <w:spacing w:before="0"/>
+        <w:spacing w:before="0" w:after="0"/>
         <w:rPr>
           <w:rFonts w:ascii="Times New Roman" w:eastAsia="Times New Roman" w:hAnsi="Times New Roman" w:cs="Times New Roman"/>
           <w:b w:val="0"/>
@@ -1782,14 +2190,7 @@
         <w:t xml:space="preserve"> Vocational Stream</w:t>
       </w:r>
       <w:r>
-        <w:t xml:space="preserve"> </w:t>
-      </w:r>
-      <w:proofErr w:type="gramStart"/>
-      <w:r>
-        <w:t>(</w:t>
-      </w:r>
-      <w:r>
-        <w:t xml:space="preserve"> </w:t>
+        <w:t xml:space="preserve"> (</w:t>
       </w:r>
       <w:r>
         <w:rPr>
@@ -1797,14 +2198,6 @@
           <w:bCs/>
         </w:rPr>
         <w:t>IT</w:t>
-      </w:r>
-      <w:proofErr w:type="gramEnd"/>
-      <w:r>
-        <w:rPr>
-          <w:b w:val="0"/>
-          <w:bCs/>
-        </w:rPr>
-        <w:t xml:space="preserve"> </w:t>
       </w:r>
       <w:r>
         <w:rPr>
@@ -1829,49 +2222,28 @@
     <w:p>
       <w:pPr>
         <w:pStyle w:val="Heading2"/>
-        <w:spacing w:before="0"/>
+        <w:spacing w:before="0" w:after="0"/>
       </w:pPr>
       <w:r>
         <w:rPr>
           <w:b w:val="0"/>
           <w:bCs/>
         </w:rPr>
-        <w:t>G</w:t>
+        <w:t>Government Model Senior Secondary School, Sector 33, Chandigarh</w:t>
       </w:r>
       <w:r>
         <w:rPr>
           <w:b w:val="0"/>
           <w:bCs/>
         </w:rPr>
-        <w:t>ovt</w:t>
+        <w:t xml:space="preserve"> </w:t>
       </w:r>
       <w:r>
         <w:rPr>
           <w:b w:val="0"/>
           <w:bCs/>
         </w:rPr>
-        <w:t>.</w:t>
-      </w:r>
-      <w:r>
-        <w:rPr>
-          <w:b w:val="0"/>
-          <w:bCs/>
-        </w:rPr>
-        <w:t xml:space="preserve"> model senior secondary school, sector 33, </w:t>
-      </w:r>
-      <w:r>
-        <w:rPr>
-          <w:b w:val="0"/>
-          <w:bCs/>
-        </w:rPr>
-        <w:t>Chandigarh</w:t>
-      </w:r>
-      <w:r>
-        <w:rPr>
-          <w:b w:val="0"/>
-          <w:bCs/>
-        </w:rPr>
-        <w:t xml:space="preserve"> [CBSE </w:t>
+        <w:t xml:space="preserve">[CBSE </w:t>
       </w:r>
       <w:r>
         <w:rPr>
@@ -1949,15 +2321,38 @@
           <w:bCs/>
           <w:lang w:val="en-IN"/>
         </w:rPr>
-        <w:t>Web Application (94/100).</w:t>
+        <w:t>Web Application</w:t>
+      </w:r>
+      <w:r>
+        <w:rPr>
+          <w:b/>
+          <w:bCs/>
+          <w:lang w:val="en-IN"/>
+        </w:rPr>
+        <w:t>s</w:t>
+      </w:r>
+      <w:r>
+        <w:rPr>
+          <w:b/>
+          <w:bCs/>
+          <w:lang w:val="en-IN"/>
+        </w:rPr>
+        <w:t xml:space="preserve"> (94/100).</w:t>
       </w:r>
     </w:p>
     <w:p>
       <w:pPr>
         <w:pStyle w:val="Heading1"/>
+        <w:rPr>
+          <w:lang w:val="en-IN"/>
+        </w:rPr>
       </w:pPr>
       <w:r>
-        <w:t>Key Strengths</w:t>
+        <w:rPr>
+          <w:bCs/>
+          <w:lang w:val="en-IN"/>
+        </w:rPr>
+        <w:t>Achievements</w:t>
       </w:r>
     </w:p>
     <w:p>
@@ -2030,91 +2425,237 @@
     </w:p>
     <w:p>
       <w:pPr>
-        <w:pStyle w:val="ListBullet"/>
+        <w:pStyle w:val="ListParagraph"/>
+        <w:numPr>
+          <w:ilvl w:val="0"/>
+          <w:numId w:val="22"/>
+        </w:numPr>
+        <w:spacing w:before="20" w:after="20" w:line="276" w:lineRule="auto"/>
+        <w:contextualSpacing w:val="0"/>
+        <w:rPr>
+          <w:bCs/>
+          <w:lang w:val="en-IN"/>
+        </w:rPr>
       </w:pPr>
       <w:r>
-        <w:t xml:space="preserve">Experience designing </w:t>
+        <w:rPr>
+          <w:bCs/>
+        </w:rPr>
+        <w:t xml:space="preserve">CBSE 12th </w:t>
       </w:r>
       <w:r>
         <w:rPr>
           <w:b/>
+        </w:rPr>
+        <w:t>class topper</w:t>
+      </w:r>
+      <w:r>
+        <w:rPr>
           <w:bCs/>
         </w:rPr>
-        <w:t>scalable full-stack</w:t>
-      </w:r>
-      <w:r>
-        <w:t xml:space="preserve"> applications with </w:t>
+        <w:t xml:space="preserve"> — </w:t>
       </w:r>
       <w:r>
         <w:rPr>
           <w:b/>
+        </w:rPr>
+        <w:t>IT: 99/100,</w:t>
+      </w:r>
+      <w:r>
+        <w:rPr>
           <w:bCs/>
         </w:rPr>
-        <w:t>clean architecture</w:t>
+        <w:t xml:space="preserve"> </w:t>
+      </w:r>
+      <w:r>
+        <w:rPr>
+          <w:b/>
+        </w:rPr>
+        <w:t>Web Application</w:t>
+      </w:r>
+      <w:r>
+        <w:rPr>
+          <w:b/>
+        </w:rPr>
+        <w:t>s</w:t>
+      </w:r>
+      <w:r>
+        <w:rPr>
+          <w:b/>
+        </w:rPr>
+        <w:t>: 94/100</w:t>
+      </w:r>
+      <w:r>
+        <w:rPr>
+          <w:bCs/>
+        </w:rPr>
+        <w:t xml:space="preserve">, </w:t>
+      </w:r>
+      <w:r>
+        <w:rPr>
+          <w:b/>
+        </w:rPr>
+        <w:t>Overall: 89.2%.</w:t>
       </w:r>
     </w:p>
     <w:p>
       <w:pPr>
-        <w:pStyle w:val="ListBullet"/>
+        <w:pStyle w:val="ListParagraph"/>
+        <w:numPr>
+          <w:ilvl w:val="0"/>
+          <w:numId w:val="22"/>
+        </w:numPr>
+        <w:spacing w:before="20" w:after="20" w:line="276" w:lineRule="auto"/>
+        <w:contextualSpacing w:val="0"/>
+        <w:rPr>
+          <w:bCs/>
+          <w:lang w:val="en-IN"/>
+        </w:rPr>
       </w:pPr>
       <w:r>
-        <w:t xml:space="preserve">Strong </w:t>
+        <w:rPr>
+          <w:bCs/>
+        </w:rPr>
+        <w:t xml:space="preserve">Deployed </w:t>
       </w:r>
       <w:r>
         <w:rPr>
           <w:b/>
+        </w:rPr>
+        <w:t>2 production-grade applications</w:t>
+      </w:r>
+      <w:r>
+        <w:rPr>
           <w:bCs/>
         </w:rPr>
-        <w:t>backend fundamentals</w:t>
+        <w:t xml:space="preserve"> with </w:t>
       </w:r>
       <w:r>
-        <w:t xml:space="preserve"> (APIs, authentication, database design)</w:t>
+        <w:rPr>
+          <w:b/>
+        </w:rPr>
+        <w:t>real users</w:t>
+      </w:r>
+      <w:r>
+        <w:rPr>
+          <w:bCs/>
+        </w:rPr>
+        <w:t xml:space="preserve"> — StudyHub used by </w:t>
+      </w:r>
+      <w:r>
+        <w:rPr>
+          <w:b/>
+        </w:rPr>
+        <w:t>60+ students</w:t>
+      </w:r>
+      <w:r>
+        <w:rPr>
+          <w:bCs/>
+        </w:rPr>
+        <w:t>, 90+ quiz attempts</w:t>
+      </w:r>
+      <w:r>
+        <w:rPr>
+          <w:bCs/>
+          <w:lang w:val="en-IN"/>
+        </w:rPr>
+        <w:t>.</w:t>
       </w:r>
     </w:p>
     <w:p>
       <w:pPr>
-        <w:pStyle w:val="ListBullet"/>
+        <w:pStyle w:val="ListParagraph"/>
+        <w:numPr>
+          <w:ilvl w:val="0"/>
+          <w:numId w:val="22"/>
+        </w:numPr>
+        <w:spacing w:before="20" w:after="20" w:line="276" w:lineRule="auto"/>
+        <w:contextualSpacing w:val="0"/>
+        <w:rPr>
+          <w:bCs/>
+          <w:lang w:val="en-IN"/>
+        </w:rPr>
       </w:pPr>
       <w:r>
-        <w:t xml:space="preserve">Hands-on with </w:t>
+        <w:rPr>
+          <w:b/>
+        </w:rPr>
+        <w:t>Solo</w:t>
+      </w:r>
+      <w:r>
+        <w:rPr>
+          <w:bCs/>
+        </w:rPr>
+        <w:t xml:space="preserve">-built a </w:t>
       </w:r>
       <w:r>
         <w:rPr>
           <w:b/>
+        </w:rPr>
+        <w:t>payment-integrated</w:t>
+      </w:r>
+      <w:r>
+        <w:rPr>
           <w:bCs/>
         </w:rPr>
-        <w:t>CI/CD pipelines</w:t>
-      </w:r>
-      <w:r>
-        <w:t xml:space="preserve"> and </w:t>
+        <w:t xml:space="preserve"> e-commerce platform from scratch in </w:t>
       </w:r>
       <w:r>
         <w:rPr>
           <w:b/>
+        </w:rPr>
+        <w:t>under 2 weeks</w:t>
+      </w:r>
+      <w:r>
+        <w:rPr>
           <w:bCs/>
         </w:rPr>
-        <w:t>real-world system</w:t>
-      </w:r>
-      <w:r>
-        <w:t xml:space="preserve"> features</w:t>
+        <w:t>.</w:t>
       </w:r>
     </w:p>
     <w:p>
       <w:pPr>
-        <w:pStyle w:val="ListBullet"/>
+        <w:pStyle w:val="ListParagraph"/>
+        <w:numPr>
+          <w:ilvl w:val="0"/>
+          <w:numId w:val="22"/>
+        </w:numPr>
+        <w:spacing w:before="20" w:after="20" w:line="276" w:lineRule="auto"/>
+        <w:contextualSpacing w:val="0"/>
+        <w:rPr>
+          <w:bCs/>
+          <w:lang w:val="en-IN"/>
+        </w:rPr>
       </w:pPr>
       <w:r>
-        <w:t xml:space="preserve">Focused on building </w:t>
+        <w:rPr>
+          <w:b/>
+        </w:rPr>
+        <w:t>Hackathon finalist</w:t>
+      </w:r>
+      <w:r>
+        <w:rPr>
+          <w:bCs/>
+        </w:rPr>
+        <w:t xml:space="preserve"> — InventLab built and deployed </w:t>
       </w:r>
       <w:r>
         <w:rPr>
           <w:b/>
+        </w:rPr>
+        <w:t>within 48 hours</w:t>
+      </w:r>
+      <w:r>
+        <w:rPr>
           <w:bCs/>
         </w:rPr>
-        <w:t>production-ready systems,</w:t>
+        <w:t xml:space="preserve"> as part of a </w:t>
       </w:r>
       <w:r>
-        <w:t xml:space="preserve"> not just prototypes </w:t>
+        <w:rPr>
+          <w:b/>
+        </w:rPr>
+        <w:t>3-person team.</w:t>
       </w:r>
     </w:p>
     <w:sectPr>
@@ -2372,7 +2913,7 @@
   <w:abstractNum w:abstractNumId="9" w15:restartNumberingAfterBreak="0">
     <w:nsid w:val="FFFFFF89"/>
     <w:multiLevelType w:val="singleLevel"/>
-    <w:tmpl w:val="4D507CD4"/>
+    <w:tmpl w:val="3B1062C0"/>
     <w:lvl w:ilvl="0">
       <w:start w:val="1"/>
       <w:numFmt w:val="bullet"/>
@@ -2729,6 +3270,60 @@
     </w:lvl>
   </w:abstractNum>
   <w:abstractNum w:abstractNumId="13" w15:restartNumberingAfterBreak="0">
+    <w:nsid w:val="19DA7316"/>
+    <w:multiLevelType w:val="hybridMultilevel"/>
+    <w:tmpl w:val="C55A8692"/>
+    <w:lvl w:ilvl="0" w:tplc="EF5665AE">
+      <w:start w:val="1"/>
+      <w:numFmt w:val="bullet"/>
+      <w:lvlText w:val="•"/>
+      <w:lvlJc w:val="left"/>
+      <w:pPr>
+        <w:ind w:left="360" w:hanging="360"/>
+      </w:pPr>
+    </w:lvl>
+    <w:lvl w:ilvl="1" w:tplc="1996D6F4">
+      <w:numFmt w:val="decimal"/>
+      <w:lvlText w:val=""/>
+      <w:lvlJc w:val="left"/>
+    </w:lvl>
+    <w:lvl w:ilvl="2" w:tplc="E978280A">
+      <w:numFmt w:val="decimal"/>
+      <w:lvlText w:val=""/>
+      <w:lvlJc w:val="left"/>
+    </w:lvl>
+    <w:lvl w:ilvl="3" w:tplc="660EB4DC">
+      <w:numFmt w:val="decimal"/>
+      <w:lvlText w:val=""/>
+      <w:lvlJc w:val="left"/>
+    </w:lvl>
+    <w:lvl w:ilvl="4" w:tplc="CDC249B8">
+      <w:numFmt w:val="decimal"/>
+      <w:lvlText w:val=""/>
+      <w:lvlJc w:val="left"/>
+    </w:lvl>
+    <w:lvl w:ilvl="5" w:tplc="68088D92">
+      <w:numFmt w:val="decimal"/>
+      <w:lvlText w:val=""/>
+      <w:lvlJc w:val="left"/>
+    </w:lvl>
+    <w:lvl w:ilvl="6" w:tplc="97A6674A">
+      <w:numFmt w:val="decimal"/>
+      <w:lvlText w:val=""/>
+      <w:lvlJc w:val="left"/>
+    </w:lvl>
+    <w:lvl w:ilvl="7" w:tplc="123037C2">
+      <w:numFmt w:val="decimal"/>
+      <w:lvlText w:val=""/>
+      <w:lvlJc w:val="left"/>
+    </w:lvl>
+    <w:lvl w:ilvl="8" w:tplc="789C6C10">
+      <w:numFmt w:val="decimal"/>
+      <w:lvlText w:val=""/>
+      <w:lvlJc w:val="left"/>
+    </w:lvl>
+  </w:abstractNum>
+  <w:abstractNum w:abstractNumId="14" w15:restartNumberingAfterBreak="0">
     <w:nsid w:val="39D60330"/>
     <w:multiLevelType w:val="multilevel"/>
     <w:tmpl w:val="867E0FF0"/>
@@ -2851,7 +3446,7 @@
       </w:rPr>
     </w:lvl>
   </w:abstractNum>
-  <w:abstractNum w:abstractNumId="14" w15:restartNumberingAfterBreak="0">
+  <w:abstractNum w:abstractNumId="15" w15:restartNumberingAfterBreak="0">
     <w:nsid w:val="3D745ABF"/>
     <w:multiLevelType w:val="hybridMultilevel"/>
     <w:tmpl w:val="5BDA29DE"/>
@@ -2963,7 +3558,7 @@
       </w:rPr>
     </w:lvl>
   </w:abstractNum>
-  <w:abstractNum w:abstractNumId="15" w15:restartNumberingAfterBreak="0">
+  <w:abstractNum w:abstractNumId="16" w15:restartNumberingAfterBreak="0">
     <w:nsid w:val="4C076DF3"/>
     <w:multiLevelType w:val="hybridMultilevel"/>
     <w:tmpl w:val="EB0A895C"/>
@@ -3075,7 +3670,7 @@
       </w:rPr>
     </w:lvl>
   </w:abstractNum>
-  <w:abstractNum w:abstractNumId="16" w15:restartNumberingAfterBreak="0">
+  <w:abstractNum w:abstractNumId="17" w15:restartNumberingAfterBreak="0">
     <w:nsid w:val="5A7D401F"/>
     <w:multiLevelType w:val="hybridMultilevel"/>
     <w:tmpl w:val="713EEF42"/>
@@ -3189,7 +3784,7 @@
       </w:rPr>
     </w:lvl>
   </w:abstractNum>
-  <w:abstractNum w:abstractNumId="17" w15:restartNumberingAfterBreak="0">
+  <w:abstractNum w:abstractNumId="18" w15:restartNumberingAfterBreak="0">
     <w:nsid w:val="5D612F0E"/>
     <w:multiLevelType w:val="hybridMultilevel"/>
     <w:tmpl w:val="AF48EA90"/>
@@ -3199,7 +3794,7 @@
       <w:lvlText w:val=""/>
       <w:lvlJc w:val="left"/>
       <w:pPr>
-        <w:ind w:left="720" w:hanging="360"/>
+        <w:ind w:left="502" w:hanging="360"/>
       </w:pPr>
       <w:rPr>
         <w:rFonts w:ascii="Symbol" w:hAnsi="Symbol" w:hint="default"/>
@@ -3211,7 +3806,7 @@
       <w:lvlText w:val="o"/>
       <w:lvlJc w:val="left"/>
       <w:pPr>
-        <w:ind w:left="1440" w:hanging="360"/>
+        <w:ind w:left="1222" w:hanging="360"/>
       </w:pPr>
       <w:rPr>
         <w:rFonts w:ascii="Courier New" w:hAnsi="Courier New" w:cs="Courier New" w:hint="default"/>
@@ -3223,7 +3818,7 @@
       <w:lvlText w:val=""/>
       <w:lvlJc w:val="left"/>
       <w:pPr>
-        <w:ind w:left="2160" w:hanging="360"/>
+        <w:ind w:left="1942" w:hanging="360"/>
       </w:pPr>
       <w:rPr>
         <w:rFonts w:ascii="Wingdings" w:hAnsi="Wingdings" w:hint="default"/>
@@ -3235,7 +3830,7 @@
       <w:lvlText w:val=""/>
       <w:lvlJc w:val="left"/>
       <w:pPr>
-        <w:ind w:left="2880" w:hanging="360"/>
+        <w:ind w:left="2662" w:hanging="360"/>
       </w:pPr>
       <w:rPr>
         <w:rFonts w:ascii="Symbol" w:hAnsi="Symbol" w:hint="default"/>
@@ -3247,7 +3842,7 @@
       <w:lvlText w:val="o"/>
       <w:lvlJc w:val="left"/>
       <w:pPr>
-        <w:ind w:left="3600" w:hanging="360"/>
+        <w:ind w:left="3382" w:hanging="360"/>
       </w:pPr>
       <w:rPr>
         <w:rFonts w:ascii="Courier New" w:hAnsi="Courier New" w:cs="Courier New" w:hint="default"/>
@@ -3259,7 +3854,7 @@
       <w:lvlText w:val=""/>
       <w:lvlJc w:val="left"/>
       <w:pPr>
-        <w:ind w:left="4320" w:hanging="360"/>
+        <w:ind w:left="4102" w:hanging="360"/>
       </w:pPr>
       <w:rPr>
         <w:rFonts w:ascii="Wingdings" w:hAnsi="Wingdings" w:hint="default"/>
@@ -3271,7 +3866,7 @@
       <w:lvlText w:val=""/>
       <w:lvlJc w:val="left"/>
       <w:pPr>
-        <w:ind w:left="5040" w:hanging="360"/>
+        <w:ind w:left="4822" w:hanging="360"/>
       </w:pPr>
       <w:rPr>
         <w:rFonts w:ascii="Symbol" w:hAnsi="Symbol" w:hint="default"/>
@@ -3283,7 +3878,7 @@
       <w:lvlText w:val="o"/>
       <w:lvlJc w:val="left"/>
       <w:pPr>
-        <w:ind w:left="5760" w:hanging="360"/>
+        <w:ind w:left="5542" w:hanging="360"/>
       </w:pPr>
       <w:rPr>
         <w:rFonts w:ascii="Courier New" w:hAnsi="Courier New" w:cs="Courier New" w:hint="default"/>
@@ -3295,14 +3890,14 @@
       <w:lvlText w:val=""/>
       <w:lvlJc w:val="left"/>
       <w:pPr>
-        <w:ind w:left="6480" w:hanging="360"/>
+        <w:ind w:left="6262" w:hanging="360"/>
       </w:pPr>
       <w:rPr>
         <w:rFonts w:ascii="Wingdings" w:hAnsi="Wingdings" w:hint="default"/>
       </w:rPr>
     </w:lvl>
   </w:abstractNum>
-  <w:abstractNum w:abstractNumId="18" w15:restartNumberingAfterBreak="0">
+  <w:abstractNum w:abstractNumId="19" w15:restartNumberingAfterBreak="0">
     <w:nsid w:val="68CE0027"/>
     <w:multiLevelType w:val="hybridMultilevel"/>
     <w:tmpl w:val="6CFCA0D0"/>
@@ -3415,7 +4010,7 @@
       </w:rPr>
     </w:lvl>
   </w:abstractNum>
-  <w:abstractNum w:abstractNumId="19" w15:restartNumberingAfterBreak="0">
+  <w:abstractNum w:abstractNumId="20" w15:restartNumberingAfterBreak="0">
     <w:nsid w:val="6E9C16E4"/>
     <w:multiLevelType w:val="hybridMultilevel"/>
     <w:tmpl w:val="A8684980"/>
@@ -3528,19 +4123,20 @@
       </w:rPr>
     </w:lvl>
   </w:abstractNum>
-  <w:abstractNum w:abstractNumId="20" w15:restartNumberingAfterBreak="0">
+  <w:abstractNum w:abstractNumId="21" w15:restartNumberingAfterBreak="0">
     <w:nsid w:val="76196653"/>
     <w:multiLevelType w:val="hybridMultilevel"/>
-    <w:tmpl w:val="9D3C9EDC"/>
-    <w:lvl w:ilvl="0" w:tplc="DC926128">
+    <w:tmpl w:val="97AACF8C"/>
+    <w:lvl w:ilvl="0" w:tplc="40090001">
+      <w:start w:val="1"/>
       <w:numFmt w:val="bullet"/>
-      <w:lvlText w:val="-"/>
+      <w:lvlText w:val=""/>
       <w:lvlJc w:val="left"/>
       <w:pPr>
         <w:ind w:left="720" w:hanging="360"/>
       </w:pPr>
       <w:rPr>
-        <w:rFonts w:ascii="Arial" w:eastAsiaTheme="majorEastAsia" w:hAnsi="Arial" w:cs="Arial" w:hint="default"/>
+        <w:rFonts w:ascii="Symbol" w:hAnsi="Symbol" w:hint="default"/>
         <w:b/>
         <w:bCs/>
       </w:rPr>
@@ -3670,40 +4266,49 @@
     <w:abstractNumId w:val="0"/>
   </w:num>
   <w:num w:numId="10" w16cid:durableId="331106266">
-    <w:abstractNumId w:val="13"/>
+    <w:abstractNumId w:val="14"/>
   </w:num>
   <w:num w:numId="11" w16cid:durableId="955915199">
     <w:abstractNumId w:val="12"/>
   </w:num>
   <w:num w:numId="12" w16cid:durableId="2130200699">
-    <w:abstractNumId w:val="16"/>
+    <w:abstractNumId w:val="17"/>
   </w:num>
   <w:num w:numId="13" w16cid:durableId="2129886188">
-    <w:abstractNumId w:val="20"/>
+    <w:abstractNumId w:val="21"/>
   </w:num>
   <w:num w:numId="14" w16cid:durableId="671032749">
     <w:abstractNumId w:val="9"/>
   </w:num>
   <w:num w:numId="15" w16cid:durableId="1154297500">
-    <w:abstractNumId w:val="17"/>
+    <w:abstractNumId w:val="18"/>
   </w:num>
   <w:num w:numId="16" w16cid:durableId="247083480">
-    <w:abstractNumId w:val="19"/>
+    <w:abstractNumId w:val="20"/>
   </w:num>
   <w:num w:numId="17" w16cid:durableId="1606766025">
-    <w:abstractNumId w:val="15"/>
+    <w:abstractNumId w:val="16"/>
   </w:num>
   <w:num w:numId="18" w16cid:durableId="1670521395">
-    <w:abstractNumId w:val="14"/>
+    <w:abstractNumId w:val="15"/>
   </w:num>
   <w:num w:numId="19" w16cid:durableId="2140031675">
     <w:abstractNumId w:val="10"/>
   </w:num>
   <w:num w:numId="20" w16cid:durableId="287592370">
-    <w:abstractNumId w:val="18"/>
+    <w:abstractNumId w:val="19"/>
   </w:num>
   <w:num w:numId="21" w16cid:durableId="2111007701">
     <w:abstractNumId w:val="11"/>
+  </w:num>
+  <w:num w:numId="22" w16cid:durableId="700086631">
+    <w:abstractNumId w:val="13"/>
+    <w:lvlOverride w:ilvl="0">
+      <w:startOverride w:val="1"/>
+    </w:lvlOverride>
+  </w:num>
+  <w:num w:numId="23" w16cid:durableId="1283882092">
+    <w:abstractNumId w:val="13"/>
   </w:num>
   <w:numIdMacAtCleanup w:val="13"/>
 </w:numbering>
@@ -3907,7 +4512,7 @@
     <w:lsdException w:name="Medium Shading 2 Accent 1" w:uiPriority="64"/>
     <w:lsdException w:name="Medium List 1 Accent 1" w:uiPriority="65"/>
     <w:lsdException w:name="Revision" w:semiHidden="1"/>
-    <w:lsdException w:name="List Paragraph" w:semiHidden="1" w:uiPriority="34" w:unhideWhenUsed="1" w:qFormat="1"/>
+    <w:lsdException w:name="List Paragraph" w:semiHidden="1" w:uiPriority="0" w:unhideWhenUsed="1" w:qFormat="1"/>
     <w:lsdException w:name="Quote" w:semiHidden="1" w:uiPriority="29" w:unhideWhenUsed="1" w:qFormat="1"/>
     <w:lsdException w:name="Intense Quote" w:semiHidden="1" w:uiPriority="30" w:unhideWhenUsed="1" w:qFormat="1"/>
     <w:lsdException w:name="Medium List 2 Accent 1" w:uiPriority="66"/>
@@ -15200,8 +15805,6 @@
   <w:style w:type="paragraph" w:styleId="ListParagraph">
     <w:name w:val="List Paragraph"/>
     <w:basedOn w:val="Normal"/>
-    <w:uiPriority w:val="34"/>
-    <w:semiHidden/>
     <w:qFormat/>
     <w:rsid w:val="00CC75DB"/>
     <w:pPr>
@@ -29103,32 +29706,6 @@
 <file path=word/glossary/document.xml><?xml version="1.0" encoding="utf-8"?>
 <w:glossaryDocument xmlns:wpc="http://schemas.microsoft.com/office/word/2010/wordprocessingCanvas" xmlns:cx="http://schemas.microsoft.com/office/drawing/2014/chartex" xmlns:cx1="http://schemas.microsoft.com/office/drawing/2015/9/8/chartex" xmlns:cx2="http://schemas.microsoft.com/office/drawing/2015/10/21/chartex" xmlns:cx3="http://schemas.microsoft.com/office/drawing/2016/5/9/chartex" xmlns:cx4="http://schemas.microsoft.com/office/drawing/2016/5/10/chartex" xmlns:cx5="http://schemas.microsoft.com/office/drawing/2016/5/11/chartex" xmlns:cx6="http://schemas.microsoft.com/office/drawing/2016/5/12/chartex" xmlns:cx7="http://schemas.microsoft.com/office/drawing/2016/5/13/chartex" xmlns:cx8="http://schemas.microsoft.com/office/drawing/2016/5/14/chartex" xmlns:mc="http://schemas.openxmlformats.org/markup-compatibility/2006" xmlns:aink="http://schemas.microsoft.com/office/drawing/2016/ink" xmlns:am3d="http://schemas.microsoft.com/office/drawing/2017/model3d" xmlns:o="urn:schemas-microsoft-com:office:office" xmlns:oel="http://schemas.microsoft.com/office/2019/extlst" xmlns:r="http://schemas.openxmlformats.org/officeDocument/2006/relationships" xmlns:m="http://schemas.openxmlformats.org/officeDocument/2006/math" xmlns:v="urn:schemas-microsoft-com:vml" xmlns:wp14="http://schemas.microsoft.com/office/word/2010/wordprocessingDrawing" xmlns:wp="http://schemas.openxmlformats.org/drawingml/2006/wordprocessingDrawing" xmlns:w10="urn:schemas-microsoft-com:office:word" xmlns:w="http://schemas.openxmlformats.org/wordprocessingml/2006/main" xmlns:w14="http://schemas.microsoft.com/office/word/2010/wordml" xmlns:w15="http://schemas.microsoft.com/office/word/2012/wordml" xmlns:w16cex="http://schemas.microsoft.com/office/word/2018/wordml/cex" xmlns:w16cid="http://schemas.microsoft.com/office/word/2016/wordml/cid" xmlns:w16="http://schemas.microsoft.com/office/word/2018/wordml" xmlns:w16du="http://schemas.microsoft.com/office/word/2023/wordml/word16du" xmlns:w16sdtdh="http://schemas.microsoft.com/office/word/2020/wordml/sdtdatahash" xmlns:w16sdtfl="http://schemas.microsoft.com/office/word/2024/wordml/sdtformatlock" xmlns:w16se="http://schemas.microsoft.com/office/word/2015/wordml/symex" xmlns:wpg="http://schemas.microsoft.com/office/word/2010/wordprocessingGroup" xmlns:wpi="http://schemas.microsoft.com/office/word/2010/wordprocessingInk" xmlns:wne="http://schemas.microsoft.com/office/word/2006/wordml" xmlns:wps="http://schemas.microsoft.com/office/word/2010/wordprocessingShape" mc:Ignorable="w14 w15 w16se w16cid w16 w16cex w16sdtdh w16sdtfl w16du wp14">
   <w:docParts>
-    <w:docPart>
-      <w:docPartPr>
-        <w:name w:val="62C7FB2B460C4B7BA9D99BCCFAA652BA"/>
-        <w:category>
-          <w:name w:val="General"/>
-          <w:gallery w:val="placeholder"/>
-        </w:category>
-        <w:types>
-          <w:type w:val="bbPlcHdr"/>
-        </w:types>
-        <w:behaviors>
-          <w:behavior w:val="content"/>
-        </w:behaviors>
-        <w:guid w:val="{8420CF90-EABA-4FBC-9672-681BE8FEEEA3}"/>
-      </w:docPartPr>
-      <w:docPartBody>
-        <w:p>
-          <w:pPr>
-            <w:pStyle w:val="62C7FB2B460C4B7BA9D99BCCFAA652BA"/>
-          </w:pPr>
-          <w:r>
-            <w:t>Objective</w:t>
-          </w:r>
-        </w:p>
-      </w:docPartBody>
-    </w:docPart>
     <w:docPart>
       <w:docPartPr>
         <w:name w:val="823007DB74A84F2382CDF34BE82BFBFD"/>
@@ -29196,6 +29773,13 @@
     <w:pitch w:val="variable"/>
     <w:sig w:usb0="00000000" w:usb1="10000000" w:usb2="00000000" w:usb3="00000000" w:csb0="80000000" w:csb1="00000000"/>
   </w:font>
+  <w:font w:name="Arial Black">
+    <w:panose1 w:val="020B0A04020102020204"/>
+    <w:charset w:val="00"/>
+    <w:family w:val="swiss"/>
+    <w:pitch w:val="variable"/>
+    <w:sig w:usb0="A00002AF" w:usb1="400078FB" w:usb2="00000000" w:usb3="00000000" w:csb0="0000009F" w:csb1="00000000"/>
+  </w:font>
   <w:font w:name="MS Gothic">
     <w:altName w:val="ＭＳ ゴシック"/>
     <w:panose1 w:val="020B0609070205080204"/>
@@ -29203,13 +29787,6 @@
     <w:family w:val="modern"/>
     <w:pitch w:val="fixed"/>
     <w:sig w:usb0="E00002FF" w:usb1="6AC7FDFB" w:usb2="08000012" w:usb3="00000000" w:csb0="0002009F" w:csb1="00000000"/>
-  </w:font>
-  <w:font w:name="Arial Black">
-    <w:panose1 w:val="020B0A04020102020204"/>
-    <w:charset w:val="00"/>
-    <w:family w:val="swiss"/>
-    <w:pitch w:val="variable"/>
-    <w:sig w:usb0="A00002AF" w:usb1="400078FB" w:usb2="00000000" w:usb3="00000000" w:csb0="0000009F" w:csb1="00000000"/>
   </w:font>
   <w:font w:name="Times New Roman (Headings CS)">
     <w:altName w:val="Times New Roman"/>
@@ -29275,21 +29852,25 @@
     <w:rsid w:val="000B2351"/>
     <w:rsid w:val="00192145"/>
     <w:rsid w:val="001F2BEF"/>
+    <w:rsid w:val="002B02DD"/>
     <w:rsid w:val="00303358"/>
-    <w:rsid w:val="004764A7"/>
     <w:rsid w:val="004C3CFF"/>
     <w:rsid w:val="00574DF1"/>
     <w:rsid w:val="005776B5"/>
+    <w:rsid w:val="005C7A7F"/>
+    <w:rsid w:val="00722F63"/>
     <w:rsid w:val="00752591"/>
     <w:rsid w:val="007A39CC"/>
     <w:rsid w:val="007F4923"/>
     <w:rsid w:val="00860EA7"/>
+    <w:rsid w:val="008B6B7B"/>
     <w:rsid w:val="008D4D06"/>
     <w:rsid w:val="00900579"/>
     <w:rsid w:val="00913D57"/>
     <w:rsid w:val="009609F8"/>
     <w:rsid w:val="009938E3"/>
     <w:rsid w:val="00A63472"/>
+    <w:rsid w:val="00A66E05"/>
     <w:rsid w:val="00A764C7"/>
     <w:rsid w:val="00A772F4"/>
     <w:rsid w:val="00B01FFA"/>
@@ -29747,9 +30328,6 @@
     <w:uiPriority w:val="99"/>
     <w:semiHidden/>
     <w:unhideWhenUsed/>
-  </w:style>
-  <w:style w:type="paragraph" w:customStyle="1" w:styleId="62C7FB2B460C4B7BA9D99BCCFAA652BA">
-    <w:name w:val="62C7FB2B460C4B7BA9D99BCCFAA652BA"/>
   </w:style>
   <w:style w:type="paragraph" w:customStyle="1" w:styleId="823007DB74A84F2382CDF34BE82BFBFD">
     <w:name w:val="823007DB74A84F2382CDF34BE82BFBFD"/>

--- a/Ashish kumar Resume.docx
+++ b/Ashish kumar Resume.docx
@@ -187,14 +187,7 @@
           <w:sz w:val="20"/>
           <w:szCs w:val="28"/>
         </w:rPr>
-        <w:t>LinkedIn</w:t>
-      </w:r>
-      <w:r>
-        <w:rPr>
-          <w:sz w:val="20"/>
-          <w:szCs w:val="28"/>
-        </w:rPr>
-        <w:t>:</w:t>
+        <w:t>LinkedIn:</w:t>
       </w:r>
       <w:r>
         <w:rPr>
@@ -390,8 +383,20 @@
           <w:spacing w:val="0"/>
           <w:sz w:val="20"/>
           <w:szCs w:val="22"/>
+          <w:lang w:val="en-IN"/>
         </w:rPr>
       </w:pPr>
+      <w:r>
+        <w:rPr>
+          <w:rFonts w:asciiTheme="minorHAnsi" w:eastAsiaTheme="minorHAnsi" w:hAnsiTheme="minorHAnsi" w:cstheme="minorBidi"/>
+          <w:b w:val="0"/>
+          <w:spacing w:val="0"/>
+          <w:sz w:val="20"/>
+          <w:szCs w:val="22"/>
+          <w:lang w:val="en-IN"/>
+        </w:rPr>
+        <w:t xml:space="preserve">Full-stack developer with </w:t>
+      </w:r>
       <w:r>
         <w:rPr>
           <w:rFonts w:asciiTheme="minorHAnsi" w:eastAsiaTheme="minorHAnsi" w:hAnsiTheme="minorHAnsi" w:cstheme="minorBidi"/>
@@ -399,8 +404,9 @@
           <w:spacing w:val="0"/>
           <w:sz w:val="20"/>
           <w:szCs w:val="22"/>
+          <w:lang w:val="en-IN"/>
         </w:rPr>
-        <w:t>Full-stack developer</w:t>
+        <w:t>professional experience</w:t>
       </w:r>
       <w:r>
         <w:rPr>
@@ -409,8 +415,9 @@
           <w:spacing w:val="0"/>
           <w:sz w:val="20"/>
           <w:szCs w:val="22"/>
+          <w:lang w:val="en-IN"/>
         </w:rPr>
-        <w:t xml:space="preserve"> with </w:t>
+        <w:t xml:space="preserve"> building modern web applications using React, Node.js, and PostgreSQL. Developed and deployed products including a student platform used by </w:t>
       </w:r>
       <w:r>
         <w:rPr>
@@ -419,8 +426,9 @@
           <w:spacing w:val="0"/>
           <w:sz w:val="20"/>
           <w:szCs w:val="22"/>
+          <w:lang w:val="en-IN"/>
         </w:rPr>
-        <w:t>experience</w:t>
+        <w:t>60+ students</w:t>
       </w:r>
       <w:r>
         <w:rPr>
@@ -429,288 +437,9 @@
           <w:spacing w:val="0"/>
           <w:sz w:val="20"/>
           <w:szCs w:val="22"/>
+          <w:lang w:val="en-IN"/>
         </w:rPr>
-        <w:t xml:space="preserve"> building and deploying </w:t>
-      </w:r>
-      <w:r>
-        <w:rPr>
-          <w:rFonts w:asciiTheme="minorHAnsi" w:eastAsiaTheme="minorHAnsi" w:hAnsiTheme="minorHAnsi" w:cstheme="minorBidi"/>
-          <w:bCs/>
-          <w:spacing w:val="0"/>
-          <w:sz w:val="20"/>
-          <w:szCs w:val="22"/>
-        </w:rPr>
-        <w:t>production-grade</w:t>
-      </w:r>
-      <w:r>
-        <w:rPr>
-          <w:rFonts w:asciiTheme="minorHAnsi" w:eastAsiaTheme="minorHAnsi" w:hAnsiTheme="minorHAnsi" w:cstheme="minorBidi"/>
-          <w:b w:val="0"/>
-          <w:spacing w:val="0"/>
-          <w:sz w:val="20"/>
-          <w:szCs w:val="22"/>
-        </w:rPr>
-        <w:t xml:space="preserve"> web </w:t>
-      </w:r>
-      <w:r>
-        <w:rPr>
-          <w:rFonts w:asciiTheme="minorHAnsi" w:eastAsiaTheme="minorHAnsi" w:hAnsiTheme="minorHAnsi" w:cstheme="minorBidi"/>
-          <w:bCs/>
-          <w:spacing w:val="0"/>
-          <w:sz w:val="20"/>
-          <w:szCs w:val="22"/>
-        </w:rPr>
-        <w:t>applications</w:t>
-      </w:r>
-      <w:r>
-        <w:rPr>
-          <w:rFonts w:asciiTheme="minorHAnsi" w:eastAsiaTheme="minorHAnsi" w:hAnsiTheme="minorHAnsi" w:cstheme="minorBidi"/>
-          <w:b w:val="0"/>
-          <w:spacing w:val="0"/>
-          <w:sz w:val="20"/>
-          <w:szCs w:val="22"/>
-        </w:rPr>
-        <w:t>.</w:t>
-      </w:r>
-      <w:r>
-        <w:rPr>
-          <w:rFonts w:asciiTheme="minorHAnsi" w:eastAsiaTheme="minorHAnsi" w:hAnsiTheme="minorHAnsi" w:cstheme="minorBidi"/>
-          <w:b w:val="0"/>
-          <w:spacing w:val="0"/>
-          <w:sz w:val="20"/>
-          <w:szCs w:val="22"/>
-        </w:rPr>
-        <w:t xml:space="preserve"> </w:t>
-      </w:r>
-      <w:r>
-        <w:rPr>
-          <w:rFonts w:asciiTheme="minorHAnsi" w:eastAsiaTheme="minorHAnsi" w:hAnsiTheme="minorHAnsi" w:cstheme="minorBidi"/>
-          <w:bCs/>
-          <w:spacing w:val="0"/>
-          <w:sz w:val="20"/>
-          <w:szCs w:val="22"/>
-        </w:rPr>
-        <w:t>Developed</w:t>
-      </w:r>
-      <w:r>
-        <w:rPr>
-          <w:rFonts w:asciiTheme="minorHAnsi" w:eastAsiaTheme="minorHAnsi" w:hAnsiTheme="minorHAnsi" w:cstheme="minorBidi"/>
-          <w:b w:val="0"/>
-          <w:spacing w:val="0"/>
-          <w:sz w:val="20"/>
-          <w:szCs w:val="22"/>
-        </w:rPr>
-        <w:t xml:space="preserve"> a </w:t>
-      </w:r>
-      <w:r>
-        <w:rPr>
-          <w:rFonts w:asciiTheme="minorHAnsi" w:eastAsiaTheme="minorHAnsi" w:hAnsiTheme="minorHAnsi" w:cstheme="minorBidi"/>
-          <w:bCs/>
-          <w:spacing w:val="0"/>
-          <w:sz w:val="20"/>
-          <w:szCs w:val="22"/>
-        </w:rPr>
-        <w:t>student</w:t>
-      </w:r>
-      <w:r>
-        <w:rPr>
-          <w:rFonts w:asciiTheme="minorHAnsi" w:eastAsiaTheme="minorHAnsi" w:hAnsiTheme="minorHAnsi" w:cstheme="minorBidi"/>
-          <w:b w:val="0"/>
-          <w:spacing w:val="0"/>
-          <w:sz w:val="20"/>
-          <w:szCs w:val="22"/>
-        </w:rPr>
-        <w:t xml:space="preserve"> </w:t>
-      </w:r>
-      <w:r>
-        <w:rPr>
-          <w:rFonts w:asciiTheme="minorHAnsi" w:eastAsiaTheme="minorHAnsi" w:hAnsiTheme="minorHAnsi" w:cstheme="minorBidi"/>
-          <w:bCs/>
-          <w:spacing w:val="0"/>
-          <w:sz w:val="20"/>
-          <w:szCs w:val="22"/>
-        </w:rPr>
-        <w:t>platform used by 60+ active users</w:t>
-      </w:r>
-      <w:r>
-        <w:rPr>
-          <w:rFonts w:asciiTheme="minorHAnsi" w:eastAsiaTheme="minorHAnsi" w:hAnsiTheme="minorHAnsi" w:cstheme="minorBidi"/>
-          <w:b w:val="0"/>
-          <w:spacing w:val="0"/>
-          <w:sz w:val="20"/>
-          <w:szCs w:val="22"/>
-        </w:rPr>
-        <w:t xml:space="preserve"> and a </w:t>
-      </w:r>
-      <w:r>
-        <w:rPr>
-          <w:rFonts w:asciiTheme="minorHAnsi" w:eastAsiaTheme="minorHAnsi" w:hAnsiTheme="minorHAnsi" w:cstheme="minorBidi"/>
-          <w:bCs/>
-          <w:spacing w:val="0"/>
-          <w:sz w:val="20"/>
-          <w:szCs w:val="22"/>
-        </w:rPr>
-        <w:t>solo-built e-commerce</w:t>
-      </w:r>
-      <w:r>
-        <w:rPr>
-          <w:rFonts w:asciiTheme="minorHAnsi" w:eastAsiaTheme="minorHAnsi" w:hAnsiTheme="minorHAnsi" w:cstheme="minorBidi"/>
-          <w:b w:val="0"/>
-          <w:spacing w:val="0"/>
-          <w:sz w:val="20"/>
-          <w:szCs w:val="22"/>
-        </w:rPr>
-        <w:t xml:space="preserve"> system </w:t>
-      </w:r>
-      <w:r>
-        <w:rPr>
-          <w:rFonts w:asciiTheme="minorHAnsi" w:eastAsiaTheme="minorHAnsi" w:hAnsiTheme="minorHAnsi" w:cstheme="minorBidi"/>
-          <w:bCs/>
-          <w:spacing w:val="0"/>
-          <w:sz w:val="20"/>
-          <w:szCs w:val="22"/>
-        </w:rPr>
-        <w:t>with Razorpay integration</w:t>
-      </w:r>
-      <w:r>
-        <w:rPr>
-          <w:rFonts w:asciiTheme="minorHAnsi" w:eastAsiaTheme="minorHAnsi" w:hAnsiTheme="minorHAnsi" w:cstheme="minorBidi"/>
-          <w:b w:val="0"/>
-          <w:spacing w:val="0"/>
-          <w:sz w:val="20"/>
-          <w:szCs w:val="22"/>
-        </w:rPr>
-        <w:t xml:space="preserve">, </w:t>
-      </w:r>
-      <w:r>
-        <w:rPr>
-          <w:rFonts w:asciiTheme="minorHAnsi" w:eastAsiaTheme="minorHAnsi" w:hAnsiTheme="minorHAnsi" w:cstheme="minorBidi"/>
-          <w:bCs/>
-          <w:spacing w:val="0"/>
-          <w:sz w:val="20"/>
-          <w:szCs w:val="22"/>
-        </w:rPr>
-        <w:t>stock validation,</w:t>
-      </w:r>
-      <w:r>
-        <w:rPr>
-          <w:rFonts w:asciiTheme="minorHAnsi" w:eastAsiaTheme="minorHAnsi" w:hAnsiTheme="minorHAnsi" w:cstheme="minorBidi"/>
-          <w:b w:val="0"/>
-          <w:spacing w:val="0"/>
-          <w:sz w:val="20"/>
-          <w:szCs w:val="22"/>
-        </w:rPr>
-        <w:t xml:space="preserve"> and </w:t>
-      </w:r>
-      <w:r>
-        <w:rPr>
-          <w:rFonts w:asciiTheme="minorHAnsi" w:eastAsiaTheme="minorHAnsi" w:hAnsiTheme="minorHAnsi" w:cstheme="minorBidi"/>
-          <w:bCs/>
-          <w:spacing w:val="0"/>
-          <w:sz w:val="20"/>
-          <w:szCs w:val="22"/>
-        </w:rPr>
-        <w:t>order lifecycle</w:t>
-      </w:r>
-      <w:r>
-        <w:rPr>
-          <w:rFonts w:asciiTheme="minorHAnsi" w:eastAsiaTheme="minorHAnsi" w:hAnsiTheme="minorHAnsi" w:cstheme="minorBidi"/>
-          <w:b w:val="0"/>
-          <w:spacing w:val="0"/>
-          <w:sz w:val="20"/>
-          <w:szCs w:val="22"/>
-        </w:rPr>
-        <w:t xml:space="preserve"> management. Skilled in </w:t>
-      </w:r>
-      <w:r>
-        <w:rPr>
-          <w:rFonts w:asciiTheme="minorHAnsi" w:eastAsiaTheme="minorHAnsi" w:hAnsiTheme="minorHAnsi" w:cstheme="minorBidi"/>
-          <w:bCs/>
-          <w:spacing w:val="0"/>
-          <w:sz w:val="20"/>
-          <w:szCs w:val="22"/>
-        </w:rPr>
-        <w:t>React, Node.js, PostgreSQL, MongoDB, REST APIs, authentication</w:t>
-      </w:r>
-      <w:r>
-        <w:rPr>
-          <w:rFonts w:asciiTheme="minorHAnsi" w:eastAsiaTheme="minorHAnsi" w:hAnsiTheme="minorHAnsi" w:cstheme="minorBidi"/>
-          <w:bCs/>
-          <w:spacing w:val="0"/>
-          <w:sz w:val="20"/>
-          <w:szCs w:val="22"/>
-        </w:rPr>
-        <w:t xml:space="preserve"> (</w:t>
-      </w:r>
-      <w:r>
-        <w:rPr>
-          <w:rFonts w:asciiTheme="minorHAnsi" w:eastAsiaTheme="minorHAnsi" w:hAnsiTheme="minorHAnsi" w:cstheme="minorBidi"/>
-          <w:bCs/>
-          <w:spacing w:val="0"/>
-          <w:sz w:val="20"/>
-          <w:szCs w:val="22"/>
-        </w:rPr>
-        <w:t>JWT</w:t>
-      </w:r>
-      <w:r>
-        <w:rPr>
-          <w:rFonts w:asciiTheme="minorHAnsi" w:eastAsiaTheme="minorHAnsi" w:hAnsiTheme="minorHAnsi" w:cstheme="minorBidi"/>
-          <w:bCs/>
-          <w:spacing w:val="0"/>
-          <w:sz w:val="20"/>
-          <w:szCs w:val="22"/>
-        </w:rPr>
-        <w:t>)</w:t>
-      </w:r>
-      <w:r>
-        <w:rPr>
-          <w:rFonts w:asciiTheme="minorHAnsi" w:eastAsiaTheme="minorHAnsi" w:hAnsiTheme="minorHAnsi" w:cstheme="minorBidi"/>
-          <w:b w:val="0"/>
-          <w:spacing w:val="0"/>
-          <w:sz w:val="20"/>
-          <w:szCs w:val="22"/>
-        </w:rPr>
-        <w:t xml:space="preserve">, and </w:t>
-      </w:r>
-      <w:r>
-        <w:rPr>
-          <w:rFonts w:asciiTheme="minorHAnsi" w:eastAsiaTheme="minorHAnsi" w:hAnsiTheme="minorHAnsi" w:cstheme="minorBidi"/>
-          <w:bCs/>
-          <w:spacing w:val="0"/>
-          <w:sz w:val="20"/>
-          <w:szCs w:val="22"/>
-        </w:rPr>
-        <w:t>CI/CD</w:t>
-      </w:r>
-      <w:r>
-        <w:rPr>
-          <w:rFonts w:asciiTheme="minorHAnsi" w:eastAsiaTheme="minorHAnsi" w:hAnsiTheme="minorHAnsi" w:cstheme="minorBidi"/>
-          <w:b w:val="0"/>
-          <w:spacing w:val="0"/>
-          <w:sz w:val="20"/>
-          <w:szCs w:val="22"/>
-        </w:rPr>
-        <w:t xml:space="preserve"> (Continuous Integration / Continuous Deployment) using </w:t>
-      </w:r>
-      <w:r>
-        <w:rPr>
-          <w:rFonts w:asciiTheme="minorHAnsi" w:eastAsiaTheme="minorHAnsi" w:hAnsiTheme="minorHAnsi" w:cstheme="minorBidi"/>
-          <w:bCs/>
-          <w:spacing w:val="0"/>
-          <w:sz w:val="20"/>
-          <w:szCs w:val="22"/>
-        </w:rPr>
-        <w:t>GitHub Actions.</w:t>
-      </w:r>
-      <w:r>
-        <w:rPr>
-          <w:rFonts w:asciiTheme="minorHAnsi" w:eastAsiaTheme="minorHAnsi" w:hAnsiTheme="minorHAnsi" w:cstheme="minorBidi"/>
-          <w:b w:val="0"/>
-          <w:spacing w:val="0"/>
-          <w:sz w:val="20"/>
-          <w:szCs w:val="22"/>
-        </w:rPr>
-        <w:t xml:space="preserve"> </w:t>
+        <w:t xml:space="preserve"> and a payment-enabled e-commerce application with Razorpay integration, inventory validation, and robust order lifecycle management. Strong foundation in REST APIs, authentication, database design, and CI/CD using GitHub Actions.</w:t>
       </w:r>
     </w:p>
     <w:p>
@@ -975,16 +704,259 @@
         <w:t>GitHub Actions (CI/CD)</w:t>
       </w:r>
       <w:r>
-        <w:t xml:space="preserve">, </w:t>
-      </w:r>
-      <w:r>
-        <w:t>VS Code, Postman,</w:t>
+        <w:t>, Postman,</w:t>
       </w:r>
       <w:r>
         <w:t xml:space="preserve"> </w:t>
       </w:r>
       <w:r>
         <w:t>Firebase Hosting</w:t>
+      </w:r>
+    </w:p>
+    <w:p>
+      <w:pPr>
+        <w:pStyle w:val="Heading1"/>
+        <w:spacing w:before="120"/>
+      </w:pPr>
+      <w:r>
+        <w:t>Experience</w:t>
+      </w:r>
+    </w:p>
+    <w:p>
+      <w:pPr>
+        <w:spacing w:line="168" w:lineRule="auto"/>
+      </w:pPr>
+      <w:r>
+        <w:rPr>
+          <w:noProof/>
+          <w:sz w:val="10"/>
+          <w:szCs w:val="12"/>
+        </w:rPr>
+        <mc:AlternateContent>
+          <mc:Choice Requires="wps">
+            <w:drawing>
+              <wp:inline distT="0" distB="0" distL="0" distR="0" wp14:anchorId="72317A20" wp14:editId="6F27217F">
+                <wp:extent cx="5943600" cy="0"/>
+                <wp:effectExtent l="0" t="0" r="0" b="0"/>
+                <wp:docPr id="337563326" name="Straight Connector 1">
+                  <a:extLst xmlns:a="http://schemas.openxmlformats.org/drawingml/2006/main">
+                    <a:ext uri="{C183D7F6-B498-43B3-948B-1728B52AA6E4}">
+                      <adec:decorative xmlns:adec="http://schemas.microsoft.com/office/drawing/2017/decorative" val="1"/>
+                    </a:ext>
+                  </a:extLst>
+                </wp:docPr>
+                <wp:cNvGraphicFramePr/>
+                <a:graphic xmlns:a="http://schemas.openxmlformats.org/drawingml/2006/main">
+                  <a:graphicData uri="http://schemas.microsoft.com/office/word/2010/wordprocessingShape">
+                    <wps:wsp>
+                      <wps:cNvCnPr/>
+                      <wps:spPr>
+                        <a:xfrm>
+                          <a:off x="0" y="0"/>
+                          <a:ext cx="5943600" cy="0"/>
+                        </a:xfrm>
+                        <a:prstGeom prst="line">
+                          <a:avLst/>
+                        </a:prstGeom>
+                        <a:ln w="12700">
+                          <a:solidFill>
+                            <a:schemeClr val="tx1"/>
+                          </a:solidFill>
+                        </a:ln>
+                      </wps:spPr>
+                      <wps:style>
+                        <a:lnRef idx="1">
+                          <a:schemeClr val="accent1"/>
+                        </a:lnRef>
+                        <a:fillRef idx="0">
+                          <a:schemeClr val="accent1"/>
+                        </a:fillRef>
+                        <a:effectRef idx="0">
+                          <a:schemeClr val="accent1"/>
+                        </a:effectRef>
+                        <a:fontRef idx="minor">
+                          <a:schemeClr val="tx1"/>
+                        </a:fontRef>
+                      </wps:style>
+                      <wps:bodyPr/>
+                    </wps:wsp>
+                  </a:graphicData>
+                </a:graphic>
+              </wp:inline>
+            </w:drawing>
+          </mc:Choice>
+          <mc:Fallback>
+            <w:pict>
+              <v:line w14:anchorId="45C999AA" id="Straight Connector 1" o:spid="_x0000_s1026" alt="&quot;&quot;" style="visibility:visible;mso-wrap-style:square;mso-left-percent:-10001;mso-top-percent:-10001;mso-position-horizontal:absolute;mso-position-horizontal-relative:char;mso-position-vertical:absolute;mso-position-vertical-relative:line;mso-left-percent:-10001;mso-top-percent:-10001" from="0,0" to="468pt,0" o:gfxdata="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" strokecolor="black [3213]" strokeweight="1pt">
+                <v:stroke joinstyle="miter"/>
+                <w10:anchorlock/>
+              </v:line>
+            </w:pict>
+          </mc:Fallback>
+        </mc:AlternateContent>
+      </w:r>
+    </w:p>
+    <w:p>
+      <w:pPr>
+        <w:spacing w:before="240" w:line="168" w:lineRule="auto"/>
+        <w:rPr>
+          <w:i/>
+          <w:iCs/>
+        </w:rPr>
+      </w:pPr>
+      <w:r>
+        <w:rPr>
+          <w:b/>
+          <w:bCs/>
+        </w:rPr>
+        <w:t>IndyBytes — Web Developer</w:t>
+      </w:r>
+      <w:r>
+        <w:t xml:space="preserve"> | </w:t>
+      </w:r>
+      <w:r>
+        <w:rPr>
+          <w:i/>
+          <w:iCs/>
+        </w:rPr>
+        <w:t>Feb 2026 – Jul 2026</w:t>
+      </w:r>
+    </w:p>
+    <w:p>
+      <w:pPr>
+        <w:pStyle w:val="ListBullet"/>
+        <w:numPr>
+          <w:ilvl w:val="0"/>
+          <w:numId w:val="24"/>
+        </w:numPr>
+        <w:spacing w:after="0"/>
+        <w:rPr>
+          <w:lang w:val="en-IN"/>
+        </w:rPr>
+      </w:pPr>
+      <w:r>
+        <w:rPr>
+          <w:lang w:val="en-IN"/>
+        </w:rPr>
+        <w:t xml:space="preserve"> Worked with </w:t>
+      </w:r>
+      <w:r>
+        <w:rPr>
+          <w:b/>
+          <w:bCs/>
+          <w:lang w:val="en-IN"/>
+        </w:rPr>
+        <w:t>React</w:t>
+      </w:r>
+      <w:r>
+        <w:rPr>
+          <w:lang w:val="en-IN"/>
+        </w:rPr>
+        <w:t xml:space="preserve"> to develop responsive web interfaces and integrate frontend applications with REST APIs.</w:t>
+      </w:r>
+    </w:p>
+    <w:p>
+      <w:pPr>
+        <w:pStyle w:val="ListBullet"/>
+        <w:numPr>
+          <w:ilvl w:val="0"/>
+          <w:numId w:val="24"/>
+        </w:numPr>
+        <w:spacing w:after="0"/>
+        <w:rPr>
+          <w:lang w:val="en-IN"/>
+        </w:rPr>
+      </w:pPr>
+      <w:r>
+        <w:rPr>
+          <w:lang w:val="en-IN"/>
+        </w:rPr>
+        <w:t xml:space="preserve">Strengthened practical full-stack development skills through hands-on application development using </w:t>
+      </w:r>
+      <w:r>
+        <w:rPr>
+          <w:b/>
+          <w:bCs/>
+          <w:lang w:val="en-IN"/>
+        </w:rPr>
+        <w:t>React, Node.js, Express.js, and databases</w:t>
+      </w:r>
+      <w:r>
+        <w:rPr>
+          <w:lang w:val="en-IN"/>
+        </w:rPr>
+        <w:t>.</w:t>
+      </w:r>
+    </w:p>
+    <w:p>
+      <w:pPr>
+        <w:pStyle w:val="ListBullet"/>
+        <w:numPr>
+          <w:ilvl w:val="0"/>
+          <w:numId w:val="24"/>
+        </w:numPr>
+        <w:spacing w:after="0"/>
+        <w:rPr>
+          <w:lang w:val="en-IN"/>
+        </w:rPr>
+      </w:pPr>
+      <w:r>
+        <w:rPr>
+          <w:lang w:val="en-IN"/>
+        </w:rPr>
+        <w:t xml:space="preserve">Used </w:t>
+      </w:r>
+      <w:r>
+        <w:rPr>
+          <w:b/>
+          <w:bCs/>
+          <w:lang w:val="en-IN"/>
+        </w:rPr>
+        <w:t>Git/GitHub</w:t>
+      </w:r>
+      <w:r>
+        <w:rPr>
+          <w:lang w:val="en-IN"/>
+        </w:rPr>
+        <w:t xml:space="preserve"> for version control and followed structured development practices throughout the development lifecycle.</w:t>
+      </w:r>
+    </w:p>
+    <w:p>
+      <w:pPr>
+        <w:pStyle w:val="ListBullet"/>
+        <w:numPr>
+          <w:ilvl w:val="0"/>
+          <w:numId w:val="24"/>
+        </w:numPr>
+        <w:spacing w:after="0"/>
+      </w:pPr>
+      <w:r>
+        <w:rPr>
+          <w:lang w:val="en-IN"/>
+        </w:rPr>
+        <w:t xml:space="preserve">Built and explored full-stack applications during the internship, applying concepts including </w:t>
+      </w:r>
+      <w:r>
+        <w:rPr>
+          <w:b/>
+          <w:bCs/>
+          <w:lang w:val="en-IN"/>
+        </w:rPr>
+        <w:t xml:space="preserve">authentication, API integration, database design, and real-time </w:t>
+      </w:r>
+      <w:r>
+        <w:rPr>
+          <w:b/>
+          <w:bCs/>
+          <w:lang w:val="en-IN"/>
+        </w:rPr>
+        <w:t>communication</w:t>
+      </w:r>
+      <w:r>
+        <w:rPr>
+          <w:lang w:val="en-IN"/>
+        </w:rPr>
+        <w:t>.</w:t>
       </w:r>
     </w:p>
     <w:p>
@@ -1278,59 +1250,15 @@
       </w:pPr>
       <w:r>
         <w:rPr>
-          <w:b/>
-          <w:bCs/>
           <w:lang w:eastAsia="en-IN"/>
         </w:rPr>
-        <w:t>Developed</w:t>
+        <w:t>Developed an MCQ quiz engine with progress tracking and performance analytics</w:t>
       </w:r>
       <w:r>
         <w:rPr>
           <w:lang w:eastAsia="en-IN"/>
         </w:rPr>
-        <w:t xml:space="preserve"> </w:t>
-      </w:r>
-      <w:r>
-        <w:rPr>
-          <w:b/>
-          <w:bCs/>
-          <w:lang w:eastAsia="en-IN"/>
-        </w:rPr>
-        <w:t>MCQ-based quiz system</w:t>
-      </w:r>
-      <w:r>
-        <w:rPr>
-          <w:lang w:eastAsia="en-IN"/>
-        </w:rPr>
-        <w:t xml:space="preserve"> with progress </w:t>
-      </w:r>
-      <w:r>
-        <w:rPr>
-          <w:b/>
-          <w:bCs/>
-          <w:lang w:eastAsia="en-IN"/>
-        </w:rPr>
-        <w:t>tracking</w:t>
-      </w:r>
-      <w:r>
-        <w:rPr>
-          <w:lang w:eastAsia="en-IN"/>
-        </w:rPr>
-        <w:t xml:space="preserve"> and </w:t>
-      </w:r>
-      <w:r>
-        <w:rPr>
-          <w:b/>
-          <w:bCs/>
-          <w:lang w:eastAsia="en-IN"/>
-        </w:rPr>
-        <w:t>engagement</w:t>
-      </w:r>
-      <w:r>
-        <w:rPr>
-          <w:lang w:eastAsia="en-IN"/>
-        </w:rPr>
-        <w:t xml:space="preserve"> insights.</w:t>
+        <w:t>.</w:t>
       </w:r>
     </w:p>
     <w:p>
@@ -1373,7 +1301,7 @@
         <w:rPr>
           <w:lang w:eastAsia="en-IN"/>
         </w:rPr>
-        <w:t xml:space="preserve">Configured </w:t>
+        <w:t xml:space="preserve">Automated deployment using </w:t>
       </w:r>
       <w:r>
         <w:rPr>
@@ -1381,27 +1309,13 @@
           <w:bCs/>
           <w:lang w:eastAsia="en-IN"/>
         </w:rPr>
-        <w:t>CI/CD pipeline</w:t>
+        <w:t>GitHub Actions CI/CD</w:t>
       </w:r>
       <w:r>
         <w:rPr>
           <w:lang w:eastAsia="en-IN"/>
         </w:rPr>
-        <w:t xml:space="preserve"> using </w:t>
-      </w:r>
-      <w:r>
-        <w:rPr>
-          <w:b/>
-          <w:bCs/>
-          <w:lang w:eastAsia="en-IN"/>
-        </w:rPr>
-        <w:t>GitHub Actions</w:t>
-      </w:r>
-      <w:r>
-        <w:rPr>
-          <w:lang w:eastAsia="en-IN"/>
-        </w:rPr>
-        <w:t xml:space="preserve"> for automated deployment.</w:t>
+        <w:t>.</w:t>
       </w:r>
     </w:p>
     <w:p>
@@ -1414,13 +1328,7 @@
         <w:spacing w:after="0"/>
       </w:pPr>
       <w:r>
-        <w:t xml:space="preserve">UrbanMart </w:t>
-      </w:r>
-      <w:r>
-        <w:t xml:space="preserve">- </w:t>
-      </w:r>
-      <w:r>
-        <w:t>Full-</w:t>
+        <w:t>UrbanMart - Full-</w:t>
       </w:r>
       <w:r>
         <w:t>s</w:t>
@@ -1432,10 +1340,7 @@
         <w:t xml:space="preserve"> </w:t>
       </w:r>
       <w:r>
-        <w:t>|</w:t>
-      </w:r>
-      <w:r>
-        <w:t xml:space="preserve"> </w:t>
+        <w:t xml:space="preserve">| </w:t>
       </w:r>
       <w:r>
         <w:rPr>
@@ -1512,7 +1417,7 @@
           <w:ilvl w:val="0"/>
           <w:numId w:val="15"/>
         </w:numPr>
-        <w:spacing w:after="80"/>
+        <w:spacing w:after="0"/>
         <w:ind w:left="499" w:hanging="357"/>
         <w:rPr>
           <w:rFonts w:eastAsiaTheme="minorHAnsi" w:cstheme="minorBidi"/>
@@ -1528,16 +1433,17 @@
           <w:color w:val="000000" w:themeColor="text1"/>
           <w:szCs w:val="22"/>
         </w:rPr>
-        <w:t xml:space="preserve">Built </w:t>
+        <w:t xml:space="preserve">Engineered a complete order lifecycle: </w:t>
       </w:r>
       <w:r>
         <w:rPr>
           <w:rFonts w:eastAsiaTheme="minorHAnsi" w:cstheme="minorBidi"/>
+          <w:b w:val="0"/>
           <w:bCs/>
           <w:color w:val="000000" w:themeColor="text1"/>
           <w:szCs w:val="22"/>
         </w:rPr>
-        <w:t>a production-grade e-commerce platform</w:t>
+        <w:t>Created → Pending Payment → Paid → Failed → Expired</w:t>
       </w:r>
       <w:r>
         <w:rPr>
@@ -1546,16 +1452,7 @@
           <w:color w:val="000000" w:themeColor="text1"/>
           <w:szCs w:val="22"/>
         </w:rPr>
-        <w:t xml:space="preserve"> solo in 120+ hours with a complete </w:t>
-      </w:r>
-      <w:r>
-        <w:rPr>
-          <w:rFonts w:eastAsiaTheme="minorHAnsi" w:cstheme="minorBidi"/>
-          <w:bCs/>
-          <w:color w:val="000000" w:themeColor="text1"/>
-          <w:szCs w:val="22"/>
-        </w:rPr>
-        <w:t>order lifecycle</w:t>
+        <w:t xml:space="preserve"> with backend state validation</w:t>
       </w:r>
       <w:r>
         <w:rPr>
@@ -1564,25 +1461,7 @@
           <w:color w:val="000000" w:themeColor="text1"/>
           <w:szCs w:val="22"/>
         </w:rPr>
-        <w:t xml:space="preserve"> (CREATED → PENDING_PAYMENT → PAID → FAILED → EXPIRED) and </w:t>
-      </w:r>
-      <w:r>
-        <w:rPr>
-          <w:rFonts w:eastAsiaTheme="minorHAnsi" w:cstheme="minorBidi"/>
-          <w:bCs/>
-          <w:color w:val="000000" w:themeColor="text1"/>
-          <w:szCs w:val="22"/>
-        </w:rPr>
-        <w:t>backend validation</w:t>
-      </w:r>
-      <w:r>
-        <w:rPr>
-          <w:rFonts w:eastAsiaTheme="minorHAnsi" w:cstheme="minorBidi"/>
-          <w:b w:val="0"/>
-          <w:color w:val="000000" w:themeColor="text1"/>
-          <w:szCs w:val="22"/>
-        </w:rPr>
-        <w:t xml:space="preserve"> at each state transition.</w:t>
+        <w:t>.</w:t>
       </w:r>
     </w:p>
     <w:p>
@@ -1603,11 +1482,20 @@
       <w:r>
         <w:rPr>
           <w:rFonts w:eastAsiaTheme="minorHAnsi" w:cstheme="minorBidi"/>
+          <w:b w:val="0"/>
+          <w:color w:val="000000" w:themeColor="text1"/>
+          <w:szCs w:val="22"/>
+        </w:rPr>
+        <w:t xml:space="preserve">Integrated </w:t>
+      </w:r>
+      <w:r>
+        <w:rPr>
+          <w:rFonts w:eastAsiaTheme="minorHAnsi" w:cstheme="minorBidi"/>
           <w:bCs/>
           <w:color w:val="000000" w:themeColor="text1"/>
           <w:szCs w:val="22"/>
         </w:rPr>
-        <w:t>Integrated Razorpay</w:t>
+        <w:t>Razorpay</w:t>
       </w:r>
       <w:r>
         <w:rPr>
@@ -1616,16 +1504,7 @@
           <w:color w:val="000000" w:themeColor="text1"/>
           <w:szCs w:val="22"/>
         </w:rPr>
-        <w:t xml:space="preserve"> with server-side </w:t>
-      </w:r>
-      <w:r>
-        <w:rPr>
-          <w:rFonts w:eastAsiaTheme="minorHAnsi" w:cstheme="minorBidi"/>
-          <w:bCs/>
-          <w:color w:val="000000" w:themeColor="text1"/>
-          <w:szCs w:val="22"/>
-        </w:rPr>
-        <w:t>signature verification</w:t>
+        <w:t xml:space="preserve"> </w:t>
       </w:r>
       <w:r>
         <w:rPr>
@@ -1634,16 +1513,7 @@
           <w:color w:val="000000" w:themeColor="text1"/>
           <w:szCs w:val="22"/>
         </w:rPr>
-        <w:t xml:space="preserve"> to </w:t>
-      </w:r>
-      <w:r>
-        <w:rPr>
-          <w:rFonts w:eastAsiaTheme="minorHAnsi" w:cstheme="minorBidi"/>
-          <w:bCs/>
-          <w:color w:val="000000" w:themeColor="text1"/>
-          <w:szCs w:val="22"/>
-        </w:rPr>
-        <w:t>prevent fraudulent order</w:t>
+        <w:t>use</w:t>
       </w:r>
       <w:r>
         <w:rPr>
@@ -1652,7 +1522,7 @@
           <w:color w:val="000000" w:themeColor="text1"/>
           <w:szCs w:val="22"/>
         </w:rPr>
-        <w:t xml:space="preserve"> confirmations</w:t>
+        <w:t xml:space="preserve"> secure server-side signature verification to prevent fraudulent transactions</w:t>
       </w:r>
       <w:r>
         <w:rPr>
@@ -1682,11 +1552,11 @@
       <w:r>
         <w:rPr>
           <w:rFonts w:eastAsiaTheme="minorHAnsi" w:cstheme="minorBidi"/>
-          <w:bCs/>
+          <w:b w:val="0"/>
           <w:color w:val="000000" w:themeColor="text1"/>
           <w:szCs w:val="22"/>
         </w:rPr>
-        <w:t>Designed</w:t>
+        <w:t xml:space="preserve">Designed a normalized PostgreSQL database for products, carts, </w:t>
       </w:r>
       <w:r>
         <w:rPr>
@@ -1695,88 +1565,7 @@
           <w:color w:val="000000" w:themeColor="text1"/>
           <w:szCs w:val="22"/>
         </w:rPr>
-        <w:t xml:space="preserve"> a </w:t>
-      </w:r>
-      <w:r>
-        <w:rPr>
-          <w:rFonts w:eastAsiaTheme="minorHAnsi" w:cstheme="minorBidi"/>
-          <w:b w:val="0"/>
-          <w:color w:val="000000" w:themeColor="text1"/>
-          <w:szCs w:val="22"/>
-        </w:rPr>
-        <w:t>normalized</w:t>
-      </w:r>
-      <w:r>
-        <w:rPr>
-          <w:rFonts w:eastAsiaTheme="minorHAnsi" w:cstheme="minorBidi"/>
-          <w:b w:val="0"/>
-          <w:color w:val="000000" w:themeColor="text1"/>
-          <w:szCs w:val="22"/>
-        </w:rPr>
-        <w:t xml:space="preserve"> </w:t>
-      </w:r>
-      <w:r>
-        <w:rPr>
-          <w:rFonts w:eastAsiaTheme="minorHAnsi" w:cstheme="minorBidi"/>
-          <w:bCs/>
-          <w:color w:val="000000" w:themeColor="text1"/>
-          <w:szCs w:val="22"/>
-        </w:rPr>
-        <w:t>relational schema</w:t>
-      </w:r>
-      <w:r>
-        <w:rPr>
-          <w:rFonts w:eastAsiaTheme="minorHAnsi" w:cstheme="minorBidi"/>
-          <w:b w:val="0"/>
-          <w:color w:val="000000" w:themeColor="text1"/>
-          <w:szCs w:val="22"/>
-        </w:rPr>
-        <w:t xml:space="preserve"> using </w:t>
-      </w:r>
-      <w:r>
-        <w:rPr>
-          <w:rFonts w:eastAsiaTheme="minorHAnsi" w:cstheme="minorBidi"/>
-          <w:bCs/>
-          <w:color w:val="000000" w:themeColor="text1"/>
-          <w:szCs w:val="22"/>
-        </w:rPr>
-        <w:t>Prisma ORM</w:t>
-      </w:r>
-      <w:r>
-        <w:rPr>
-          <w:rFonts w:eastAsiaTheme="minorHAnsi" w:cstheme="minorBidi"/>
-          <w:b w:val="0"/>
-          <w:color w:val="000000" w:themeColor="text1"/>
-          <w:szCs w:val="22"/>
-        </w:rPr>
-        <w:t xml:space="preserve"> and </w:t>
-      </w:r>
-      <w:r>
-        <w:rPr>
-          <w:rFonts w:eastAsiaTheme="minorHAnsi" w:cstheme="minorBidi"/>
-          <w:bCs/>
-          <w:color w:val="000000" w:themeColor="text1"/>
-          <w:szCs w:val="22"/>
-        </w:rPr>
-        <w:t>PostgreSQL</w:t>
-      </w:r>
-      <w:r>
-        <w:rPr>
-          <w:rFonts w:eastAsiaTheme="minorHAnsi" w:cstheme="minorBidi"/>
-          <w:b w:val="0"/>
-          <w:color w:val="000000" w:themeColor="text1"/>
-          <w:szCs w:val="22"/>
-        </w:rPr>
-        <w:t xml:space="preserve"> across products, cart, </w:t>
-      </w:r>
-      <w:r>
-        <w:rPr>
-          <w:rFonts w:eastAsiaTheme="minorHAnsi" w:cstheme="minorBidi"/>
-          <w:b w:val="0"/>
-          <w:color w:val="000000" w:themeColor="text1"/>
-          <w:szCs w:val="22"/>
-        </w:rPr>
-        <w:t>Wishlist</w:t>
+        <w:t>wish lists</w:t>
       </w:r>
       <w:r>
         <w:rPr>
@@ -1816,16 +1605,7 @@
           <w:color w:val="000000" w:themeColor="text1"/>
           <w:szCs w:val="22"/>
         </w:rPr>
-        <w:t xml:space="preserve">Implemented </w:t>
-      </w:r>
-      <w:r>
-        <w:rPr>
-          <w:rFonts w:eastAsiaTheme="minorHAnsi" w:cstheme="minorBidi"/>
-          <w:bCs/>
-          <w:color w:val="000000" w:themeColor="text1"/>
-          <w:szCs w:val="22"/>
-        </w:rPr>
-        <w:t>stock-aware cart</w:t>
+        <w:t xml:space="preserve">Implemented stock-aware checkout with inventory validation to handle real-time stock </w:t>
       </w:r>
       <w:r>
         <w:rPr>
@@ -1834,70 +1614,7 @@
           <w:color w:val="000000" w:themeColor="text1"/>
           <w:szCs w:val="22"/>
         </w:rPr>
-        <w:t xml:space="preserve"> </w:t>
-      </w:r>
-      <w:r>
-        <w:rPr>
-          <w:rFonts w:eastAsiaTheme="minorHAnsi" w:cstheme="minorBidi"/>
-          <w:bCs/>
-          <w:color w:val="000000" w:themeColor="text1"/>
-          <w:szCs w:val="22"/>
-        </w:rPr>
-        <w:t>logic</w:t>
-      </w:r>
-      <w:r>
-        <w:rPr>
-          <w:rFonts w:eastAsiaTheme="minorHAnsi" w:cstheme="minorBidi"/>
-          <w:b w:val="0"/>
-          <w:color w:val="000000" w:themeColor="text1"/>
-          <w:szCs w:val="22"/>
-        </w:rPr>
-        <w:t xml:space="preserve"> with </w:t>
-      </w:r>
-      <w:r>
-        <w:rPr>
-          <w:rFonts w:eastAsiaTheme="minorHAnsi" w:cstheme="minorBidi"/>
-          <w:bCs/>
-          <w:color w:val="000000" w:themeColor="text1"/>
-          <w:szCs w:val="22"/>
-        </w:rPr>
-        <w:t>inventory validation</w:t>
-      </w:r>
-      <w:r>
-        <w:rPr>
-          <w:rFonts w:eastAsiaTheme="minorHAnsi" w:cstheme="minorBidi"/>
-          <w:b w:val="0"/>
-          <w:color w:val="000000" w:themeColor="text1"/>
-          <w:szCs w:val="22"/>
-        </w:rPr>
-        <w:t xml:space="preserve"> before </w:t>
-      </w:r>
-      <w:r>
-        <w:rPr>
-          <w:rFonts w:eastAsiaTheme="minorHAnsi" w:cstheme="minorBidi"/>
-          <w:bCs/>
-          <w:color w:val="000000" w:themeColor="text1"/>
-          <w:szCs w:val="22"/>
-        </w:rPr>
-        <w:t>checkout</w:t>
-      </w:r>
-      <w:r>
-        <w:rPr>
-          <w:rFonts w:eastAsiaTheme="minorHAnsi" w:cstheme="minorBidi"/>
-          <w:b w:val="0"/>
-          <w:color w:val="000000" w:themeColor="text1"/>
-          <w:szCs w:val="22"/>
-        </w:rPr>
-        <w:t>, handling edge cases like mid-session stock depletion</w:t>
-      </w:r>
-      <w:r>
-        <w:rPr>
-          <w:rFonts w:eastAsiaTheme="minorHAnsi" w:cstheme="minorBidi"/>
-          <w:b w:val="0"/>
-          <w:color w:val="000000" w:themeColor="text1"/>
-          <w:szCs w:val="22"/>
-        </w:rPr>
-        <w:t>.</w:t>
+        <w:t>changes.</w:t>
       </w:r>
     </w:p>
     <w:p>
@@ -1919,70 +1636,7 @@
           <w:color w:val="000000" w:themeColor="text1"/>
           <w:szCs w:val="22"/>
         </w:rPr>
-        <w:t xml:space="preserve">Built server-side </w:t>
-      </w:r>
-      <w:r>
-        <w:rPr>
-          <w:rFonts w:eastAsiaTheme="minorHAnsi" w:cstheme="minorBidi"/>
-          <w:bCs/>
-          <w:color w:val="000000" w:themeColor="text1"/>
-          <w:szCs w:val="22"/>
-        </w:rPr>
-        <w:t>filtering</w:t>
-      </w:r>
-      <w:r>
-        <w:rPr>
-          <w:rFonts w:eastAsiaTheme="minorHAnsi" w:cstheme="minorBidi"/>
-          <w:b w:val="0"/>
-          <w:color w:val="000000" w:themeColor="text1"/>
-          <w:szCs w:val="22"/>
-        </w:rPr>
-        <w:t xml:space="preserve">, </w:t>
-      </w:r>
-      <w:r>
-        <w:rPr>
-          <w:rFonts w:eastAsiaTheme="minorHAnsi" w:cstheme="minorBidi"/>
-          <w:bCs/>
-          <w:color w:val="000000" w:themeColor="text1"/>
-          <w:szCs w:val="22"/>
-        </w:rPr>
-        <w:t>sorting</w:t>
-      </w:r>
-      <w:r>
-        <w:rPr>
-          <w:rFonts w:eastAsiaTheme="minorHAnsi" w:cstheme="minorBidi"/>
-          <w:b w:val="0"/>
-          <w:color w:val="000000" w:themeColor="text1"/>
-          <w:szCs w:val="22"/>
-        </w:rPr>
-        <w:t xml:space="preserve">, and </w:t>
-      </w:r>
-      <w:r>
-        <w:rPr>
-          <w:rFonts w:eastAsiaTheme="minorHAnsi" w:cstheme="minorBidi"/>
-          <w:bCs/>
-          <w:color w:val="000000" w:themeColor="text1"/>
-          <w:szCs w:val="22"/>
-        </w:rPr>
-        <w:t>pagination</w:t>
-      </w:r>
-      <w:r>
-        <w:rPr>
-          <w:rFonts w:eastAsiaTheme="minorHAnsi" w:cstheme="minorBidi"/>
-          <w:b w:val="0"/>
-          <w:color w:val="000000" w:themeColor="text1"/>
-          <w:szCs w:val="22"/>
-        </w:rPr>
-        <w:t xml:space="preserve"> to offload query logic to the </w:t>
-      </w:r>
-      <w:r>
-        <w:rPr>
-          <w:rFonts w:eastAsiaTheme="minorHAnsi" w:cstheme="minorBidi"/>
-          <w:bCs/>
-          <w:color w:val="000000" w:themeColor="text1"/>
-          <w:szCs w:val="22"/>
-        </w:rPr>
-        <w:t>backend for performance</w:t>
+        <w:t>Built server-side filtering, sorting, and pagination for scalable product browsing</w:t>
       </w:r>
       <w:r>
         <w:rPr>
@@ -2229,14 +1883,7 @@
           <w:b w:val="0"/>
           <w:bCs/>
         </w:rPr>
-        <w:t>Government Model Senior Secondary School, Sector 33, Chandigarh</w:t>
-      </w:r>
-      <w:r>
-        <w:rPr>
-          <w:b w:val="0"/>
-          <w:bCs/>
-        </w:rPr>
-        <w:t xml:space="preserve"> </w:t>
+        <w:t xml:space="preserve">Government Model Senior Secondary School, Sector 33, Chandigarh </w:t>
       </w:r>
       <w:r>
         <w:rPr>
@@ -2338,324 +1985,6 @@
           <w:lang w:val="en-IN"/>
         </w:rPr>
         <w:t xml:space="preserve"> (94/100).</w:t>
-      </w:r>
-    </w:p>
-    <w:p>
-      <w:pPr>
-        <w:pStyle w:val="Heading1"/>
-        <w:rPr>
-          <w:lang w:val="en-IN"/>
-        </w:rPr>
-      </w:pPr>
-      <w:r>
-        <w:rPr>
-          <w:bCs/>
-          <w:lang w:val="en-IN"/>
-        </w:rPr>
-        <w:t>Achievements</w:t>
-      </w:r>
-    </w:p>
-    <w:p>
-      <w:pPr>
-        <w:spacing w:after="0" w:line="168" w:lineRule="auto"/>
-        <w:rPr>
-          <w:sz w:val="10"/>
-          <w:szCs w:val="12"/>
-        </w:rPr>
-      </w:pPr>
-      <w:r>
-        <w:rPr>
-          <w:noProof/>
-          <w:sz w:val="10"/>
-          <w:szCs w:val="12"/>
-        </w:rPr>
-        <mc:AlternateContent>
-          <mc:Choice Requires="wps">
-            <w:drawing>
-              <wp:inline distT="0" distB="0" distL="0" distR="0" wp14:anchorId="3DE2BFB5" wp14:editId="3EE16762">
-                <wp:extent cx="5943600" cy="0"/>
-                <wp:effectExtent l="0" t="0" r="20320" b="29845"/>
-                <wp:docPr id="2090473891" name="Straight Connector 1">
-                  <a:extLst xmlns:a="http://schemas.openxmlformats.org/drawingml/2006/main">
-                    <a:ext uri="{C183D7F6-B498-43B3-948B-1728B52AA6E4}">
-                      <adec:decorative xmlns:adec="http://schemas.microsoft.com/office/drawing/2017/decorative" val="1"/>
-                    </a:ext>
-                  </a:extLst>
-                </wp:docPr>
-                <wp:cNvGraphicFramePr/>
-                <a:graphic xmlns:a="http://schemas.openxmlformats.org/drawingml/2006/main">
-                  <a:graphicData uri="http://schemas.microsoft.com/office/word/2010/wordprocessingShape">
-                    <wps:wsp>
-                      <wps:cNvCnPr/>
-                      <wps:spPr>
-                        <a:xfrm>
-                          <a:off x="0" y="0"/>
-                          <a:ext cx="5943600" cy="0"/>
-                        </a:xfrm>
-                        <a:prstGeom prst="line">
-                          <a:avLst/>
-                        </a:prstGeom>
-                        <a:noFill/>
-                        <a:ln w="12700" cap="flat" cmpd="sng" algn="ctr">
-                          <a:solidFill>
-                            <a:schemeClr val="tx1"/>
-                          </a:solidFill>
-                          <a:prstDash val="solid"/>
-                          <a:miter lim="800000"/>
-                        </a:ln>
-                        <a:effectLst/>
-                      </wps:spPr>
-                      <wps:bodyPr/>
-                    </wps:wsp>
-                  </a:graphicData>
-                </a:graphic>
-              </wp:inline>
-            </w:drawing>
-          </mc:Choice>
-          <mc:Fallback>
-            <w:pict>
-              <v:line w14:anchorId="3386B73D" id="Straight Connector 1" o:spid="_x0000_s1026" alt="&quot;&quot;" style="visibility:visible;mso-wrap-style:square;mso-left-percent:-10001;mso-top-percent:-10001;mso-position-horizontal:absolute;mso-position-horizontal-relative:char;mso-position-vertical:absolute;mso-position-vertical-relative:line;mso-left-percent:-10001;mso-top-percent:-10001" from="0,0" to="468pt,0" o:gfxdata="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" strokecolor="black [3213]" strokeweight="1pt">
-                <v:stroke joinstyle="miter"/>
-                <w10:anchorlock/>
-              </v:line>
-            </w:pict>
-          </mc:Fallback>
-        </mc:AlternateContent>
-      </w:r>
-    </w:p>
-    <w:p>
-      <w:pPr>
-        <w:pStyle w:val="ListParagraph"/>
-        <w:numPr>
-          <w:ilvl w:val="0"/>
-          <w:numId w:val="22"/>
-        </w:numPr>
-        <w:spacing w:before="20" w:after="20" w:line="276" w:lineRule="auto"/>
-        <w:contextualSpacing w:val="0"/>
-        <w:rPr>
-          <w:bCs/>
-          <w:lang w:val="en-IN"/>
-        </w:rPr>
-      </w:pPr>
-      <w:r>
-        <w:rPr>
-          <w:bCs/>
-        </w:rPr>
-        <w:t xml:space="preserve">CBSE 12th </w:t>
-      </w:r>
-      <w:r>
-        <w:rPr>
-          <w:b/>
-        </w:rPr>
-        <w:t>class topper</w:t>
-      </w:r>
-      <w:r>
-        <w:rPr>
-          <w:bCs/>
-        </w:rPr>
-        <w:t xml:space="preserve"> — </w:t>
-      </w:r>
-      <w:r>
-        <w:rPr>
-          <w:b/>
-        </w:rPr>
-        <w:t>IT: 99/100,</w:t>
-      </w:r>
-      <w:r>
-        <w:rPr>
-          <w:bCs/>
-        </w:rPr>
-        <w:t xml:space="preserve"> </w:t>
-      </w:r>
-      <w:r>
-        <w:rPr>
-          <w:b/>
-        </w:rPr>
-        <w:t>Web Application</w:t>
-      </w:r>
-      <w:r>
-        <w:rPr>
-          <w:b/>
-        </w:rPr>
-        <w:t>s</w:t>
-      </w:r>
-      <w:r>
-        <w:rPr>
-          <w:b/>
-        </w:rPr>
-        <w:t>: 94/100</w:t>
-      </w:r>
-      <w:r>
-        <w:rPr>
-          <w:bCs/>
-        </w:rPr>
-        <w:t xml:space="preserve">, </w:t>
-      </w:r>
-      <w:r>
-        <w:rPr>
-          <w:b/>
-        </w:rPr>
-        <w:t>Overall: 89.2%.</w:t>
-      </w:r>
-    </w:p>
-    <w:p>
-      <w:pPr>
-        <w:pStyle w:val="ListParagraph"/>
-        <w:numPr>
-          <w:ilvl w:val="0"/>
-          <w:numId w:val="22"/>
-        </w:numPr>
-        <w:spacing w:before="20" w:after="20" w:line="276" w:lineRule="auto"/>
-        <w:contextualSpacing w:val="0"/>
-        <w:rPr>
-          <w:bCs/>
-          <w:lang w:val="en-IN"/>
-        </w:rPr>
-      </w:pPr>
-      <w:r>
-        <w:rPr>
-          <w:bCs/>
-        </w:rPr>
-        <w:t xml:space="preserve">Deployed </w:t>
-      </w:r>
-      <w:r>
-        <w:rPr>
-          <w:b/>
-        </w:rPr>
-        <w:t>2 production-grade applications</w:t>
-      </w:r>
-      <w:r>
-        <w:rPr>
-          <w:bCs/>
-        </w:rPr>
-        <w:t xml:space="preserve"> with </w:t>
-      </w:r>
-      <w:r>
-        <w:rPr>
-          <w:b/>
-        </w:rPr>
-        <w:t>real users</w:t>
-      </w:r>
-      <w:r>
-        <w:rPr>
-          <w:bCs/>
-        </w:rPr>
-        <w:t xml:space="preserve"> — StudyHub used by </w:t>
-      </w:r>
-      <w:r>
-        <w:rPr>
-          <w:b/>
-        </w:rPr>
-        <w:t>60+ students</w:t>
-      </w:r>
-      <w:r>
-        <w:rPr>
-          <w:bCs/>
-        </w:rPr>
-        <w:t>, 90+ quiz attempts</w:t>
-      </w:r>
-      <w:r>
-        <w:rPr>
-          <w:bCs/>
-          <w:lang w:val="en-IN"/>
-        </w:rPr>
-        <w:t>.</w:t>
-      </w:r>
-    </w:p>
-    <w:p>
-      <w:pPr>
-        <w:pStyle w:val="ListParagraph"/>
-        <w:numPr>
-          <w:ilvl w:val="0"/>
-          <w:numId w:val="22"/>
-        </w:numPr>
-        <w:spacing w:before="20" w:after="20" w:line="276" w:lineRule="auto"/>
-        <w:contextualSpacing w:val="0"/>
-        <w:rPr>
-          <w:bCs/>
-          <w:lang w:val="en-IN"/>
-        </w:rPr>
-      </w:pPr>
-      <w:r>
-        <w:rPr>
-          <w:b/>
-        </w:rPr>
-        <w:t>Solo</w:t>
-      </w:r>
-      <w:r>
-        <w:rPr>
-          <w:bCs/>
-        </w:rPr>
-        <w:t xml:space="preserve">-built a </w:t>
-      </w:r>
-      <w:r>
-        <w:rPr>
-          <w:b/>
-        </w:rPr>
-        <w:t>payment-integrated</w:t>
-      </w:r>
-      <w:r>
-        <w:rPr>
-          <w:bCs/>
-        </w:rPr>
-        <w:t xml:space="preserve"> e-commerce platform from scratch in </w:t>
-      </w:r>
-      <w:r>
-        <w:rPr>
-          <w:b/>
-        </w:rPr>
-        <w:t>under 2 weeks</w:t>
-      </w:r>
-      <w:r>
-        <w:rPr>
-          <w:bCs/>
-        </w:rPr>
-        <w:t>.</w:t>
-      </w:r>
-    </w:p>
-    <w:p>
-      <w:pPr>
-        <w:pStyle w:val="ListParagraph"/>
-        <w:numPr>
-          <w:ilvl w:val="0"/>
-          <w:numId w:val="22"/>
-        </w:numPr>
-        <w:spacing w:before="20" w:after="20" w:line="276" w:lineRule="auto"/>
-        <w:contextualSpacing w:val="0"/>
-        <w:rPr>
-          <w:bCs/>
-          <w:lang w:val="en-IN"/>
-        </w:rPr>
-      </w:pPr>
-      <w:r>
-        <w:rPr>
-          <w:b/>
-        </w:rPr>
-        <w:t>Hackathon finalist</w:t>
-      </w:r>
-      <w:r>
-        <w:rPr>
-          <w:bCs/>
-        </w:rPr>
-        <w:t xml:space="preserve"> — InventLab built and deployed </w:t>
-      </w:r>
-      <w:r>
-        <w:rPr>
-          <w:b/>
-        </w:rPr>
-        <w:t>within 48 hours</w:t>
-      </w:r>
-      <w:r>
-        <w:rPr>
-          <w:bCs/>
-        </w:rPr>
-        <w:t xml:space="preserve"> as part of a </w:t>
-      </w:r>
-      <w:r>
-        <w:rPr>
-          <w:b/>
-        </w:rPr>
-        <w:t>3-person team.</w:t>
       </w:r>
     </w:p>
     <w:sectPr>
@@ -2913,7 +2242,7 @@
   <w:abstractNum w:abstractNumId="9" w15:restartNumberingAfterBreak="0">
     <w:nsid w:val="FFFFFF89"/>
     <w:multiLevelType w:val="singleLevel"/>
-    <w:tmpl w:val="3B1062C0"/>
+    <w:tmpl w:val="267262E2"/>
     <w:lvl w:ilvl="0">
       <w:start w:val="1"/>
       <w:numFmt w:val="bullet"/>
@@ -3044,6 +2373,119 @@
     </w:lvl>
   </w:abstractNum>
   <w:abstractNum w:abstractNumId="11" w15:restartNumberingAfterBreak="0">
+    <w:nsid w:val="067444CC"/>
+    <w:multiLevelType w:val="hybridMultilevel"/>
+    <w:tmpl w:val="2A6A7722"/>
+    <w:lvl w:ilvl="0" w:tplc="40090001">
+      <w:start w:val="1"/>
+      <w:numFmt w:val="bullet"/>
+      <w:lvlText w:val=""/>
+      <w:lvlJc w:val="left"/>
+      <w:pPr>
+        <w:ind w:left="502" w:hanging="360"/>
+      </w:pPr>
+      <w:rPr>
+        <w:rFonts w:ascii="Symbol" w:hAnsi="Symbol" w:hint="default"/>
+      </w:rPr>
+    </w:lvl>
+    <w:lvl w:ilvl="1" w:tplc="40090003" w:tentative="1">
+      <w:start w:val="1"/>
+      <w:numFmt w:val="bullet"/>
+      <w:lvlText w:val="o"/>
+      <w:lvlJc w:val="left"/>
+      <w:pPr>
+        <w:ind w:left="1222" w:hanging="360"/>
+      </w:pPr>
+      <w:rPr>
+        <w:rFonts w:ascii="Courier New" w:hAnsi="Courier New" w:cs="Courier New" w:hint="default"/>
+      </w:rPr>
+    </w:lvl>
+    <w:lvl w:ilvl="2" w:tplc="40090005" w:tentative="1">
+      <w:start w:val="1"/>
+      <w:numFmt w:val="bullet"/>
+      <w:lvlText w:val=""/>
+      <w:lvlJc w:val="left"/>
+      <w:pPr>
+        <w:ind w:left="1942" w:hanging="360"/>
+      </w:pPr>
+      <w:rPr>
+        <w:rFonts w:ascii="Wingdings" w:hAnsi="Wingdings" w:hint="default"/>
+      </w:rPr>
+    </w:lvl>
+    <w:lvl w:ilvl="3" w:tplc="40090001" w:tentative="1">
+      <w:start w:val="1"/>
+      <w:numFmt w:val="bullet"/>
+      <w:lvlText w:val=""/>
+      <w:lvlJc w:val="left"/>
+      <w:pPr>
+        <w:ind w:left="2662" w:hanging="360"/>
+      </w:pPr>
+      <w:rPr>
+        <w:rFonts w:ascii="Symbol" w:hAnsi="Symbol" w:hint="default"/>
+      </w:rPr>
+    </w:lvl>
+    <w:lvl w:ilvl="4" w:tplc="40090003" w:tentative="1">
+      <w:start w:val="1"/>
+      <w:numFmt w:val="bullet"/>
+      <w:lvlText w:val="o"/>
+      <w:lvlJc w:val="left"/>
+      <w:pPr>
+        <w:ind w:left="3382" w:hanging="360"/>
+      </w:pPr>
+      <w:rPr>
+        <w:rFonts w:ascii="Courier New" w:hAnsi="Courier New" w:cs="Courier New" w:hint="default"/>
+      </w:rPr>
+    </w:lvl>
+    <w:lvl w:ilvl="5" w:tplc="40090005" w:tentative="1">
+      <w:start w:val="1"/>
+      <w:numFmt w:val="bullet"/>
+      <w:lvlText w:val=""/>
+      <w:lvlJc w:val="left"/>
+      <w:pPr>
+        <w:ind w:left="4102" w:hanging="360"/>
+      </w:pPr>
+      <w:rPr>
+        <w:rFonts w:ascii="Wingdings" w:hAnsi="Wingdings" w:hint="default"/>
+      </w:rPr>
+    </w:lvl>
+    <w:lvl w:ilvl="6" w:tplc="40090001" w:tentative="1">
+      <w:start w:val="1"/>
+      <w:numFmt w:val="bullet"/>
+      <w:lvlText w:val=""/>
+      <w:lvlJc w:val="left"/>
+      <w:pPr>
+        <w:ind w:left="4822" w:hanging="360"/>
+      </w:pPr>
+      <w:rPr>
+        <w:rFonts w:ascii="Symbol" w:hAnsi="Symbol" w:hint="default"/>
+      </w:rPr>
+    </w:lvl>
+    <w:lvl w:ilvl="7" w:tplc="40090003" w:tentative="1">
+      <w:start w:val="1"/>
+      <w:numFmt w:val="bullet"/>
+      <w:lvlText w:val="o"/>
+      <w:lvlJc w:val="left"/>
+      <w:pPr>
+        <w:ind w:left="5542" w:hanging="360"/>
+      </w:pPr>
+      <w:rPr>
+        <w:rFonts w:ascii="Courier New" w:hAnsi="Courier New" w:cs="Courier New" w:hint="default"/>
+      </w:rPr>
+    </w:lvl>
+    <w:lvl w:ilvl="8" w:tplc="40090005" w:tentative="1">
+      <w:start w:val="1"/>
+      <w:numFmt w:val="bullet"/>
+      <w:lvlText w:val=""/>
+      <w:lvlJc w:val="left"/>
+      <w:pPr>
+        <w:ind w:left="6262" w:hanging="360"/>
+      </w:pPr>
+      <w:rPr>
+        <w:rFonts w:ascii="Wingdings" w:hAnsi="Wingdings" w:hint="default"/>
+      </w:rPr>
+    </w:lvl>
+  </w:abstractNum>
+  <w:abstractNum w:abstractNumId="12" w15:restartNumberingAfterBreak="0">
     <w:nsid w:val="0B9C1DB2"/>
     <w:multiLevelType w:val="hybridMultilevel"/>
     <w:tmpl w:val="D42A02D2"/>
@@ -3156,7 +2598,7 @@
       </w:rPr>
     </w:lvl>
   </w:abstractNum>
-  <w:abstractNum w:abstractNumId="12" w15:restartNumberingAfterBreak="0">
+  <w:abstractNum w:abstractNumId="13" w15:restartNumberingAfterBreak="0">
     <w:nsid w:val="12F90F6C"/>
     <w:multiLevelType w:val="hybridMultilevel"/>
     <w:tmpl w:val="DCFEAC80"/>
@@ -3269,7 +2711,7 @@
       </w:rPr>
     </w:lvl>
   </w:abstractNum>
-  <w:abstractNum w:abstractNumId="13" w15:restartNumberingAfterBreak="0">
+  <w:abstractNum w:abstractNumId="14" w15:restartNumberingAfterBreak="0">
     <w:nsid w:val="19DA7316"/>
     <w:multiLevelType w:val="hybridMultilevel"/>
     <w:tmpl w:val="C55A8692"/>
@@ -3323,7 +2765,7 @@
       <w:lvlJc w:val="left"/>
     </w:lvl>
   </w:abstractNum>
-  <w:abstractNum w:abstractNumId="14" w15:restartNumberingAfterBreak="0">
+  <w:abstractNum w:abstractNumId="15" w15:restartNumberingAfterBreak="0">
     <w:nsid w:val="39D60330"/>
     <w:multiLevelType w:val="multilevel"/>
     <w:tmpl w:val="867E0FF0"/>
@@ -3446,7 +2888,7 @@
       </w:rPr>
     </w:lvl>
   </w:abstractNum>
-  <w:abstractNum w:abstractNumId="15" w15:restartNumberingAfterBreak="0">
+  <w:abstractNum w:abstractNumId="16" w15:restartNumberingAfterBreak="0">
     <w:nsid w:val="3D745ABF"/>
     <w:multiLevelType w:val="hybridMultilevel"/>
     <w:tmpl w:val="5BDA29DE"/>
@@ -3558,7 +3000,7 @@
       </w:rPr>
     </w:lvl>
   </w:abstractNum>
-  <w:abstractNum w:abstractNumId="16" w15:restartNumberingAfterBreak="0">
+  <w:abstractNum w:abstractNumId="17" w15:restartNumberingAfterBreak="0">
     <w:nsid w:val="4C076DF3"/>
     <w:multiLevelType w:val="hybridMultilevel"/>
     <w:tmpl w:val="EB0A895C"/>
@@ -3670,7 +3112,7 @@
       </w:rPr>
     </w:lvl>
   </w:abstractNum>
-  <w:abstractNum w:abstractNumId="17" w15:restartNumberingAfterBreak="0">
+  <w:abstractNum w:abstractNumId="18" w15:restartNumberingAfterBreak="0">
     <w:nsid w:val="5A7D401F"/>
     <w:multiLevelType w:val="hybridMultilevel"/>
     <w:tmpl w:val="713EEF42"/>
@@ -3784,7 +3226,7 @@
       </w:rPr>
     </w:lvl>
   </w:abstractNum>
-  <w:abstractNum w:abstractNumId="18" w15:restartNumberingAfterBreak="0">
+  <w:abstractNum w:abstractNumId="19" w15:restartNumberingAfterBreak="0">
     <w:nsid w:val="5D612F0E"/>
     <w:multiLevelType w:val="hybridMultilevel"/>
     <w:tmpl w:val="AF48EA90"/>
@@ -3897,7 +3339,7 @@
       </w:rPr>
     </w:lvl>
   </w:abstractNum>
-  <w:abstractNum w:abstractNumId="19" w15:restartNumberingAfterBreak="0">
+  <w:abstractNum w:abstractNumId="20" w15:restartNumberingAfterBreak="0">
     <w:nsid w:val="68CE0027"/>
     <w:multiLevelType w:val="hybridMultilevel"/>
     <w:tmpl w:val="6CFCA0D0"/>
@@ -4010,7 +3452,7 @@
       </w:rPr>
     </w:lvl>
   </w:abstractNum>
-  <w:abstractNum w:abstractNumId="20" w15:restartNumberingAfterBreak="0">
+  <w:abstractNum w:abstractNumId="21" w15:restartNumberingAfterBreak="0">
     <w:nsid w:val="6E9C16E4"/>
     <w:multiLevelType w:val="hybridMultilevel"/>
     <w:tmpl w:val="A8684980"/>
@@ -4123,7 +3565,7 @@
       </w:rPr>
     </w:lvl>
   </w:abstractNum>
-  <w:abstractNum w:abstractNumId="21" w15:restartNumberingAfterBreak="0">
+  <w:abstractNum w:abstractNumId="22" w15:restartNumberingAfterBreak="0">
     <w:nsid w:val="76196653"/>
     <w:multiLevelType w:val="hybridMultilevel"/>
     <w:tmpl w:val="97AACF8C"/>
@@ -4266,49 +3708,52 @@
     <w:abstractNumId w:val="0"/>
   </w:num>
   <w:num w:numId="10" w16cid:durableId="331106266">
-    <w:abstractNumId w:val="14"/>
+    <w:abstractNumId w:val="15"/>
   </w:num>
   <w:num w:numId="11" w16cid:durableId="955915199">
-    <w:abstractNumId w:val="12"/>
+    <w:abstractNumId w:val="13"/>
   </w:num>
   <w:num w:numId="12" w16cid:durableId="2130200699">
-    <w:abstractNumId w:val="17"/>
+    <w:abstractNumId w:val="18"/>
   </w:num>
   <w:num w:numId="13" w16cid:durableId="2129886188">
-    <w:abstractNumId w:val="21"/>
+    <w:abstractNumId w:val="22"/>
   </w:num>
   <w:num w:numId="14" w16cid:durableId="671032749">
     <w:abstractNumId w:val="9"/>
   </w:num>
   <w:num w:numId="15" w16cid:durableId="1154297500">
-    <w:abstractNumId w:val="18"/>
+    <w:abstractNumId w:val="19"/>
   </w:num>
   <w:num w:numId="16" w16cid:durableId="247083480">
-    <w:abstractNumId w:val="20"/>
+    <w:abstractNumId w:val="21"/>
   </w:num>
   <w:num w:numId="17" w16cid:durableId="1606766025">
-    <w:abstractNumId w:val="16"/>
+    <w:abstractNumId w:val="17"/>
   </w:num>
   <w:num w:numId="18" w16cid:durableId="1670521395">
-    <w:abstractNumId w:val="15"/>
+    <w:abstractNumId w:val="16"/>
   </w:num>
   <w:num w:numId="19" w16cid:durableId="2140031675">
     <w:abstractNumId w:val="10"/>
   </w:num>
   <w:num w:numId="20" w16cid:durableId="287592370">
-    <w:abstractNumId w:val="19"/>
+    <w:abstractNumId w:val="20"/>
   </w:num>
   <w:num w:numId="21" w16cid:durableId="2111007701">
-    <w:abstractNumId w:val="11"/>
+    <w:abstractNumId w:val="12"/>
   </w:num>
   <w:num w:numId="22" w16cid:durableId="700086631">
-    <w:abstractNumId w:val="13"/>
+    <w:abstractNumId w:val="14"/>
     <w:lvlOverride w:ilvl="0">
       <w:startOverride w:val="1"/>
     </w:lvlOverride>
   </w:num>
   <w:num w:numId="23" w16cid:durableId="1283882092">
-    <w:abstractNumId w:val="13"/>
+    <w:abstractNumId w:val="14"/>
+  </w:num>
+  <w:num w:numId="24" w16cid:durableId="126901030">
+    <w:abstractNumId w:val="11"/>
   </w:num>
   <w:numIdMacAtCleanup w:val="13"/>
 </w:numbering>
@@ -8187,7 +7632,6 @@
     <w:name w:val="Emphasis"/>
     <w:basedOn w:val="DefaultParagraphFont"/>
     <w:uiPriority w:val="20"/>
-    <w:semiHidden/>
     <w:qFormat/>
     <w:rsid w:val="00CC75DB"/>
     <w:rPr>
@@ -29858,6 +29302,7 @@
     <w:rsid w:val="00574DF1"/>
     <w:rsid w:val="005776B5"/>
     <w:rsid w:val="005C7A7F"/>
+    <w:rsid w:val="006B0343"/>
     <w:rsid w:val="00722F63"/>
     <w:rsid w:val="00752591"/>
     <w:rsid w:val="007A39CC"/>
@@ -29877,6 +29322,7 @@
     <w:rsid w:val="00B53406"/>
     <w:rsid w:val="00C91411"/>
     <w:rsid w:val="00D07D56"/>
+    <w:rsid w:val="00DC5C85"/>
     <w:rsid w:val="00EE7D6B"/>
     <w:rsid w:val="00F535AE"/>
   </w:rsids>
@@ -30904,12 +30350,7 @@
 </file>
 
 <file path=customXml/item2.xml><?xml version="1.0" encoding="utf-8"?>
-<?mso-contentType ?>
-<FormTemplates xmlns="http://schemas.microsoft.com/sharepoint/v3/contenttype/forms">
-  <Display>DocumentLibraryForm</Display>
-  <Edit>DocumentLibraryForm</Edit>
-  <New>DocumentLibraryForm</New>
-</FormTemplates>
+<b:Sources xmlns:b="http://schemas.openxmlformats.org/officeDocument/2006/bibliography" xmlns="http://schemas.openxmlformats.org/officeDocument/2006/bibliography" SelectedStyle="\APASixthEditionOfficeOnline.xsl" StyleName="APA" Version="6"/>
 </file>
 
 <file path=customXml/item3.xml><?xml version="1.0" encoding="utf-8"?>
@@ -30933,7 +30374,12 @@
 </file>
 
 <file path=customXml/item4.xml><?xml version="1.0" encoding="utf-8"?>
-<b:Sources xmlns:b="http://schemas.openxmlformats.org/officeDocument/2006/bibliography" xmlns="http://schemas.openxmlformats.org/officeDocument/2006/bibliography" SelectedStyle="\APASixthEditionOfficeOnline.xsl" StyleName="APA" Version="6"/>
+<?mso-contentType ?>
+<FormTemplates xmlns="http://schemas.microsoft.com/sharepoint/v3/contenttype/forms">
+  <Display>DocumentLibraryForm</Display>
+  <Edit>DocumentLibraryForm</Edit>
+  <New>DocumentLibraryForm</New>
+</FormTemplates>
 </file>
 
 <file path=customXml/itemProps1.xml><?xml version="1.0" encoding="utf-8"?>
@@ -30958,9 +30404,9 @@
 </file>
 
 <file path=customXml/itemProps2.xml><?xml version="1.0" encoding="utf-8"?>
-<ds:datastoreItem xmlns:ds="http://schemas.openxmlformats.org/officeDocument/2006/customXml" ds:itemID="{AABE5AEB-BD32-46FB-B4E8-5C314C3FA503}">
+<ds:datastoreItem xmlns:ds="http://schemas.openxmlformats.org/officeDocument/2006/customXml" ds:itemID="{B690CEF4-07C7-4C0C-A6BB-7328017E8EDA}">
   <ds:schemaRefs>
-    <ds:schemaRef ds:uri="http://schemas.microsoft.com/sharepoint/v3/contenttype/forms"/>
+    <ds:schemaRef ds:uri="http://schemas.openxmlformats.org/officeDocument/2006/bibliography"/>
   </ds:schemaRefs>
 </ds:datastoreItem>
 </file>
@@ -30978,9 +30424,9 @@
 </file>
 
 <file path=customXml/itemProps4.xml><?xml version="1.0" encoding="utf-8"?>
-<ds:datastoreItem xmlns:ds="http://schemas.openxmlformats.org/officeDocument/2006/customXml" ds:itemID="{B690CEF4-07C7-4C0C-A6BB-7328017E8EDA}">
+<ds:datastoreItem xmlns:ds="http://schemas.openxmlformats.org/officeDocument/2006/customXml" ds:itemID="{AABE5AEB-BD32-46FB-B4E8-5C314C3FA503}">
   <ds:schemaRefs>
-    <ds:schemaRef ds:uri="http://schemas.openxmlformats.org/officeDocument/2006/bibliography"/>
+    <ds:schemaRef ds:uri="http://schemas.microsoft.com/sharepoint/v3/contenttype/forms"/>
   </ds:schemaRefs>
 </ds:datastoreItem>
 </file>
